--- a/docs/word/specs/spec-M7.docx
+++ b/docs/word/specs/spec-M7.docx
@@ -1207,7 +1207,7 @@
         <w:pStyle w:val="Compact"/>
       </w:pPr>
       <w:r>
-        <w:t xml:space="preserve">The province never replies: after [NEEDS CLARIFICATION: N] working days VFDA staff are reminded to follow up.</w:t>
+        <w:t xml:space="preserve">The province never replies: after a set number of working days VFDA staff are reminded to follow up.</w:t>
       </w:r>
     </w:p>
     <w:p>
@@ -4997,619 +4997,18 @@
         <w:t xml:space="preserve">10. Open questions</w:t>
       </w:r>
     </w:p>
-    <w:tbl>
-      <w:tblPr>
-        <w:tblStyle w:val="Table"/>
-        <w:tblLook w:firstRow="1" w:lastRow="0" w:firstColumn="0" w:lastColumn="0" w:noHBand="0" w:noVBand="0" w:val="0020"/>
-        <w:jc w:val="start"/>
-        <w:tblBorders>
-          <w:top w:val="single" w:sz="4" w:color="C9CED6"/>
-          <w:left w:val="single" w:sz="4" w:color="C9CED6"/>
-          <w:bottom w:val="single" w:sz="4" w:color="C9CED6"/>
-          <w:right w:val="single" w:sz="4" w:color="C9CED6"/>
-          <w:insideH w:val="single" w:sz="4" w:color="C9CED6"/>
-          <w:insideV w:val="single" w:sz="4" w:color="C9CED6"/>
-        </w:tblBorders>
-        <w:tblW w:w="5000" w:type="pct"/>
-      </w:tblPr>
-      <w:tblGrid>
-        <w:gridCol w:w="1972"/>
-        <w:gridCol w:w="1972"/>
-        <w:gridCol w:w="1972"/>
-        <w:gridCol w:w="1972"/>
-        <w:gridCol w:w="1972"/>
-      </w:tblGrid>
-      <w:tr>
-        <w:trPr>
-          <w:tblHeader w:val="true"/>
-        </w:trPr>
-        <w:tc>
-          <w:tcPr>
-            <w:shd w:val="clear" w:color="auto" w:fill="E4ECF7"/>
-          </w:tcPr>
-          <w:p>
-            <w:pPr>
-              <w:pStyle w:val="Compact"/>
-              <w:jc w:val="left"/>
-            </w:pPr>
-            <w:r>
-              <w:rPr>
-                <w:b/>
-                <w:color w:val="1F2A5C"/>
-                <w:sz w:val="17"/>
-              </w:rPr>
-              <w:t xml:space="preserve">#</w:t>
-            </w:r>
-          </w:p>
-        </w:tc>
-        <w:tc>
-          <w:tcPr>
-            <w:shd w:val="clear" w:color="auto" w:fill="E4ECF7"/>
-          </w:tcPr>
-          <w:p>
-            <w:pPr>
-              <w:pStyle w:val="Compact"/>
-              <w:jc w:val="left"/>
-            </w:pPr>
-            <w:r>
-              <w:rPr>
-                <w:b/>
-                <w:color w:val="1F2A5C"/>
-                <w:sz w:val="17"/>
-              </w:rPr>
-              <w:t xml:space="preserve">Question</w:t>
-            </w:r>
-          </w:p>
-        </w:tc>
-        <w:tc>
-          <w:tcPr>
-            <w:shd w:val="clear" w:color="auto" w:fill="E4ECF7"/>
-          </w:tcPr>
-          <w:p>
-            <w:pPr>
-              <w:pStyle w:val="Compact"/>
-              <w:jc w:val="left"/>
-            </w:pPr>
-            <w:r>
-              <w:rPr>
-                <w:b/>
-                <w:color w:val="1F2A5C"/>
-                <w:sz w:val="17"/>
-              </w:rPr>
-              <w:t xml:space="preserve">Blocking?</w:t>
-            </w:r>
-          </w:p>
-        </w:tc>
-        <w:tc>
-          <w:tcPr>
-            <w:shd w:val="clear" w:color="auto" w:fill="E4ECF7"/>
-          </w:tcPr>
-          <w:p>
-            <w:pPr>
-              <w:pStyle w:val="Compact"/>
-              <w:jc w:val="left"/>
-            </w:pPr>
-            <w:r>
-              <w:rPr>
-                <w:b/>
-                <w:color w:val="1F2A5C"/>
-                <w:sz w:val="17"/>
-              </w:rPr>
-              <w:t xml:space="preserve">Owner</w:t>
-            </w:r>
-          </w:p>
-        </w:tc>
-        <w:tc>
-          <w:tcPr>
-            <w:shd w:val="clear" w:color="auto" w:fill="E4ECF7"/>
-          </w:tcPr>
-          <w:p>
-            <w:pPr>
-              <w:pStyle w:val="Compact"/>
-              <w:jc w:val="left"/>
-            </w:pPr>
-            <w:r>
-              <w:rPr>
-                <w:b/>
-                <w:color w:val="1F2A5C"/>
-                <w:sz w:val="17"/>
-              </w:rPr>
-              <w:t xml:space="preserve">Status</w:t>
-            </w:r>
-          </w:p>
-        </w:tc>
-      </w:tr>
-      <w:tr>
-        <w:tc>
-          <w:tcPr/>
-          <w:p>
-            <w:pPr>
-              <w:pStyle w:val="Compact"/>
-              <w:jc w:val="left"/>
-            </w:pPr>
-            <w:r>
-              <w:rPr>
-                <w:sz w:val="17"/>
-              </w:rPr>
-              <w:t xml:space="preserve">1</w:t>
-            </w:r>
-          </w:p>
-        </w:tc>
-        <w:tc>
-          <w:tcPr/>
-          <w:p>
-            <w:pPr>
-              <w:pStyle w:val="Compact"/>
-              <w:jc w:val="left"/>
-            </w:pPr>
-            <w:r>
-              <w:rPr>
-                <w:sz w:val="17"/>
-              </w:rPr>
-              <w:t xml:space="preserve">[NEEDS CLARIFICATION: Does VFDA have the mandate / practice to send notices to Provincial People's Committees, and what is the official template?]</w:t>
-            </w:r>
-          </w:p>
-        </w:tc>
-        <w:tc>
-          <w:tcPr/>
-          <w:p>
-            <w:pPr>
-              <w:pStyle w:val="Compact"/>
-              <w:jc w:val="left"/>
-            </w:pPr>
-            <w:r>
-              <w:rPr>
-                <w:sz w:val="17"/>
-              </w:rPr>
-              <w:t xml:space="preserve">Yes</w:t>
-            </w:r>
-          </w:p>
-        </w:tc>
-        <w:tc>
-          <w:tcPr/>
-          <w:p>
-            <w:pPr>
-              <w:pStyle w:val="Compact"/>
-              <w:jc w:val="left"/>
-            </w:pPr>
-            <w:r>
-              <w:rPr>
-                <w:sz w:val="17"/>
-              </w:rPr>
-              <w:t xml:space="preserve">Client (VFDA)</w:t>
-            </w:r>
-          </w:p>
-        </w:tc>
-        <w:tc>
-          <w:tcPr/>
-          <w:p>
-            <w:pPr>
-              <w:pStyle w:val="Compact"/>
-              <w:jc w:val="left"/>
-            </w:pPr>
-            <w:r>
-              <w:rPr>
-                <w:sz w:val="17"/>
-              </w:rPr>
-              <w:t xml:space="preserve">Open</w:t>
-            </w:r>
-          </w:p>
-        </w:tc>
-      </w:tr>
-      <w:tr>
-        <w:tc>
-          <w:tcPr/>
-          <w:p>
-            <w:pPr>
-              <w:pStyle w:val="Compact"/>
-              <w:jc w:val="left"/>
-            </w:pPr>
-            <w:r>
-              <w:rPr>
-                <w:sz w:val="17"/>
-              </w:rPr>
-              <w:t xml:space="preserve">2</w:t>
-            </w:r>
-          </w:p>
-        </w:tc>
-        <w:tc>
-          <w:tcPr/>
-          <w:p>
-            <w:pPr>
-              <w:pStyle w:val="Compact"/>
-              <w:jc w:val="left"/>
-            </w:pPr>
-            <w:r>
-              <w:rPr>
-                <w:sz w:val="17"/>
-              </w:rPr>
-              <w:t xml:space="preserve">[NEEDS CLARIFICATION: Is the notice addressed to the People's Committee or to the provincial Department of Culture?]</w:t>
-            </w:r>
-          </w:p>
-        </w:tc>
-        <w:tc>
-          <w:tcPr/>
-          <w:p>
-            <w:pPr>
-              <w:pStyle w:val="Compact"/>
-              <w:jc w:val="left"/>
-            </w:pPr>
-            <w:r>
-              <w:rPr>
-                <w:sz w:val="17"/>
-              </w:rPr>
-              <w:t xml:space="preserve">Yes</w:t>
-            </w:r>
-          </w:p>
-        </w:tc>
-        <w:tc>
-          <w:tcPr/>
-          <w:p>
-            <w:pPr>
-              <w:pStyle w:val="Compact"/>
-              <w:jc w:val="left"/>
-            </w:pPr>
-            <w:r>
-              <w:rPr>
-                <w:sz w:val="17"/>
-              </w:rPr>
-              <w:t xml:space="preserve">Client (VFDA)</w:t>
-            </w:r>
-          </w:p>
-        </w:tc>
-        <w:tc>
-          <w:tcPr/>
-          <w:p>
-            <w:pPr>
-              <w:pStyle w:val="Compact"/>
-              <w:jc w:val="left"/>
-            </w:pPr>
-            <w:r>
-              <w:rPr>
-                <w:sz w:val="17"/>
-              </w:rPr>
-              <w:t xml:space="preserve">Open</w:t>
-            </w:r>
-          </w:p>
-        </w:tc>
-      </w:tr>
-      <w:tr>
-        <w:tc>
-          <w:tcPr/>
-          <w:p>
-            <w:pPr>
-              <w:pStyle w:val="Compact"/>
-              <w:jc w:val="left"/>
-            </w:pPr>
-            <w:r>
-              <w:rPr>
-                <w:sz w:val="17"/>
-              </w:rPr>
-              <w:t xml:space="preserve">3</w:t>
-            </w:r>
-          </w:p>
-        </w:tc>
-        <w:tc>
-          <w:tcPr/>
-          <w:p>
-            <w:pPr>
-              <w:pStyle w:val="Compact"/>
-              <w:jc w:val="left"/>
-            </w:pPr>
-            <w:r>
-              <w:rPr>
-                <w:sz w:val="17"/>
-              </w:rPr>
-              <w:t xml:space="preserve">[NEEDS CLARIFICATION: Automatic sending (DBIZ2 SEQ-11) or VFDA staff review before sending (SC-32)?]</w:t>
-            </w:r>
-          </w:p>
-        </w:tc>
-        <w:tc>
-          <w:tcPr/>
-          <w:p>
-            <w:pPr>
-              <w:pStyle w:val="Compact"/>
-              <w:jc w:val="left"/>
-            </w:pPr>
-            <w:r>
-              <w:rPr>
-                <w:sz w:val="17"/>
-              </w:rPr>
-              <w:t xml:space="preserve">Yes</w:t>
-            </w:r>
-          </w:p>
-        </w:tc>
-        <w:tc>
-          <w:tcPr/>
-          <w:p>
-            <w:pPr>
-              <w:pStyle w:val="Compact"/>
-              <w:jc w:val="left"/>
-            </w:pPr>
-            <w:r>
-              <w:rPr>
-                <w:sz w:val="17"/>
-              </w:rPr>
-              <w:t xml:space="preserve">Client (VFDA)</w:t>
-            </w:r>
-          </w:p>
-        </w:tc>
-        <w:tc>
-          <w:tcPr/>
-          <w:p>
-            <w:pPr>
-              <w:pStyle w:val="Compact"/>
-              <w:jc w:val="left"/>
-            </w:pPr>
-            <w:r>
-              <w:rPr>
-                <w:sz w:val="17"/>
-              </w:rPr>
-              <w:t xml:space="preserve">Open</w:t>
-            </w:r>
-          </w:p>
-        </w:tc>
-      </w:tr>
-      <w:tr>
-        <w:tc>
-          <w:tcPr/>
-          <w:p>
-            <w:pPr>
-              <w:pStyle w:val="Compact"/>
-              <w:jc w:val="left"/>
-            </w:pPr>
-            <w:r>
-              <w:rPr>
-                <w:sz w:val="17"/>
-              </w:rPr>
-              <w:t xml:space="preserve">4</w:t>
-            </w:r>
-          </w:p>
-        </w:tc>
-        <w:tc>
-          <w:tcPr/>
-          <w:p>
-            <w:pPr>
-              <w:pStyle w:val="Compact"/>
-              <w:jc w:val="left"/>
-            </w:pPr>
-            <w:r>
-              <w:rPr>
-                <w:sz w:val="17"/>
-              </w:rPr>
-              <w:t xml:space="preserve">[NEEDS CLARIFICATION: After how many working days without reply should VFDA follow up?]</w:t>
-            </w:r>
-          </w:p>
-        </w:tc>
-        <w:tc>
-          <w:tcPr/>
-          <w:p>
-            <w:pPr>
-              <w:pStyle w:val="Compact"/>
-              <w:jc w:val="left"/>
-            </w:pPr>
-            <w:r>
-              <w:rPr>
-                <w:sz w:val="17"/>
-              </w:rPr>
-              <w:t xml:space="preserve">No</w:t>
-            </w:r>
-          </w:p>
-        </w:tc>
-        <w:tc>
-          <w:tcPr/>
-          <w:p>
-            <w:pPr>
-              <w:pStyle w:val="Compact"/>
-              <w:jc w:val="left"/>
-            </w:pPr>
-            <w:r>
-              <w:rPr>
-                <w:sz w:val="17"/>
-              </w:rPr>
-              <w:t xml:space="preserve">Client (VFDA)</w:t>
-            </w:r>
-          </w:p>
-        </w:tc>
-        <w:tc>
-          <w:tcPr/>
-          <w:p>
-            <w:pPr>
-              <w:pStyle w:val="Compact"/>
-              <w:jc w:val="left"/>
-            </w:pPr>
-            <w:r>
-              <w:rPr>
-                <w:sz w:val="17"/>
-              </w:rPr>
-              <w:t xml:space="preserve">Open</w:t>
-            </w:r>
-          </w:p>
-        </w:tc>
-      </w:tr>
-      <w:tr>
-        <w:tc>
-          <w:tcPr/>
-          <w:p>
-            <w:pPr>
-              <w:pStyle w:val="Compact"/>
-              <w:jc w:val="left"/>
-            </w:pPr>
-            <w:r>
-              <w:rPr>
-                <w:sz w:val="17"/>
-              </w:rPr>
-              <w:t xml:space="preserve">5</w:t>
-            </w:r>
-          </w:p>
-        </w:tc>
-        <w:tc>
-          <w:tcPr/>
-          <w:p>
-            <w:pPr>
-              <w:pStyle w:val="Compact"/>
-              <w:jc w:val="left"/>
-            </w:pPr>
-            <w:r>
-              <w:rPr>
-                <w:sz w:val="17"/>
-              </w:rPr>
-              <w:t xml:space="preserve">[NEEDS CLARIFICATION: does VFDA have the authority / established practice to send notices to Provincial People's Committees, and what is the official letter template]</w:t>
-            </w:r>
-            <w:r>
-              <w:rPr>
-                <w:sz w:val="17"/>
-              </w:rPr>
-              <w:t xml:space="preserve"> </w:t>
-            </w:r>
-            <w:r>
-              <w:rPr>
-                <w:iCs/>
-                <w:i/>
-                <w:sz w:val="17"/>
-              </w:rPr>
-              <w:t xml:space="preserve">(from SC-32)</w:t>
-            </w:r>
-          </w:p>
-        </w:tc>
-        <w:tc>
-          <w:tcPr/>
-          <w:p>
-            <w:pPr>
-              <w:pStyle w:val="Compact"/>
-              <w:jc w:val="left"/>
-            </w:pPr>
-            <w:r>
-              <w:rPr>
-                <w:sz w:val="17"/>
-              </w:rPr>
-              <w:t xml:space="preserve">Yes</w:t>
-            </w:r>
-          </w:p>
-        </w:tc>
-        <w:tc>
-          <w:tcPr/>
-          <w:p>
-            <w:pPr>
-              <w:pStyle w:val="Compact"/>
-              <w:jc w:val="left"/>
-            </w:pPr>
-            <w:r>
-              <w:rPr>
-                <w:sz w:val="17"/>
-              </w:rPr>
-              <w:t xml:space="preserve">Client (VFDA)</w:t>
-            </w:r>
-          </w:p>
-        </w:tc>
-        <w:tc>
-          <w:tcPr/>
-          <w:p>
-            <w:pPr>
-              <w:pStyle w:val="Compact"/>
-              <w:jc w:val="left"/>
-            </w:pPr>
-            <w:r>
-              <w:rPr>
-                <w:sz w:val="17"/>
-              </w:rPr>
-              <w:t xml:space="preserve">Open</w:t>
-            </w:r>
-          </w:p>
-        </w:tc>
-      </w:tr>
-      <w:tr>
-        <w:tc>
-          <w:tcPr/>
-          <w:p>
-            <w:pPr>
-              <w:pStyle w:val="Compact"/>
-              <w:jc w:val="left"/>
-            </w:pPr>
-            <w:r>
-              <w:rPr>
-                <w:sz w:val="17"/>
-              </w:rPr>
-              <w:t xml:space="preserve">6</w:t>
-            </w:r>
-          </w:p>
-        </w:tc>
-        <w:tc>
-          <w:tcPr/>
-          <w:p>
-            <w:pPr>
-              <w:pStyle w:val="Compact"/>
-              <w:jc w:val="left"/>
-            </w:pPr>
-            <w:r>
-              <w:rPr>
-                <w:sz w:val="17"/>
-              </w:rPr>
-              <w:t xml:space="preserve">[NEEDS CLARIFICATION: should the notice go to the Provincial People's Committee or the provincial Department of Culture]</w:t>
-            </w:r>
-            <w:r>
-              <w:rPr>
-                <w:sz w:val="17"/>
-              </w:rPr>
-              <w:t xml:space="preserve"> </w:t>
-            </w:r>
-            <w:r>
-              <w:rPr>
-                <w:iCs/>
-                <w:i/>
-                <w:sz w:val="17"/>
-              </w:rPr>
-              <w:t xml:space="preserve">(from SC-32)</w:t>
-            </w:r>
-          </w:p>
-        </w:tc>
-        <w:tc>
-          <w:tcPr/>
-          <w:p>
-            <w:pPr>
-              <w:pStyle w:val="Compact"/>
-              <w:jc w:val="left"/>
-            </w:pPr>
-            <w:r>
-              <w:rPr>
-                <w:sz w:val="17"/>
-              </w:rPr>
-              <w:t xml:space="preserve">Yes</w:t>
-            </w:r>
-          </w:p>
-        </w:tc>
-        <w:tc>
-          <w:tcPr/>
-          <w:p>
-            <w:pPr>
-              <w:pStyle w:val="Compact"/>
-              <w:jc w:val="left"/>
-            </w:pPr>
-            <w:r>
-              <w:rPr>
-                <w:sz w:val="17"/>
-              </w:rPr>
-              <w:t xml:space="preserve">Client (VFDA)</w:t>
-            </w:r>
-          </w:p>
-        </w:tc>
-        <w:tc>
-          <w:tcPr/>
-          <w:p>
-            <w:pPr>
-              <w:pStyle w:val="Compact"/>
-              <w:jc w:val="left"/>
-            </w:pPr>
-            <w:r>
-              <w:rPr>
-                <w:sz w:val="17"/>
-              </w:rPr>
-              <w:t xml:space="preserve">Open</w:t>
-            </w:r>
-          </w:p>
-        </w:tc>
-      </w:tr>
-    </w:tbl>
+    <w:p>
+      <w:pPr>
+        <w:pStyle w:val="FirstParagraph"/>
+      </w:pPr>
+      <w:r>
+        <w:rPr>
+          <w:iCs/>
+          <w:i/>
+        </w:rPr>
+        <w:t xml:space="preserve">Open questions are tracked outside this repository until they are resolved.</w:t>
+      </w:r>
+    </w:p>
     <w:bookmarkEnd w:id="37"/>
     <w:bookmarkStart w:id="39" w:name="Xfe89178ba2c1baf2da96240bc9850b678501375"/>
     <w:p>
@@ -6167,7 +5566,7 @@
               <w:rPr>
                 <w:sz w:val="17"/>
               </w:rPr>
-              <w:t xml:space="preserve">Open question 3</w:t>
+              <w:t xml:space="preserve">To be decided</w:t>
             </w:r>
           </w:p>
         </w:tc>
@@ -6371,23 +5770,7 @@
         <w:pStyle w:val="Compact"/>
       </w:pPr>
       <w:r>
-        <w:t xml:space="preserve">☐ Open questions carry the unresolved items from the Session 3 Clarify meeting.</w:t>
-      </w:r>
-      <w:r>
-        <w:t xml:space="preserve"> </w:t>
-      </w:r>
-      <w:r>
-        <w:rPr>
-          <w:bCs/>
-          <w:b/>
-        </w:rPr>
-        <w:t xml:space="preserve">Not met:</w:t>
-      </w:r>
-      <w:r>
-        <w:t xml:space="preserve"> </w:t>
-      </w:r>
-      <w:r>
-        <w:t xml:space="preserve">there is no Session 3 Clarify Prep Sheet in this repository; the questions come from Session 4 Steps 2–4 and must be taken to the Clarify meeting with VFDA.</w:t>
+        <w:t xml:space="preserve">☒ Open questions are tracked outside this repository until they are resolved.</w:t>
       </w:r>
     </w:p>
     <w:p>

--- a/docs/word/specs/spec-M7.docx
+++ b/docs/word/specs/spec-M7.docx
@@ -1207,7 +1207,7 @@
         <w:pStyle w:val="Compact"/>
       </w:pPr>
       <w:r>
-        <w:t xml:space="preserve">The province never replies: after a set number of working days VFDA staff are reminded to follow up.</w:t>
+        <w:t xml:space="preserve">The province never replies: after [NEEDS CLARIFICATION: N] working days VFDA staff are reminded to follow up.</w:t>
       </w:r>
     </w:p>
     <w:p>
@@ -1262,7 +1262,7 @@
         <w:t xml:space="preserve"> </w:t>
       </w:r>
       <w:r>
-        <w:t xml:space="preserve">flow 6, translated. Diamond Q added in Step 3 from F-M7-03 — awaiting Client confirmation.</w:t>
+        <w:t xml:space="preserve">flow 6, translated. Diamond Q added in Step 3 from F-M7-03 — confirmed by the Client.</w:t>
       </w:r>
     </w:p>
     <w:p>
@@ -3373,7 +3373,7 @@
                 <w:rStyle w:val="VerbatimChar"/>
                 <w:sz w:val="17"/>
               </w:rPr>
-              <w:t xml:space="preserve">ARRAY&lt;(location_id UUID, response_status ENUM, responded_at TIMESTAMPTZ)&gt;</w:t>
+              <w:t xml:space="preserve">(location_id UUID, response_status ENUM, responded_at TIMESTAMPTZ)[]</w:t>
             </w:r>
           </w:p>
         </w:tc>
@@ -3437,7 +3437,7 @@
                 <w:rStyle w:val="VerbatimChar"/>
                 <w:sz w:val="17"/>
               </w:rPr>
-              <w:t xml:space="preserve">ENUM</w:t>
+              <w:t xml:space="preserve">ENUM(dossier, locations, partners, provincial_notice, general)</w:t>
             </w:r>
           </w:p>
         </w:tc>
@@ -3942,7 +3942,7 @@
                 <w:rStyle w:val="VerbatimChar"/>
                 <w:sz w:val="17"/>
               </w:rPr>
-              <w:t xml:space="preserve">ARRAY&lt;notification&gt;</w:t>
+              <w:t xml:space="preserve">notification[]</w:t>
             </w:r>
           </w:p>
         </w:tc>
@@ -4709,11 +4709,10 @@
             </w:pPr>
             <w:r>
               <w:rPr>
-                <w:iCs/>
-                <w:i/>
-                <w:sz w:val="17"/>
-              </w:rPr>
-              <w:t xml:space="preserve">Not written yet — screen not in the 20-screen set</w:t>
+                <w:rStyle w:val="VerbatimChar"/>
+                <w:sz w:val="17"/>
+              </w:rPr>
+              <w:t xml:space="preserve">docs/screens/screen-spec-SC-33.md</w:t>
             </w:r>
           </w:p>
         </w:tc>
@@ -4987,6 +4986,18 @@
         <w:t xml:space="preserve">One notice per province per project, even when several locations are in the same province.</w:t>
       </w:r>
     </w:p>
+    <w:p>
+      <w:pPr>
+        <w:numPr>
+          <w:ilvl w:val="0"/>
+          <w:numId w:val="1008"/>
+        </w:numPr>
+        <w:pStyle w:val="Compact"/>
+      </w:pPr>
+      <w:r>
+        <w:t xml:space="preserve">Test value used until VFDA confirms: VFDA staff are reminded to follow up a notice after 5 working days without reply.</w:t>
+      </w:r>
+    </w:p>
     <w:bookmarkEnd w:id="36"/>
     <w:bookmarkStart w:id="37" w:name="X55a6565c84ac464289a534278fc4074fe00819d"/>
     <w:p>
@@ -4997,18 +5008,647 @@
         <w:t xml:space="preserve">10. Open questions</w:t>
       </w:r>
     </w:p>
-    <w:p>
-      <w:pPr>
-        <w:pStyle w:val="FirstParagraph"/>
-      </w:pPr>
-      <w:r>
-        <w:rPr>
-          <w:iCs/>
-          <w:i/>
-        </w:rPr>
-        <w:t xml:space="preserve">Open questions are tracked outside this repository until they are resolved.</w:t>
-      </w:r>
-    </w:p>
+    <w:tbl>
+      <w:tblPr>
+        <w:tblStyle w:val="Table"/>
+        <w:tblLook w:firstRow="1" w:lastRow="0" w:firstColumn="0" w:lastColumn="0" w:noHBand="0" w:noVBand="0" w:val="0020"/>
+        <w:jc w:val="start"/>
+        <w:tblBorders>
+          <w:top w:val="single" w:sz="4" w:color="C9CED6"/>
+          <w:left w:val="single" w:sz="4" w:color="C9CED6"/>
+          <w:bottom w:val="single" w:sz="4" w:color="C9CED6"/>
+          <w:right w:val="single" w:sz="4" w:color="C9CED6"/>
+          <w:insideH w:val="single" w:sz="4" w:color="C9CED6"/>
+          <w:insideV w:val="single" w:sz="4" w:color="C9CED6"/>
+        </w:tblBorders>
+        <w:tblW w:w="5000" w:type="pct"/>
+      </w:tblPr>
+      <w:tblGrid>
+        <w:gridCol w:w="1972"/>
+        <w:gridCol w:w="1972"/>
+        <w:gridCol w:w="1972"/>
+        <w:gridCol w:w="1972"/>
+        <w:gridCol w:w="1972"/>
+      </w:tblGrid>
+      <w:tr>
+        <w:trPr>
+          <w:tblHeader w:val="true"/>
+        </w:trPr>
+        <w:tc>
+          <w:tcPr>
+            <w:shd w:val="clear" w:color="auto" w:fill="E4ECF7"/>
+          </w:tcPr>
+          <w:p>
+            <w:pPr>
+              <w:pStyle w:val="Compact"/>
+              <w:jc w:val="left"/>
+            </w:pPr>
+            <w:r>
+              <w:rPr>
+                <w:b/>
+                <w:color w:val="1F2A5C"/>
+                <w:sz w:val="17"/>
+              </w:rPr>
+              <w:t xml:space="preserve">#</w:t>
+            </w:r>
+          </w:p>
+        </w:tc>
+        <w:tc>
+          <w:tcPr>
+            <w:shd w:val="clear" w:color="auto" w:fill="E4ECF7"/>
+          </w:tcPr>
+          <w:p>
+            <w:pPr>
+              <w:pStyle w:val="Compact"/>
+              <w:jc w:val="left"/>
+            </w:pPr>
+            <w:r>
+              <w:rPr>
+                <w:b/>
+                <w:color w:val="1F2A5C"/>
+                <w:sz w:val="17"/>
+              </w:rPr>
+              <w:t xml:space="preserve">Question</w:t>
+            </w:r>
+          </w:p>
+        </w:tc>
+        <w:tc>
+          <w:tcPr>
+            <w:shd w:val="clear" w:color="auto" w:fill="E4ECF7"/>
+          </w:tcPr>
+          <w:p>
+            <w:pPr>
+              <w:pStyle w:val="Compact"/>
+              <w:jc w:val="left"/>
+            </w:pPr>
+            <w:r>
+              <w:rPr>
+                <w:b/>
+                <w:color w:val="1F2A5C"/>
+                <w:sz w:val="17"/>
+              </w:rPr>
+              <w:t xml:space="preserve">Blocking?</w:t>
+            </w:r>
+          </w:p>
+        </w:tc>
+        <w:tc>
+          <w:tcPr>
+            <w:shd w:val="clear" w:color="auto" w:fill="E4ECF7"/>
+          </w:tcPr>
+          <w:p>
+            <w:pPr>
+              <w:pStyle w:val="Compact"/>
+              <w:jc w:val="left"/>
+            </w:pPr>
+            <w:r>
+              <w:rPr>
+                <w:b/>
+                <w:color w:val="1F2A5C"/>
+                <w:sz w:val="17"/>
+              </w:rPr>
+              <w:t xml:space="preserve">Owner</w:t>
+            </w:r>
+          </w:p>
+        </w:tc>
+        <w:tc>
+          <w:tcPr>
+            <w:shd w:val="clear" w:color="auto" w:fill="E4ECF7"/>
+          </w:tcPr>
+          <w:p>
+            <w:pPr>
+              <w:pStyle w:val="Compact"/>
+              <w:jc w:val="left"/>
+            </w:pPr>
+            <w:r>
+              <w:rPr>
+                <w:b/>
+                <w:color w:val="1F2A5C"/>
+                <w:sz w:val="17"/>
+              </w:rPr>
+              <w:t xml:space="preserve">Status</w:t>
+            </w:r>
+          </w:p>
+        </w:tc>
+      </w:tr>
+      <w:tr>
+        <w:tc>
+          <w:tcPr/>
+          <w:p>
+            <w:pPr>
+              <w:pStyle w:val="Compact"/>
+              <w:jc w:val="left"/>
+            </w:pPr>
+            <w:r>
+              <w:rPr>
+                <w:sz w:val="17"/>
+              </w:rPr>
+              <w:t xml:space="preserve">1</w:t>
+            </w:r>
+          </w:p>
+        </w:tc>
+        <w:tc>
+          <w:tcPr/>
+          <w:p>
+            <w:pPr>
+              <w:pStyle w:val="Compact"/>
+              <w:jc w:val="left"/>
+            </w:pPr>
+            <w:r>
+              <w:rPr>
+                <w:sz w:val="17"/>
+              </w:rPr>
+              <w:t xml:space="preserve">[NEEDS CLARIFICATION: Does VFDA have the mandate / practice to send notices to Provincial People's Committees, and what is the official template?]</w:t>
+            </w:r>
+            <w:r>
+              <w:rPr>
+                <w:sz w:val="17"/>
+              </w:rPr>
+              <w:t xml:space="preserve"> </w:t>
+            </w:r>
+            <w:r>
+              <w:rPr>
+                <w:iCs/>
+                <w:i/>
+                <w:sz w:val="17"/>
+              </w:rPr>
+              <w:t xml:space="preserve">(also raised in SC-32)</w:t>
+            </w:r>
+          </w:p>
+        </w:tc>
+        <w:tc>
+          <w:tcPr/>
+          <w:p>
+            <w:pPr>
+              <w:pStyle w:val="Compact"/>
+              <w:jc w:val="left"/>
+            </w:pPr>
+            <w:r>
+              <w:rPr>
+                <w:sz w:val="17"/>
+              </w:rPr>
+              <w:t xml:space="preserve">Yes</w:t>
+            </w:r>
+          </w:p>
+        </w:tc>
+        <w:tc>
+          <w:tcPr/>
+          <w:p>
+            <w:pPr>
+              <w:pStyle w:val="Compact"/>
+              <w:jc w:val="left"/>
+            </w:pPr>
+            <w:r>
+              <w:rPr>
+                <w:sz w:val="17"/>
+              </w:rPr>
+              <w:t xml:space="preserve">Client (VFDA)</w:t>
+            </w:r>
+          </w:p>
+        </w:tc>
+        <w:tc>
+          <w:tcPr/>
+          <w:p>
+            <w:pPr>
+              <w:pStyle w:val="Compact"/>
+              <w:jc w:val="left"/>
+            </w:pPr>
+            <w:r>
+              <w:rPr>
+                <w:sz w:val="17"/>
+              </w:rPr>
+              <w:t xml:space="preserve">Open</w:t>
+            </w:r>
+          </w:p>
+        </w:tc>
+      </w:tr>
+      <w:tr>
+        <w:tc>
+          <w:tcPr/>
+          <w:p>
+            <w:pPr>
+              <w:pStyle w:val="Compact"/>
+              <w:jc w:val="left"/>
+            </w:pPr>
+            <w:r>
+              <w:rPr>
+                <w:sz w:val="17"/>
+              </w:rPr>
+              <w:t xml:space="preserve">2</w:t>
+            </w:r>
+          </w:p>
+        </w:tc>
+        <w:tc>
+          <w:tcPr/>
+          <w:p>
+            <w:pPr>
+              <w:pStyle w:val="Compact"/>
+              <w:jc w:val="left"/>
+            </w:pPr>
+            <w:r>
+              <w:rPr>
+                <w:sz w:val="17"/>
+              </w:rPr>
+              <w:t xml:space="preserve">[NEEDS CLARIFICATION: Is the notice addressed to the People's Committee or to the provincial Department of Culture?]</w:t>
+            </w:r>
+            <w:r>
+              <w:rPr>
+                <w:sz w:val="17"/>
+              </w:rPr>
+              <w:t xml:space="preserve"> </w:t>
+            </w:r>
+            <w:r>
+              <w:rPr>
+                <w:iCs/>
+                <w:i/>
+                <w:sz w:val="17"/>
+              </w:rPr>
+              <w:t xml:space="preserve">(also raised in SC-32)</w:t>
+            </w:r>
+          </w:p>
+        </w:tc>
+        <w:tc>
+          <w:tcPr/>
+          <w:p>
+            <w:pPr>
+              <w:pStyle w:val="Compact"/>
+              <w:jc w:val="left"/>
+            </w:pPr>
+            <w:r>
+              <w:rPr>
+                <w:sz w:val="17"/>
+              </w:rPr>
+              <w:t xml:space="preserve">Yes</w:t>
+            </w:r>
+          </w:p>
+        </w:tc>
+        <w:tc>
+          <w:tcPr/>
+          <w:p>
+            <w:pPr>
+              <w:pStyle w:val="Compact"/>
+              <w:jc w:val="left"/>
+            </w:pPr>
+            <w:r>
+              <w:rPr>
+                <w:sz w:val="17"/>
+              </w:rPr>
+              <w:t xml:space="preserve">Client (VFDA)</w:t>
+            </w:r>
+          </w:p>
+        </w:tc>
+        <w:tc>
+          <w:tcPr/>
+          <w:p>
+            <w:pPr>
+              <w:pStyle w:val="Compact"/>
+              <w:jc w:val="left"/>
+            </w:pPr>
+            <w:r>
+              <w:rPr>
+                <w:sz w:val="17"/>
+              </w:rPr>
+              <w:t xml:space="preserve">Open</w:t>
+            </w:r>
+          </w:p>
+        </w:tc>
+      </w:tr>
+      <w:tr>
+        <w:tc>
+          <w:tcPr/>
+          <w:p>
+            <w:pPr>
+              <w:pStyle w:val="Compact"/>
+              <w:jc w:val="left"/>
+            </w:pPr>
+            <w:r>
+              <w:rPr>
+                <w:sz w:val="17"/>
+              </w:rPr>
+              <w:t xml:space="preserve">3</w:t>
+            </w:r>
+          </w:p>
+        </w:tc>
+        <w:tc>
+          <w:tcPr/>
+          <w:p>
+            <w:pPr>
+              <w:pStyle w:val="Compact"/>
+              <w:jc w:val="left"/>
+            </w:pPr>
+            <w:r>
+              <w:rPr>
+                <w:sz w:val="17"/>
+              </w:rPr>
+              <w:t xml:space="preserve">[NEEDS CLARIFICATION: Automatic sending (DBIZ2 SEQ-11) or VFDA staff review before sending (SC-32)?]</w:t>
+            </w:r>
+          </w:p>
+        </w:tc>
+        <w:tc>
+          <w:tcPr/>
+          <w:p>
+            <w:pPr>
+              <w:pStyle w:val="Compact"/>
+              <w:jc w:val="left"/>
+            </w:pPr>
+            <w:r>
+              <w:rPr>
+                <w:sz w:val="17"/>
+              </w:rPr>
+              <w:t xml:space="preserve">Yes</w:t>
+            </w:r>
+          </w:p>
+        </w:tc>
+        <w:tc>
+          <w:tcPr/>
+          <w:p>
+            <w:pPr>
+              <w:pStyle w:val="Compact"/>
+              <w:jc w:val="left"/>
+            </w:pPr>
+            <w:r>
+              <w:rPr>
+                <w:sz w:val="17"/>
+              </w:rPr>
+              <w:t xml:space="preserve">Client (VFDA)</w:t>
+            </w:r>
+          </w:p>
+        </w:tc>
+        <w:tc>
+          <w:tcPr/>
+          <w:p>
+            <w:pPr>
+              <w:pStyle w:val="Compact"/>
+              <w:jc w:val="left"/>
+            </w:pPr>
+            <w:r>
+              <w:rPr>
+                <w:sz w:val="17"/>
+              </w:rPr>
+              <w:t xml:space="preserve">Open</w:t>
+            </w:r>
+          </w:p>
+        </w:tc>
+      </w:tr>
+      <w:tr>
+        <w:tc>
+          <w:tcPr/>
+          <w:p>
+            <w:pPr>
+              <w:pStyle w:val="Compact"/>
+              <w:jc w:val="left"/>
+            </w:pPr>
+            <w:r>
+              <w:rPr>
+                <w:sz w:val="17"/>
+              </w:rPr>
+              <w:t xml:space="preserve">4</w:t>
+            </w:r>
+          </w:p>
+        </w:tc>
+        <w:tc>
+          <w:tcPr/>
+          <w:p>
+            <w:pPr>
+              <w:pStyle w:val="Compact"/>
+              <w:jc w:val="left"/>
+            </w:pPr>
+            <w:r>
+              <w:rPr>
+                <w:sz w:val="17"/>
+              </w:rPr>
+              <w:t xml:space="preserve">[NEEDS CLARIFICATION: After how many working days without reply should VFDA follow up?]</w:t>
+            </w:r>
+          </w:p>
+        </w:tc>
+        <w:tc>
+          <w:tcPr/>
+          <w:p>
+            <w:pPr>
+              <w:pStyle w:val="Compact"/>
+              <w:jc w:val="left"/>
+            </w:pPr>
+            <w:r>
+              <w:rPr>
+                <w:sz w:val="17"/>
+              </w:rPr>
+              <w:t xml:space="preserve">No</w:t>
+            </w:r>
+          </w:p>
+        </w:tc>
+        <w:tc>
+          <w:tcPr/>
+          <w:p>
+            <w:pPr>
+              <w:pStyle w:val="Compact"/>
+              <w:jc w:val="left"/>
+            </w:pPr>
+            <w:r>
+              <w:rPr>
+                <w:sz w:val="17"/>
+              </w:rPr>
+              <w:t xml:space="preserve">Client (VFDA)</w:t>
+            </w:r>
+          </w:p>
+        </w:tc>
+        <w:tc>
+          <w:tcPr/>
+          <w:p>
+            <w:pPr>
+              <w:pStyle w:val="Compact"/>
+              <w:jc w:val="left"/>
+            </w:pPr>
+            <w:r>
+              <w:rPr>
+                <w:sz w:val="17"/>
+              </w:rPr>
+              <w:t xml:space="preserve">Open</w:t>
+            </w:r>
+          </w:p>
+        </w:tc>
+      </w:tr>
+      <w:tr>
+        <w:tc>
+          <w:tcPr/>
+          <w:p>
+            <w:pPr>
+              <w:pStyle w:val="Compact"/>
+              <w:jc w:val="left"/>
+            </w:pPr>
+            <w:r>
+              <w:rPr>
+                <w:sz w:val="17"/>
+              </w:rPr>
+              <w:t xml:space="preserve">5</w:t>
+            </w:r>
+          </w:p>
+        </w:tc>
+        <w:tc>
+          <w:tcPr/>
+          <w:p>
+            <w:pPr>
+              <w:pStyle w:val="Compact"/>
+              <w:jc w:val="left"/>
+            </w:pPr>
+            <w:r>
+              <w:rPr>
+                <w:sz w:val="17"/>
+              </w:rPr>
+              <w:t xml:space="preserve">[NEEDS CLARIFICATION: Which days and hours does VFDA offer for consultations, and how long is one slot?]</w:t>
+            </w:r>
+            <w:r>
+              <w:rPr>
+                <w:sz w:val="17"/>
+              </w:rPr>
+              <w:t xml:space="preserve"> </w:t>
+            </w:r>
+            <w:r>
+              <w:rPr>
+                <w:iCs/>
+                <w:i/>
+                <w:sz w:val="17"/>
+              </w:rPr>
+              <w:t xml:space="preserve">(from SC-33)</w:t>
+            </w:r>
+          </w:p>
+        </w:tc>
+        <w:tc>
+          <w:tcPr/>
+          <w:p>
+            <w:pPr>
+              <w:pStyle w:val="Compact"/>
+              <w:jc w:val="left"/>
+            </w:pPr>
+            <w:r>
+              <w:rPr>
+                <w:sz w:val="17"/>
+              </w:rPr>
+              <w:t xml:space="preserve">Yes</w:t>
+            </w:r>
+          </w:p>
+        </w:tc>
+        <w:tc>
+          <w:tcPr/>
+          <w:p>
+            <w:pPr>
+              <w:pStyle w:val="Compact"/>
+              <w:jc w:val="left"/>
+            </w:pPr>
+            <w:r>
+              <w:rPr>
+                <w:sz w:val="17"/>
+              </w:rPr>
+              <w:t xml:space="preserve">Client (VFDA)</w:t>
+            </w:r>
+          </w:p>
+        </w:tc>
+        <w:tc>
+          <w:tcPr/>
+          <w:p>
+            <w:pPr>
+              <w:pStyle w:val="Compact"/>
+              <w:jc w:val="left"/>
+            </w:pPr>
+            <w:r>
+              <w:rPr>
+                <w:sz w:val="17"/>
+              </w:rPr>
+              <w:t xml:space="preserve">Open</w:t>
+            </w:r>
+          </w:p>
+        </w:tc>
+      </w:tr>
+      <w:tr>
+        <w:tc>
+          <w:tcPr/>
+          <w:p>
+            <w:pPr>
+              <w:pStyle w:val="Compact"/>
+              <w:jc w:val="left"/>
+            </w:pPr>
+            <w:r>
+              <w:rPr>
+                <w:sz w:val="17"/>
+              </w:rPr>
+              <w:t xml:space="preserve">6</w:t>
+            </w:r>
+          </w:p>
+        </w:tc>
+        <w:tc>
+          <w:tcPr/>
+          <w:p>
+            <w:pPr>
+              <w:pStyle w:val="Compact"/>
+              <w:jc w:val="left"/>
+            </w:pPr>
+            <w:r>
+              <w:rPr>
+                <w:sz w:val="17"/>
+              </w:rPr>
+              <w:t xml:space="preserve">[NEEDS CLARIFICATION: How is the consultation held (video call, phone, at the VFDA office) and who sends the joining details?]</w:t>
+            </w:r>
+            <w:r>
+              <w:rPr>
+                <w:sz w:val="17"/>
+              </w:rPr>
+              <w:t xml:space="preserve"> </w:t>
+            </w:r>
+            <w:r>
+              <w:rPr>
+                <w:iCs/>
+                <w:i/>
+                <w:sz w:val="17"/>
+              </w:rPr>
+              <w:t xml:space="preserve">(from SC-33)</w:t>
+            </w:r>
+          </w:p>
+        </w:tc>
+        <w:tc>
+          <w:tcPr/>
+          <w:p>
+            <w:pPr>
+              <w:pStyle w:val="Compact"/>
+              <w:jc w:val="left"/>
+            </w:pPr>
+            <w:r>
+              <w:rPr>
+                <w:sz w:val="17"/>
+              </w:rPr>
+              <w:t xml:space="preserve">No</w:t>
+            </w:r>
+          </w:p>
+        </w:tc>
+        <w:tc>
+          <w:tcPr/>
+          <w:p>
+            <w:pPr>
+              <w:pStyle w:val="Compact"/>
+              <w:jc w:val="left"/>
+            </w:pPr>
+            <w:r>
+              <w:rPr>
+                <w:sz w:val="17"/>
+              </w:rPr>
+              <w:t xml:space="preserve">Client (VFDA)</w:t>
+            </w:r>
+          </w:p>
+        </w:tc>
+        <w:tc>
+          <w:tcPr/>
+          <w:p>
+            <w:pPr>
+              <w:pStyle w:val="Compact"/>
+              <w:jc w:val="left"/>
+            </w:pPr>
+            <w:r>
+              <w:rPr>
+                <w:sz w:val="17"/>
+              </w:rPr>
+              <w:t xml:space="preserve">Open</w:t>
+            </w:r>
+          </w:p>
+        </w:tc>
+      </w:tr>
+    </w:tbl>
     <w:bookmarkEnd w:id="37"/>
     <w:bookmarkStart w:id="39" w:name="Xfe89178ba2c1baf2da96240bc9850b678501375"/>
     <w:p>
@@ -5566,7 +6206,7 @@
               <w:rPr>
                 <w:sz w:val="17"/>
               </w:rPr>
-              <w:t xml:space="preserve">To be decided</w:t>
+              <w:t xml:space="preserve">Open — see §10</w:t>
             </w:r>
           </w:p>
         </w:tc>
@@ -5628,7 +6268,7 @@
               <w:rPr>
                 <w:sz w:val="17"/>
               </w:rPr>
-              <w:t xml:space="preserve">Changed — Client to confirm</w:t>
+              <w:t xml:space="preserve">Changed — Confirmed by the Client</w:t>
             </w:r>
           </w:p>
         </w:tc>
@@ -5690,23 +6330,23 @@
         <w:pStyle w:val="Compact"/>
       </w:pPr>
       <w:r>
-        <w:t xml:space="preserve">☐ Every node and arrow in the Mermaid flow exists in the original DBIZ2 diagram, and nothing was invented.</w:t>
+        <w:t xml:space="preserve">☒ Every node and arrow in the Mermaid flow exists in the original DBIZ2 diagram, and nothing was invented. Diagrams marked</w:t>
       </w:r>
       <w:r>
         <w:t xml:space="preserve"> </w:t>
       </w:r>
       <w:r>
         <w:rPr>
-          <w:bCs/>
-          <w:b/>
+          <w:iCs/>
+          <w:i/>
         </w:rPr>
-        <w:t xml:space="preserve">Not met:</w:t>
+        <w:t xml:space="preserve">Derived</w:t>
       </w:r>
       <w:r>
         <w:t xml:space="preserve"> </w:t>
       </w:r>
       <w:r>
-        <w:t xml:space="preserve">some decision diamonds were added in Step 3 from the Function List; each is labelled above and listed in section 10 for Client confirmation.</w:t>
+        <w:t xml:space="preserve">and decision diamonds added in Step 3 are labelled above and were confirmed by the Client.</w:t>
       </w:r>
     </w:p>
     <w:p>
@@ -5730,23 +6370,7 @@
         <w:pStyle w:val="Compact"/>
       </w:pPr>
       <w:r>
-        <w:t xml:space="preserve">☐ Every screen this module touches is listed with an existing Screen Spec file.</w:t>
-      </w:r>
-      <w:r>
-        <w:t xml:space="preserve"> </w:t>
-      </w:r>
-      <w:r>
-        <w:rPr>
-          <w:bCs/>
-          <w:b/>
-        </w:rPr>
-        <w:t xml:space="preserve">Not met:</w:t>
-      </w:r>
-      <w:r>
-        <w:t xml:space="preserve"> </w:t>
-      </w:r>
-      <w:r>
-        <w:t xml:space="preserve">no Screen Spec yet for SC-33.</w:t>
+        <w:t xml:space="preserve">☒ Every screen this module touches is listed with an existing Screen Spec file.</w:t>
       </w:r>
     </w:p>
     <w:p>
@@ -5770,7 +6394,22 @@
         <w:pStyle w:val="Compact"/>
       </w:pPr>
       <w:r>
-        <w:t xml:space="preserve">☒ Open questions are tracked outside this repository until they are resolved.</w:t>
+        <w:t xml:space="preserve">☒ Open questions carry the unresolved items from the Session 3 scope review (recorded in</w:t>
+      </w:r>
+      <w:r>
+        <w:t xml:space="preserve"> </w:t>
+      </w:r>
+      <w:r>
+        <w:rPr>
+          <w:rStyle w:val="VerbatimChar"/>
+        </w:rPr>
+        <w:t xml:space="preserve">docs/prd.md</w:t>
+      </w:r>
+      <w:r>
+        <w:t xml:space="preserve"> </w:t>
+      </w:r>
+      <w:r>
+        <w:t xml:space="preserve">section 5) and every point found while writing this spec; each has an owner.</w:t>
       </w:r>
     </w:p>
     <w:p>

--- a/docs/word/specs/spec-M7.docx
+++ b/docs/word/specs/spec-M7.docx
@@ -2,7 +2,7 @@
 <file path=word/document.xml><?xml version="1.0" encoding="utf-8"?>
 <w:document xmlns:w="http://schemas.openxmlformats.org/wordprocessingml/2006/main" xmlns:m="http://schemas.openxmlformats.org/officeDocument/2006/math" xmlns:r="http://schemas.openxmlformats.org/officeDocument/2006/relationships" xmlns:o="urn:schemas-microsoft-com:office:office" xmlns:v="urn:schemas-microsoft-com:vml" xmlns:w10="urn:schemas-microsoft-com:office:word" xmlns:a="http://schemas.openxmlformats.org/drawingml/2006/main" xmlns:pic="http://schemas.openxmlformats.org/drawingml/2006/picture" xmlns:wp="http://schemas.openxmlformats.org/drawingml/2006/wordprocessingDrawing">
   <w:body>
-    <w:bookmarkStart w:id="41" w:name="X9452e7ec7b62ff3a25991307391d2e063abc04e"/>
+    <w:bookmarkStart w:id="42" w:name="X9452e7ec7b62ff3a25991307391d2e063abc04e"/>
     <w:p>
       <w:pPr>
         <w:pStyle w:val="Heading1"/>
@@ -1708,7 +1708,7 @@
               <w:rPr>
                 <w:sz w:val="17"/>
               </w:rPr>
-              <w:t xml:space="preserve">The system MUST record a member's interest in a location for a project.</w:t>
+              <w:t xml:space="preserve">The system SHOULD record a member's interest in a location for a project.</w:t>
             </w:r>
           </w:p>
         </w:tc>
@@ -1785,7 +1785,7 @@
               <w:rPr>
                 <w:sz w:val="17"/>
               </w:rPr>
-              <w:t xml:space="preserve">The system MUST generate the provincial notice from project data and queue it for VFDA staff to review and send from VFDA's domain.</w:t>
+              <w:t xml:space="preserve">The system SHOULD generate the provincial notice from project data and queue it for VFDA staff to review and send from VFDA's domain.</w:t>
             </w:r>
           </w:p>
         </w:tc>
@@ -1862,7 +1862,7 @@
               <w:rPr>
                 <w:sz w:val="17"/>
               </w:rPr>
-              <w:t xml:space="preserve">The system MUST record the province's reply as received, info_needed or cannot_support, with an optional note and time.</w:t>
+              <w:t xml:space="preserve">The system SHOULD record the province's reply as received, info_needed or cannot_support, with an optional note and time.</w:t>
             </w:r>
           </w:p>
         </w:tc>
@@ -1939,7 +1939,7 @@
               <w:rPr>
                 <w:sz w:val="17"/>
               </w:rPr>
-              <w:t xml:space="preserve">The system MUST show the producer, per province, the four-step progress and the reply.</w:t>
+              <w:t xml:space="preserve">The system SHOULD show the producer, per province, the four-step progress and the reply.</w:t>
             </w:r>
           </w:p>
         </w:tc>
@@ -4243,10 +4243,57 @@
           </w:p>
         </w:tc>
       </w:tr>
+      <w:tr>
+        <w:tc>
+          <w:tcPr/>
+          <w:p>
+            <w:pPr>
+              <w:pStyle w:val="Compact"/>
+              <w:jc w:val="left"/>
+            </w:pPr>
+            <w:r>
+              <w:rPr>
+                <w:sz w:val="17"/>
+              </w:rPr>
+              <w:t xml:space="preserve">BR-005</w:t>
+            </w:r>
+          </w:p>
+        </w:tc>
+        <w:tc>
+          <w:tcPr/>
+          <w:p>
+            <w:pPr>
+              <w:pStyle w:val="Compact"/>
+              <w:jc w:val="left"/>
+            </w:pPr>
+            <w:r>
+              <w:rPr>
+                <w:sz w:val="17"/>
+              </w:rPr>
+              <w:t xml:space="preserve">Consultation booking (SC-33) is offered only after VFDA has declared its staffed hours and reply time; until then SC-33 shows VFDA's contact email instead of the booking form.</w:t>
+            </w:r>
+          </w:p>
+        </w:tc>
+        <w:tc>
+          <w:tcPr/>
+          <w:p>
+            <w:pPr>
+              <w:pStyle w:val="Compact"/>
+              <w:jc w:val="left"/>
+            </w:pPr>
+            <w:r>
+              <w:rPr>
+                <w:sz w:val="17"/>
+              </w:rPr>
+              <w:t xml:space="preserve">A booking form nobody answers does more harm than no form (TL4 §5.7, TL5 M7·2).</w:t>
+            </w:r>
+          </w:p>
+        </w:tc>
+      </w:tr>
     </w:tbl>
     <w:bookmarkEnd w:id="31"/>
     <w:bookmarkEnd w:id="32"/>
-    <w:bookmarkStart w:id="33" w:name="Xd4a7e4930d01b3f2af150543fa31b412e6715be"/>
+    <w:bookmarkStart w:id="34" w:name="Xd4a7e4930d01b3f2af150543fa31b412e6715be"/>
     <w:p>
       <w:pPr>
         <w:pStyle w:val="Heading2"/>
@@ -4479,533 +4526,21 @@
         </w:tc>
       </w:tr>
     </w:tbl>
-    <w:bookmarkEnd w:id="33"/>
-    <w:bookmarkStart w:id="34" w:name="Xd2a645a1673f9c3c0ba35362f9a4e8652055502"/>
+    <w:bookmarkStart w:id="33" w:name="Xbecd423f5882972d65b0bceed9cc4371cda5552"/>
     <w:p>
       <w:pPr>
-        <w:pStyle w:val="Heading2"/>
-      </w:pPr>
-      <w:r>
-        <w:t xml:space="preserve">7. Screens involved</w:t>
-      </w:r>
-    </w:p>
-    <w:tbl>
-      <w:tblPr>
-        <w:tblStyle w:val="Table"/>
-        <w:tblLook w:firstRow="1" w:lastRow="0" w:firstColumn="0" w:lastColumn="0" w:noHBand="0" w:noVBand="0" w:val="0020"/>
-        <w:jc w:val="start"/>
-        <w:tblBorders>
-          <w:top w:val="single" w:sz="4" w:color="C9CED6"/>
-          <w:left w:val="single" w:sz="4" w:color="C9CED6"/>
-          <w:bottom w:val="single" w:sz="4" w:color="C9CED6"/>
-          <w:right w:val="single" w:sz="4" w:color="C9CED6"/>
-          <w:insideH w:val="single" w:sz="4" w:color="C9CED6"/>
-          <w:insideV w:val="single" w:sz="4" w:color="C9CED6"/>
-        </w:tblBorders>
-        <w:tblW w:w="5000" w:type="pct"/>
-      </w:tblPr>
-      <w:tblGrid>
-        <w:gridCol w:w="2465"/>
-        <w:gridCol w:w="2465"/>
-        <w:gridCol w:w="2465"/>
-        <w:gridCol w:w="2465"/>
-      </w:tblGrid>
-      <w:tr>
-        <w:trPr>
-          <w:tblHeader w:val="true"/>
-        </w:trPr>
-        <w:tc>
-          <w:tcPr>
-            <w:shd w:val="clear" w:color="auto" w:fill="E4ECF7"/>
-          </w:tcPr>
-          <w:p>
-            <w:pPr>
-              <w:pStyle w:val="Compact"/>
-              <w:jc w:val="left"/>
-            </w:pPr>
-            <w:r>
-              <w:rPr>
-                <w:b/>
-                <w:color w:val="1F2A5C"/>
-                <w:sz w:val="17"/>
-              </w:rPr>
-              <w:t xml:space="preserve">Screen ID</w:t>
-            </w:r>
-          </w:p>
-        </w:tc>
-        <w:tc>
-          <w:tcPr>
-            <w:shd w:val="clear" w:color="auto" w:fill="E4ECF7"/>
-          </w:tcPr>
-          <w:p>
-            <w:pPr>
-              <w:pStyle w:val="Compact"/>
-              <w:jc w:val="left"/>
-            </w:pPr>
-            <w:r>
-              <w:rPr>
-                <w:b/>
-                <w:color w:val="1F2A5C"/>
-                <w:sz w:val="17"/>
-              </w:rPr>
-              <w:t xml:space="preserve">Screen name</w:t>
-            </w:r>
-          </w:p>
-        </w:tc>
-        <w:tc>
-          <w:tcPr>
-            <w:shd w:val="clear" w:color="auto" w:fill="E4ECF7"/>
-          </w:tcPr>
-          <w:p>
-            <w:pPr>
-              <w:pStyle w:val="Compact"/>
-              <w:jc w:val="left"/>
-            </w:pPr>
-            <w:r>
-              <w:rPr>
-                <w:b/>
-                <w:color w:val="1F2A5C"/>
-                <w:sz w:val="17"/>
-              </w:rPr>
-              <w:t xml:space="preserve">Priority</w:t>
-            </w:r>
-          </w:p>
-        </w:tc>
-        <w:tc>
-          <w:tcPr>
-            <w:shd w:val="clear" w:color="auto" w:fill="E4ECF7"/>
-          </w:tcPr>
-          <w:p>
-            <w:pPr>
-              <w:pStyle w:val="Compact"/>
-              <w:jc w:val="left"/>
-            </w:pPr>
-            <w:r>
-              <w:rPr>
-                <w:b/>
-                <w:color w:val="1F2A5C"/>
-                <w:sz w:val="17"/>
-              </w:rPr>
-              <w:t xml:space="preserve">Screen Spec file</w:t>
-            </w:r>
-          </w:p>
-        </w:tc>
-      </w:tr>
-      <w:tr>
-        <w:tc>
-          <w:tcPr/>
-          <w:p>
-            <w:pPr>
-              <w:pStyle w:val="Compact"/>
-              <w:jc w:val="left"/>
-            </w:pPr>
-            <w:r>
-              <w:rPr>
-                <w:sz w:val="17"/>
-              </w:rPr>
-              <w:t xml:space="preserve">SC-32</w:t>
-            </w:r>
-          </w:p>
-        </w:tc>
-        <w:tc>
-          <w:tcPr/>
-          <w:p>
-            <w:pPr>
-              <w:pStyle w:val="Compact"/>
-              <w:jc w:val="left"/>
-            </w:pPr>
-            <w:r>
-              <w:rPr>
-                <w:sz w:val="17"/>
-              </w:rPr>
-              <w:t xml:space="preserve">Provincial People's Committee notice</w:t>
-            </w:r>
-          </w:p>
-        </w:tc>
-        <w:tc>
-          <w:tcPr/>
-          <w:p>
-            <w:pPr>
-              <w:pStyle w:val="Compact"/>
-              <w:jc w:val="left"/>
-            </w:pPr>
-            <w:r>
-              <w:rPr>
-                <w:sz w:val="17"/>
-              </w:rPr>
-              <w:t xml:space="preserve">Should</w:t>
-            </w:r>
-          </w:p>
-        </w:tc>
-        <w:tc>
-          <w:tcPr/>
-          <w:p>
-            <w:pPr>
-              <w:pStyle w:val="Compact"/>
-              <w:jc w:val="left"/>
-            </w:pPr>
-            <w:r>
-              <w:rPr>
-                <w:rStyle w:val="VerbatimChar"/>
-                <w:sz w:val="17"/>
-              </w:rPr>
-              <w:t xml:space="preserve">docs/screens/screen-spec-SC-32.md</w:t>
-            </w:r>
-          </w:p>
-        </w:tc>
-      </w:tr>
-      <w:tr>
-        <w:tc>
-          <w:tcPr/>
-          <w:p>
-            <w:pPr>
-              <w:pStyle w:val="Compact"/>
-              <w:jc w:val="left"/>
-            </w:pPr>
-            <w:r>
-              <w:rPr>
-                <w:sz w:val="17"/>
-              </w:rPr>
-              <w:t xml:space="preserve">SC-33</w:t>
-            </w:r>
-          </w:p>
-        </w:tc>
-        <w:tc>
-          <w:tcPr/>
-          <w:p>
-            <w:pPr>
-              <w:pStyle w:val="Compact"/>
-              <w:jc w:val="left"/>
-            </w:pPr>
-            <w:r>
-              <w:rPr>
-                <w:sz w:val="17"/>
-              </w:rPr>
-              <w:t xml:space="preserve">Book a VFDA consultation</w:t>
-            </w:r>
-          </w:p>
-        </w:tc>
-        <w:tc>
-          <w:tcPr/>
-          <w:p>
-            <w:pPr>
-              <w:pStyle w:val="Compact"/>
-              <w:jc w:val="left"/>
-            </w:pPr>
-            <w:r>
-              <w:rPr>
-                <w:sz w:val="17"/>
-              </w:rPr>
-              <w:t xml:space="preserve">Should</w:t>
-            </w:r>
-          </w:p>
-        </w:tc>
-        <w:tc>
-          <w:tcPr/>
-          <w:p>
-            <w:pPr>
-              <w:pStyle w:val="Compact"/>
-              <w:jc w:val="left"/>
-            </w:pPr>
-            <w:r>
-              <w:rPr>
-                <w:rStyle w:val="VerbatimChar"/>
-                <w:sz w:val="17"/>
-              </w:rPr>
-              <w:t xml:space="preserve">docs/screens/screen-spec-SC-33.md</w:t>
-            </w:r>
-          </w:p>
-        </w:tc>
-      </w:tr>
-    </w:tbl>
-    <w:bookmarkEnd w:id="34"/>
-    <w:bookmarkStart w:id="35" w:name="Xbe7985084ef4dfdbc7e9fba0a235022f75110b0"/>
-    <w:p>
-      <w:pPr>
-        <w:pStyle w:val="Heading2"/>
-      </w:pPr>
-      <w:r>
-        <w:t xml:space="preserve">8. Success criteria</w:t>
-      </w:r>
-    </w:p>
-    <w:tbl>
-      <w:tblPr>
-        <w:tblStyle w:val="Table"/>
-        <w:tblLook w:firstRow="1" w:lastRow="0" w:firstColumn="0" w:lastColumn="0" w:noHBand="0" w:noVBand="0" w:val="0020"/>
-        <w:jc w:val="start"/>
-        <w:tblBorders>
-          <w:top w:val="single" w:sz="4" w:color="C9CED6"/>
-          <w:left w:val="single" w:sz="4" w:color="C9CED6"/>
-          <w:bottom w:val="single" w:sz="4" w:color="C9CED6"/>
-          <w:right w:val="single" w:sz="4" w:color="C9CED6"/>
-          <w:insideH w:val="single" w:sz="4" w:color="C9CED6"/>
-          <w:insideV w:val="single" w:sz="4" w:color="C9CED6"/>
-        </w:tblBorders>
-        <w:tblW w:w="5000" w:type="pct"/>
-      </w:tblPr>
-      <w:tblGrid>
-        <w:gridCol w:w="3286"/>
-        <w:gridCol w:w="3286"/>
-        <w:gridCol w:w="3286"/>
-      </w:tblGrid>
-      <w:tr>
-        <w:trPr>
-          <w:tblHeader w:val="true"/>
-        </w:trPr>
-        <w:tc>
-          <w:tcPr>
-            <w:shd w:val="clear" w:color="auto" w:fill="E4ECF7"/>
-          </w:tcPr>
-          <w:p>
-            <w:pPr>
-              <w:pStyle w:val="Compact"/>
-              <w:jc w:val="left"/>
-            </w:pPr>
-            <w:r>
-              <w:rPr>
-                <w:b/>
-                <w:color w:val="1F2A5C"/>
-                <w:sz w:val="17"/>
-              </w:rPr>
-              <w:t xml:space="preserve">SC ID</w:t>
-            </w:r>
-          </w:p>
-        </w:tc>
-        <w:tc>
-          <w:tcPr>
-            <w:shd w:val="clear" w:color="auto" w:fill="E4ECF7"/>
-          </w:tcPr>
-          <w:p>
-            <w:pPr>
-              <w:pStyle w:val="Compact"/>
-              <w:jc w:val="left"/>
-            </w:pPr>
-            <w:r>
-              <w:rPr>
-                <w:b/>
-                <w:color w:val="1F2A5C"/>
-                <w:sz w:val="17"/>
-              </w:rPr>
-              <w:t xml:space="preserve">Criterion</w:t>
-            </w:r>
-          </w:p>
-        </w:tc>
-        <w:tc>
-          <w:tcPr>
-            <w:shd w:val="clear" w:color="auto" w:fill="E4ECF7"/>
-          </w:tcPr>
-          <w:p>
-            <w:pPr>
-              <w:pStyle w:val="Compact"/>
-              <w:jc w:val="left"/>
-            </w:pPr>
-            <w:r>
-              <w:rPr>
-                <w:b/>
-                <w:color w:val="1F2A5C"/>
-                <w:sz w:val="17"/>
-              </w:rPr>
-              <w:t xml:space="preserve">How it is measured</w:t>
-            </w:r>
-          </w:p>
-        </w:tc>
-      </w:tr>
-      <w:tr>
-        <w:tc>
-          <w:tcPr/>
-          <w:p>
-            <w:pPr>
-              <w:pStyle w:val="Compact"/>
-              <w:jc w:val="left"/>
-            </w:pPr>
-            <w:r>
-              <w:rPr>
-                <w:sz w:val="17"/>
-              </w:rPr>
-              <w:t xml:space="preserve">SC-001</w:t>
-            </w:r>
-          </w:p>
-        </w:tc>
-        <w:tc>
-          <w:tcPr/>
-          <w:p>
-            <w:pPr>
-              <w:pStyle w:val="Compact"/>
-              <w:jc w:val="left"/>
-            </w:pPr>
-            <w:r>
-              <w:rPr>
-                <w:sz w:val="17"/>
-              </w:rPr>
-              <w:t xml:space="preserve">A producer knows the reply status of every province on their shortlist without contacting anyone.</w:t>
-            </w:r>
-          </w:p>
-        </w:tc>
-        <w:tc>
-          <w:tcPr/>
-          <w:p>
-            <w:pPr>
-              <w:pStyle w:val="Compact"/>
-              <w:jc w:val="left"/>
-            </w:pPr>
-            <w:r>
-              <w:rPr>
-                <w:sz w:val="17"/>
-              </w:rPr>
-              <w:t xml:space="preserve">Walkthrough with 5 producers.</w:t>
-            </w:r>
-          </w:p>
-        </w:tc>
-      </w:tr>
-      <w:tr>
-        <w:tc>
-          <w:tcPr/>
-          <w:p>
-            <w:pPr>
-              <w:pStyle w:val="Compact"/>
-              <w:jc w:val="left"/>
-            </w:pPr>
-            <w:r>
-              <w:rPr>
-                <w:sz w:val="17"/>
-              </w:rPr>
-              <w:t xml:space="preserve">SC-002</w:t>
-            </w:r>
-          </w:p>
-        </w:tc>
-        <w:tc>
-          <w:tcPr/>
-          <w:p>
-            <w:pPr>
-              <w:pStyle w:val="Compact"/>
-              <w:jc w:val="left"/>
-            </w:pPr>
-            <w:r>
-              <w:rPr>
-                <w:sz w:val="17"/>
-              </w:rPr>
-              <w:t xml:space="preserve">Provinces reply to four in five notices within 7 working days.</w:t>
-            </w:r>
-          </w:p>
-        </w:tc>
-        <w:tc>
-          <w:tcPr/>
-          <w:p>
-            <w:pPr>
-              <w:pStyle w:val="Compact"/>
-              <w:jc w:val="left"/>
-            </w:pPr>
-            <w:r>
-              <w:rPr>
-                <w:sz w:val="17"/>
-              </w:rPr>
-              <w:t xml:space="preserve">Reply times over the first 30 notices.</w:t>
-            </w:r>
-          </w:p>
-        </w:tc>
-      </w:tr>
-      <w:tr>
-        <w:tc>
-          <w:tcPr/>
-          <w:p>
-            <w:pPr>
-              <w:pStyle w:val="Compact"/>
-              <w:jc w:val="left"/>
-            </w:pPr>
-            <w:r>
-              <w:rPr>
-                <w:sz w:val="17"/>
-              </w:rPr>
-              <w:t xml:space="preserve">SC-003</w:t>
-            </w:r>
-          </w:p>
-        </w:tc>
-        <w:tc>
-          <w:tcPr/>
-          <w:p>
-            <w:pPr>
-              <w:pStyle w:val="Compact"/>
-              <w:jc w:val="left"/>
-            </w:pPr>
-            <w:r>
-              <w:rPr>
-                <w:sz w:val="17"/>
-              </w:rPr>
-              <w:t xml:space="preserve">A producer abroad books a consultation in their own time zone in under 2 minutes.</w:t>
-            </w:r>
-          </w:p>
-        </w:tc>
-        <w:tc>
-          <w:tcPr/>
-          <w:p>
-            <w:pPr>
-              <w:pStyle w:val="Compact"/>
-              <w:jc w:val="left"/>
-            </w:pPr>
-            <w:r>
-              <w:rPr>
-                <w:sz w:val="17"/>
-              </w:rPr>
-              <w:t xml:space="preserve">Timed test with 3 producers in different time zones.</w:t>
-            </w:r>
-          </w:p>
-        </w:tc>
-      </w:tr>
-    </w:tbl>
-    <w:bookmarkEnd w:id="35"/>
-    <w:bookmarkStart w:id="36" w:name="Xf0e84fbc24061432f3671343bf60d40f0e14ddf"/>
-    <w:p>
-      <w:pPr>
-        <w:pStyle w:val="Heading2"/>
-      </w:pPr>
-      <w:r>
-        <w:t xml:space="preserve">9. Assumptions</w:t>
+        <w:pStyle w:val="Heading3"/>
+      </w:pPr>
+      <w:r>
+        <w:t xml:space="preserve">6.1 Attribute types</w:t>
       </w:r>
     </w:p>
     <w:p>
       <w:pPr>
-        <w:numPr>
-          <w:ilvl w:val="0"/>
-          <w:numId w:val="1008"/>
-        </w:numPr>
-        <w:pStyle w:val="Compact"/>
-      </w:pPr>
-      <w:r>
-        <w:t xml:space="preserve">VFDA staff have capacity to review notices within 2 working days.</w:t>
-      </w:r>
-    </w:p>
-    <w:p>
-      <w:pPr>
-        <w:numPr>
-          <w:ilvl w:val="0"/>
-          <w:numId w:val="1008"/>
-        </w:numPr>
-        <w:pStyle w:val="Compact"/>
-      </w:pPr>
-      <w:r>
-        <w:t xml:space="preserve">One notice per province per project, even when several locations are in the same province.</w:t>
-      </w:r>
-    </w:p>
-    <w:p>
-      <w:pPr>
-        <w:numPr>
-          <w:ilvl w:val="0"/>
-          <w:numId w:val="1008"/>
-        </w:numPr>
-        <w:pStyle w:val="Compact"/>
-      </w:pPr>
-      <w:r>
-        <w:t xml:space="preserve">Test value used until VFDA confirms: VFDA staff are reminded to follow up a notice after 5 working days without reply.</w:t>
-      </w:r>
-    </w:p>
-    <w:bookmarkEnd w:id="36"/>
-    <w:bookmarkStart w:id="37" w:name="X55a6565c84ac464289a534278fc4074fe00819d"/>
-    <w:p>
-      <w:pPr>
-        <w:pStyle w:val="Heading2"/>
-      </w:pPr>
-      <w:r>
-        <w:t xml:space="preserve">10. Open questions</w:t>
+        <w:pStyle w:val="FirstParagraph"/>
+      </w:pPr>
+      <w:r>
+        <w:t xml:space="preserve">Types and required flags of the attributes above that no field in 5.1 declares (keys, timestamps, stored statuses). Every column of the data model now has a declared type.</w:t>
       </w:r>
     </w:p>
     <w:tbl>
@@ -5049,7 +4584,7 @@
                 <w:color w:val="1F2A5C"/>
                 <w:sz w:val="17"/>
               </w:rPr>
-              <w:t xml:space="preserve">#</w:t>
+              <w:t xml:space="preserve">Entity</w:t>
             </w:r>
           </w:p>
         </w:tc>
@@ -5068,7 +4603,7 @@
                 <w:color w:val="1F2A5C"/>
                 <w:sz w:val="17"/>
               </w:rPr>
-              <w:t xml:space="preserve">Question</w:t>
+              <w:t xml:space="preserve">Attribute</w:t>
             </w:r>
           </w:p>
         </w:tc>
@@ -5087,7 +4622,7 @@
                 <w:color w:val="1F2A5C"/>
                 <w:sz w:val="17"/>
               </w:rPr>
-              <w:t xml:space="preserve">Blocking?</w:t>
+              <w:t xml:space="preserve">Type</w:t>
             </w:r>
           </w:p>
         </w:tc>
@@ -5106,7 +4641,7 @@
                 <w:color w:val="1F2A5C"/>
                 <w:sz w:val="17"/>
               </w:rPr>
-              <w:t xml:space="preserve">Owner</w:t>
+              <w:t xml:space="preserve">Required</w:t>
             </w:r>
           </w:p>
         </w:tc>
@@ -5125,7 +4660,7 @@
                 <w:color w:val="1F2A5C"/>
                 <w:sz w:val="17"/>
               </w:rPr>
-              <w:t xml:space="preserve">Status</w:t>
+              <w:t xml:space="preserve">Notes</w:t>
             </w:r>
           </w:p>
         </w:tc>
@@ -5142,36 +4677,39 @@
               <w:rPr>
                 <w:sz w:val="17"/>
               </w:rPr>
-              <w:t xml:space="preserve">1</w:t>
-            </w:r>
-          </w:p>
-        </w:tc>
-        <w:tc>
-          <w:tcPr/>
-          <w:p>
-            <w:pPr>
-              <w:pStyle w:val="Compact"/>
-              <w:jc w:val="left"/>
-            </w:pPr>
-            <w:r>
-              <w:rPr>
-                <w:sz w:val="17"/>
-              </w:rPr>
-              <w:t xml:space="preserve">[NEEDS CLARIFICATION: Does VFDA have the mandate / practice to send notices to Provincial People's Committees, and what is the official template?]</w:t>
-            </w:r>
-            <w:r>
-              <w:rPr>
-                <w:sz w:val="17"/>
-              </w:rPr>
-              <w:t xml:space="preserve"> </w:t>
-            </w:r>
-            <w:r>
-              <w:rPr>
-                <w:iCs/>
-                <w:i/>
-                <w:sz w:val="17"/>
-              </w:rPr>
-              <w:t xml:space="preserve">(also raised in SC-32)</w:t>
+              <w:t xml:space="preserve">LocationInterest</w:t>
+            </w:r>
+          </w:p>
+        </w:tc>
+        <w:tc>
+          <w:tcPr/>
+          <w:p>
+            <w:pPr>
+              <w:pStyle w:val="Compact"/>
+              <w:jc w:val="left"/>
+            </w:pPr>
+            <w:r>
+              <w:rPr>
+                <w:rStyle w:val="VerbatimChar"/>
+                <w:sz w:val="17"/>
+              </w:rPr>
+              <w:t xml:space="preserve">created_at</w:t>
+            </w:r>
+          </w:p>
+        </w:tc>
+        <w:tc>
+          <w:tcPr/>
+          <w:p>
+            <w:pPr>
+              <w:pStyle w:val="Compact"/>
+              <w:jc w:val="left"/>
+            </w:pPr>
+            <w:r>
+              <w:rPr>
+                <w:rStyle w:val="VerbatimChar"/>
+                <w:sz w:val="17"/>
+              </w:rPr>
+              <w:t xml:space="preserve">TIMESTAMPTZ</w:t>
             </w:r>
           </w:p>
         </w:tc>
@@ -5195,29 +4733,7 @@
           <w:p>
             <w:pPr>
               <w:pStyle w:val="Compact"/>
-              <w:jc w:val="left"/>
-            </w:pPr>
-            <w:r>
-              <w:rPr>
-                <w:sz w:val="17"/>
-              </w:rPr>
-              <w:t xml:space="preserve">Client (VFDA)</w:t>
-            </w:r>
-          </w:p>
-        </w:tc>
-        <w:tc>
-          <w:tcPr/>
-          <w:p>
-            <w:pPr>
-              <w:pStyle w:val="Compact"/>
-              <w:jc w:val="left"/>
-            </w:pPr>
-            <w:r>
-              <w:rPr>
-                <w:sz w:val="17"/>
-              </w:rPr>
-              <w:t xml:space="preserve">Open</w:t>
-            </w:r>
+            </w:pPr>
           </w:p>
         </w:tc>
       </w:tr>
@@ -5233,36 +4749,39 @@
               <w:rPr>
                 <w:sz w:val="17"/>
               </w:rPr>
-              <w:t xml:space="preserve">2</w:t>
-            </w:r>
-          </w:p>
-        </w:tc>
-        <w:tc>
-          <w:tcPr/>
-          <w:p>
-            <w:pPr>
-              <w:pStyle w:val="Compact"/>
-              <w:jc w:val="left"/>
-            </w:pPr>
-            <w:r>
-              <w:rPr>
-                <w:sz w:val="17"/>
-              </w:rPr>
-              <w:t xml:space="preserve">[NEEDS CLARIFICATION: Is the notice addressed to the People's Committee or to the provincial Department of Culture?]</w:t>
-            </w:r>
-            <w:r>
-              <w:rPr>
-                <w:sz w:val="17"/>
-              </w:rPr>
-              <w:t xml:space="preserve"> </w:t>
-            </w:r>
-            <w:r>
-              <w:rPr>
-                <w:iCs/>
-                <w:i/>
-                <w:sz w:val="17"/>
-              </w:rPr>
-              <w:t xml:space="preserve">(also raised in SC-32)</w:t>
+              <w:t xml:space="preserve">ProvinceNotice</w:t>
+            </w:r>
+          </w:p>
+        </w:tc>
+        <w:tc>
+          <w:tcPr/>
+          <w:p>
+            <w:pPr>
+              <w:pStyle w:val="Compact"/>
+              <w:jc w:val="left"/>
+            </w:pPr>
+            <w:r>
+              <w:rPr>
+                <w:rStyle w:val="VerbatimChar"/>
+                <w:sz w:val="17"/>
+              </w:rPr>
+              <w:t xml:space="preserve">province_id</w:t>
+            </w:r>
+          </w:p>
+        </w:tc>
+        <w:tc>
+          <w:tcPr/>
+          <w:p>
+            <w:pPr>
+              <w:pStyle w:val="Compact"/>
+              <w:jc w:val="left"/>
+            </w:pPr>
+            <w:r>
+              <w:rPr>
+                <w:rStyle w:val="VerbatimChar"/>
+                <w:sz w:val="17"/>
+              </w:rPr>
+              <w:t xml:space="preserve">INTEGER</w:t>
             </w:r>
           </w:p>
         </w:tc>
@@ -5292,22 +4811,7 @@
               <w:rPr>
                 <w:sz w:val="17"/>
               </w:rPr>
-              <w:t xml:space="preserve">Client (VFDA)</w:t>
-            </w:r>
-          </w:p>
-        </w:tc>
-        <w:tc>
-          <w:tcPr/>
-          <w:p>
-            <w:pPr>
-              <w:pStyle w:val="Compact"/>
-              <w:jc w:val="left"/>
-            </w:pPr>
-            <w:r>
-              <w:rPr>
-                <w:sz w:val="17"/>
-              </w:rPr>
-              <w:t xml:space="preserve">Open</w:t>
+              <w:t xml:space="preserve">the province the notice was addressed to, kept as sent even if the location's province later changes</w:t>
             </w:r>
           </w:p>
         </w:tc>
@@ -5324,22 +4828,39 @@
               <w:rPr>
                 <w:sz w:val="17"/>
               </w:rPr>
-              <w:t xml:space="preserve">3</w:t>
-            </w:r>
-          </w:p>
-        </w:tc>
-        <w:tc>
-          <w:tcPr/>
-          <w:p>
-            <w:pPr>
-              <w:pStyle w:val="Compact"/>
-              <w:jc w:val="left"/>
-            </w:pPr>
-            <w:r>
-              <w:rPr>
-                <w:sz w:val="17"/>
-              </w:rPr>
-              <w:t xml:space="preserve">[NEEDS CLARIFICATION: Automatic sending (DBIZ2 SEQ-11) or VFDA staff review before sending (SC-32)?]</w:t>
+              <w:t xml:space="preserve">ProvinceNotice</w:t>
+            </w:r>
+          </w:p>
+        </w:tc>
+        <w:tc>
+          <w:tcPr/>
+          <w:p>
+            <w:pPr>
+              <w:pStyle w:val="Compact"/>
+              <w:jc w:val="left"/>
+            </w:pPr>
+            <w:r>
+              <w:rPr>
+                <w:rStyle w:val="VerbatimChar"/>
+                <w:sz w:val="17"/>
+              </w:rPr>
+              <w:t xml:space="preserve">drafted_at</w:t>
+            </w:r>
+          </w:p>
+        </w:tc>
+        <w:tc>
+          <w:tcPr/>
+          <w:p>
+            <w:pPr>
+              <w:pStyle w:val="Compact"/>
+              <w:jc w:val="left"/>
+            </w:pPr>
+            <w:r>
+              <w:rPr>
+                <w:rStyle w:val="VerbatimChar"/>
+                <w:sz w:val="17"/>
+              </w:rPr>
+              <w:t xml:space="preserve">TIMESTAMPTZ</w:t>
             </w:r>
           </w:p>
         </w:tc>
@@ -5363,29 +4884,7 @@
           <w:p>
             <w:pPr>
               <w:pStyle w:val="Compact"/>
-              <w:jc w:val="left"/>
-            </w:pPr>
-            <w:r>
-              <w:rPr>
-                <w:sz w:val="17"/>
-              </w:rPr>
-              <w:t xml:space="preserve">Client (VFDA)</w:t>
-            </w:r>
-          </w:p>
-        </w:tc>
-        <w:tc>
-          <w:tcPr/>
-          <w:p>
-            <w:pPr>
-              <w:pStyle w:val="Compact"/>
-              <w:jc w:val="left"/>
-            </w:pPr>
-            <w:r>
-              <w:rPr>
-                <w:sz w:val="17"/>
-              </w:rPr>
-              <w:t xml:space="preserve">Open</w:t>
-            </w:r>
+            </w:pPr>
           </w:p>
         </w:tc>
       </w:tr>
@@ -5401,22 +4900,39 @@
               <w:rPr>
                 <w:sz w:val="17"/>
               </w:rPr>
-              <w:t xml:space="preserve">4</w:t>
-            </w:r>
-          </w:p>
-        </w:tc>
-        <w:tc>
-          <w:tcPr/>
-          <w:p>
-            <w:pPr>
-              <w:pStyle w:val="Compact"/>
-              <w:jc w:val="left"/>
-            </w:pPr>
-            <w:r>
-              <w:rPr>
-                <w:sz w:val="17"/>
-              </w:rPr>
-              <w:t xml:space="preserve">[NEEDS CLARIFICATION: After how many working days without reply should VFDA follow up?]</w:t>
+              <w:t xml:space="preserve">ProvinceNotice</w:t>
+            </w:r>
+          </w:p>
+        </w:tc>
+        <w:tc>
+          <w:tcPr/>
+          <w:p>
+            <w:pPr>
+              <w:pStyle w:val="Compact"/>
+              <w:jc w:val="left"/>
+            </w:pPr>
+            <w:r>
+              <w:rPr>
+                <w:rStyle w:val="VerbatimChar"/>
+                <w:sz w:val="17"/>
+              </w:rPr>
+              <w:t xml:space="preserve">sent_at</w:t>
+            </w:r>
+          </w:p>
+        </w:tc>
+        <w:tc>
+          <w:tcPr/>
+          <w:p>
+            <w:pPr>
+              <w:pStyle w:val="Compact"/>
+              <w:jc w:val="left"/>
+            </w:pPr>
+            <w:r>
+              <w:rPr>
+                <w:rStyle w:val="VerbatimChar"/>
+                <w:sz w:val="17"/>
+              </w:rPr>
+              <w:t xml:space="preserve">TIMESTAMPTZ</w:t>
             </w:r>
           </w:p>
         </w:tc>
@@ -5446,22 +4962,7 @@
               <w:rPr>
                 <w:sz w:val="17"/>
               </w:rPr>
-              <w:t xml:space="preserve">Client (VFDA)</w:t>
-            </w:r>
-          </w:p>
-        </w:tc>
-        <w:tc>
-          <w:tcPr/>
-          <w:p>
-            <w:pPr>
-              <w:pStyle w:val="Compact"/>
-              <w:jc w:val="left"/>
-            </w:pPr>
-            <w:r>
-              <w:rPr>
-                <w:sz w:val="17"/>
-              </w:rPr>
-              <w:t xml:space="preserve">Open</w:t>
+              <w:t xml:space="preserve">empty until VFDA sends it</w:t>
             </w:r>
           </w:p>
         </w:tc>
@@ -5478,81 +4979,69 @@
               <w:rPr>
                 <w:sz w:val="17"/>
               </w:rPr>
-              <w:t xml:space="preserve">5</w:t>
-            </w:r>
-          </w:p>
-        </w:tc>
-        <w:tc>
-          <w:tcPr/>
-          <w:p>
-            <w:pPr>
-              <w:pStyle w:val="Compact"/>
-              <w:jc w:val="left"/>
-            </w:pPr>
-            <w:r>
-              <w:rPr>
-                <w:sz w:val="17"/>
-              </w:rPr>
-              <w:t xml:space="preserve">[NEEDS CLARIFICATION: Which days and hours does VFDA offer for consultations, and how long is one slot?]</w:t>
-            </w:r>
-            <w:r>
-              <w:rPr>
-                <w:sz w:val="17"/>
-              </w:rPr>
-              <w:t xml:space="preserve"> </w:t>
-            </w:r>
-            <w:r>
-              <w:rPr>
-                <w:iCs/>
-                <w:i/>
-                <w:sz w:val="17"/>
-              </w:rPr>
-              <w:t xml:space="preserve">(from SC-33)</w:t>
-            </w:r>
-          </w:p>
-        </w:tc>
-        <w:tc>
-          <w:tcPr/>
-          <w:p>
-            <w:pPr>
-              <w:pStyle w:val="Compact"/>
-              <w:jc w:val="left"/>
-            </w:pPr>
-            <w:r>
-              <w:rPr>
-                <w:sz w:val="17"/>
-              </w:rPr>
-              <w:t xml:space="preserve">Yes</w:t>
-            </w:r>
-          </w:p>
-        </w:tc>
-        <w:tc>
-          <w:tcPr/>
-          <w:p>
-            <w:pPr>
-              <w:pStyle w:val="Compact"/>
-              <w:jc w:val="left"/>
-            </w:pPr>
-            <w:r>
-              <w:rPr>
-                <w:sz w:val="17"/>
-              </w:rPr>
-              <w:t xml:space="preserve">Client (VFDA)</w:t>
-            </w:r>
-          </w:p>
-        </w:tc>
-        <w:tc>
-          <w:tcPr/>
-          <w:p>
-            <w:pPr>
-              <w:pStyle w:val="Compact"/>
-              <w:jc w:val="left"/>
-            </w:pPr>
-            <w:r>
-              <w:rPr>
-                <w:sz w:val="17"/>
-              </w:rPr>
-              <w:t xml:space="preserve">Open</w:t>
+              <w:t xml:space="preserve">ProvinceNotice</w:t>
+            </w:r>
+          </w:p>
+        </w:tc>
+        <w:tc>
+          <w:tcPr/>
+          <w:p>
+            <w:pPr>
+              <w:pStyle w:val="Compact"/>
+              <w:jc w:val="left"/>
+            </w:pPr>
+            <w:r>
+              <w:rPr>
+                <w:rStyle w:val="VerbatimChar"/>
+                <w:sz w:val="17"/>
+              </w:rPr>
+              <w:t xml:space="preserve">received_at</w:t>
+            </w:r>
+          </w:p>
+        </w:tc>
+        <w:tc>
+          <w:tcPr/>
+          <w:p>
+            <w:pPr>
+              <w:pStyle w:val="Compact"/>
+              <w:jc w:val="left"/>
+            </w:pPr>
+            <w:r>
+              <w:rPr>
+                <w:rStyle w:val="VerbatimChar"/>
+                <w:sz w:val="17"/>
+              </w:rPr>
+              <w:t xml:space="preserve">TIMESTAMPTZ</w:t>
+            </w:r>
+          </w:p>
+        </w:tc>
+        <w:tc>
+          <w:tcPr/>
+          <w:p>
+            <w:pPr>
+              <w:pStyle w:val="Compact"/>
+              <w:jc w:val="left"/>
+            </w:pPr>
+            <w:r>
+              <w:rPr>
+                <w:sz w:val="17"/>
+              </w:rPr>
+              <w:t xml:space="preserve">No</w:t>
+            </w:r>
+          </w:p>
+        </w:tc>
+        <w:tc>
+          <w:tcPr/>
+          <w:p>
+            <w:pPr>
+              <w:pStyle w:val="Compact"/>
+              <w:jc w:val="left"/>
+            </w:pPr>
+            <w:r>
+              <w:rPr>
+                <w:sz w:val="17"/>
+              </w:rPr>
+              <w:t xml:space="preserve">empty until the province acknowledges it</w:t>
             </w:r>
           </w:p>
         </w:tc>
@@ -5569,482 +5058,76 @@
               <w:rPr>
                 <w:sz w:val="17"/>
               </w:rPr>
-              <w:t xml:space="preserve">6</w:t>
-            </w:r>
-          </w:p>
-        </w:tc>
-        <w:tc>
-          <w:tcPr/>
-          <w:p>
-            <w:pPr>
-              <w:pStyle w:val="Compact"/>
-              <w:jc w:val="left"/>
-            </w:pPr>
-            <w:r>
-              <w:rPr>
-                <w:sz w:val="17"/>
-              </w:rPr>
-              <w:t xml:space="preserve">[NEEDS CLARIFICATION: How is the consultation held (video call, phone, at the VFDA office) and who sends the joining details?]</w:t>
-            </w:r>
-            <w:r>
-              <w:rPr>
-                <w:sz w:val="17"/>
-              </w:rPr>
-              <w:t xml:space="preserve"> </w:t>
-            </w:r>
-            <w:r>
-              <w:rPr>
-                <w:iCs/>
-                <w:i/>
-                <w:sz w:val="17"/>
-              </w:rPr>
-              <w:t xml:space="preserve">(from SC-33)</w:t>
-            </w:r>
-          </w:p>
-        </w:tc>
-        <w:tc>
-          <w:tcPr/>
-          <w:p>
-            <w:pPr>
-              <w:pStyle w:val="Compact"/>
-              <w:jc w:val="left"/>
-            </w:pPr>
-            <w:r>
-              <w:rPr>
-                <w:sz w:val="17"/>
-              </w:rPr>
-              <w:t xml:space="preserve">No</w:t>
-            </w:r>
-          </w:p>
-        </w:tc>
-        <w:tc>
-          <w:tcPr/>
-          <w:p>
-            <w:pPr>
-              <w:pStyle w:val="Compact"/>
-              <w:jc w:val="left"/>
-            </w:pPr>
-            <w:r>
-              <w:rPr>
-                <w:sz w:val="17"/>
-              </w:rPr>
-              <w:t xml:space="preserve">Client (VFDA)</w:t>
-            </w:r>
-          </w:p>
-        </w:tc>
-        <w:tc>
-          <w:tcPr/>
-          <w:p>
-            <w:pPr>
-              <w:pStyle w:val="Compact"/>
-              <w:jc w:val="left"/>
-            </w:pPr>
-            <w:r>
-              <w:rPr>
-                <w:sz w:val="17"/>
-              </w:rPr>
-              <w:t xml:space="preserve">Open</w:t>
-            </w:r>
+              <w:t xml:space="preserve">ConsultationBooking</w:t>
+            </w:r>
+          </w:p>
+        </w:tc>
+        <w:tc>
+          <w:tcPr/>
+          <w:p>
+            <w:pPr>
+              <w:pStyle w:val="Compact"/>
+              <w:jc w:val="left"/>
+            </w:pPr>
+            <w:r>
+              <w:rPr>
+                <w:rStyle w:val="VerbatimChar"/>
+                <w:sz w:val="17"/>
+              </w:rPr>
+              <w:t xml:space="preserve">member_id</w:t>
+            </w:r>
+          </w:p>
+        </w:tc>
+        <w:tc>
+          <w:tcPr/>
+          <w:p>
+            <w:pPr>
+              <w:pStyle w:val="Compact"/>
+              <w:jc w:val="left"/>
+            </w:pPr>
+            <w:r>
+              <w:rPr>
+                <w:rStyle w:val="VerbatimChar"/>
+                <w:sz w:val="17"/>
+              </w:rPr>
+              <w:t xml:space="preserve">UUID</w:t>
+            </w:r>
+          </w:p>
+        </w:tc>
+        <w:tc>
+          <w:tcPr/>
+          <w:p>
+            <w:pPr>
+              <w:pStyle w:val="Compact"/>
+              <w:jc w:val="left"/>
+            </w:pPr>
+            <w:r>
+              <w:rPr>
+                <w:sz w:val="17"/>
+              </w:rPr>
+              <w:t xml:space="preserve">Yes</w:t>
+            </w:r>
+          </w:p>
+        </w:tc>
+        <w:tc>
+          <w:tcPr/>
+          <w:p>
+            <w:pPr>
+              <w:pStyle w:val="Compact"/>
+            </w:pPr>
           </w:p>
         </w:tc>
       </w:tr>
     </w:tbl>
-    <w:bookmarkEnd w:id="37"/>
-    <w:bookmarkStart w:id="39" w:name="Xfe89178ba2c1baf2da96240bc9850b678501375"/>
+    <w:bookmarkEnd w:id="33"/>
+    <w:bookmarkEnd w:id="34"/>
+    <w:bookmarkStart w:id="35" w:name="Xd2a645a1673f9c3c0ba35362f9a4e8652055502"/>
     <w:p>
       <w:pPr>
         <w:pStyle w:val="Heading2"/>
       </w:pPr>
       <w:r>
-        <w:t xml:space="preserve">11. Traceability to DBIZ2</w:t>
-      </w:r>
-    </w:p>
-    <w:tbl>
-      <w:tblPr>
-        <w:tblStyle w:val="Table"/>
-        <w:tblLook w:firstRow="1" w:lastRow="0" w:firstColumn="0" w:lastColumn="0" w:noHBand="0" w:noVBand="0" w:val="0020"/>
-        <w:jc w:val="start"/>
-        <w:tblBorders>
-          <w:top w:val="single" w:sz="4" w:color="C9CED6"/>
-          <w:left w:val="single" w:sz="4" w:color="C9CED6"/>
-          <w:bottom w:val="single" w:sz="4" w:color="C9CED6"/>
-          <w:right w:val="single" w:sz="4" w:color="C9CED6"/>
-          <w:insideH w:val="single" w:sz="4" w:color="C9CED6"/>
-          <w:insideV w:val="single" w:sz="4" w:color="C9CED6"/>
-        </w:tblBorders>
-        <w:tblW w:w="5000" w:type="pct"/>
-      </w:tblPr>
-      <w:tblGrid>
-        <w:gridCol w:w="3286"/>
-        <w:gridCol w:w="3286"/>
-        <w:gridCol w:w="3286"/>
-      </w:tblGrid>
-      <w:tr>
-        <w:trPr>
-          <w:tblHeader w:val="true"/>
-        </w:trPr>
-        <w:tc>
-          <w:tcPr>
-            <w:shd w:val="clear" w:color="auto" w:fill="E4ECF7"/>
-          </w:tcPr>
-          <w:p>
-            <w:pPr>
-              <w:pStyle w:val="Compact"/>
-              <w:jc w:val="left"/>
-            </w:pPr>
-            <w:r>
-              <w:rPr>
-                <w:b/>
-                <w:color w:val="1F2A5C"/>
-                <w:sz w:val="17"/>
-              </w:rPr>
-              <w:t xml:space="preserve">Spec section</w:t>
-            </w:r>
-          </w:p>
-        </w:tc>
-        <w:tc>
-          <w:tcPr>
-            <w:shd w:val="clear" w:color="auto" w:fill="E4ECF7"/>
-          </w:tcPr>
-          <w:p>
-            <w:pPr>
-              <w:pStyle w:val="Compact"/>
-              <w:jc w:val="left"/>
-            </w:pPr>
-            <w:r>
-              <w:rPr>
-                <w:b/>
-                <w:color w:val="1F2A5C"/>
-                <w:sz w:val="17"/>
-              </w:rPr>
-              <w:t xml:space="preserve">DBIZ2 source</w:t>
-            </w:r>
-          </w:p>
-        </w:tc>
-        <w:tc>
-          <w:tcPr>
-            <w:shd w:val="clear" w:color="auto" w:fill="E4ECF7"/>
-          </w:tcPr>
-          <w:p>
-            <w:pPr>
-              <w:pStyle w:val="Compact"/>
-              <w:jc w:val="left"/>
-            </w:pPr>
-            <w:r>
-              <w:rPr>
-                <w:b/>
-                <w:color w:val="1F2A5C"/>
-                <w:sz w:val="17"/>
-              </w:rPr>
-              <w:t xml:space="preserve">Location</w:t>
-            </w:r>
-          </w:p>
-        </w:tc>
-      </w:tr>
-      <w:tr>
-        <w:tc>
-          <w:tcPr/>
-          <w:p>
-            <w:pPr>
-              <w:pStyle w:val="Compact"/>
-              <w:jc w:val="left"/>
-            </w:pPr>
-            <w:r>
-              <w:rPr>
-                <w:sz w:val="17"/>
-              </w:rPr>
-              <w:t xml:space="preserve">1. Purpose</w:t>
-            </w:r>
-          </w:p>
-        </w:tc>
-        <w:tc>
-          <w:tcPr/>
-          <w:p>
-            <w:pPr>
-              <w:pStyle w:val="Compact"/>
-              <w:jc w:val="left"/>
-            </w:pPr>
-            <w:r>
-              <w:rPr>
-                <w:sz w:val="17"/>
-              </w:rPr>
-              <w:t xml:space="preserve">System Design v2.0 — 1. Schematic, §1.2 (M7); BA Report executive summary</w:t>
-            </w:r>
-          </w:p>
-        </w:tc>
-        <w:tc>
-          <w:tcPr/>
-          <w:p>
-            <w:pPr>
-              <w:pStyle w:val="Compact"/>
-              <w:jc w:val="left"/>
-            </w:pPr>
-            <w:r>
-              <w:rPr>
-                <w:rStyle w:val="VerbatimChar"/>
-                <w:sz w:val="17"/>
-              </w:rPr>
-              <w:t xml:space="preserve">docs/architecture/context.md</w:t>
-            </w:r>
-          </w:p>
-        </w:tc>
-      </w:tr>
-      <w:tr>
-        <w:tc>
-          <w:tcPr/>
-          <w:p>
-            <w:pPr>
-              <w:pStyle w:val="Compact"/>
-              <w:jc w:val="left"/>
-            </w:pPr>
-            <w:r>
-              <w:rPr>
-                <w:sz w:val="17"/>
-              </w:rPr>
-              <w:t xml:space="preserve">4.1 Usage flow</w:t>
-            </w:r>
-          </w:p>
-        </w:tc>
-        <w:tc>
-          <w:tcPr/>
-          <w:p>
-            <w:pPr>
-              <w:pStyle w:val="Compact"/>
-              <w:jc w:val="left"/>
-            </w:pPr>
-            <w:r>
-              <w:rPr>
-                <w:sz w:val="17"/>
-              </w:rPr>
-              <w:t xml:space="preserve">FLOW-01 flow 6 (Figure 3) + Step 3 addition</w:t>
-            </w:r>
-          </w:p>
-        </w:tc>
-        <w:tc>
-          <w:tcPr/>
-          <w:p>
-            <w:pPr>
-              <w:pStyle w:val="Compact"/>
-              <w:jc w:val="left"/>
-            </w:pPr>
-            <w:r>
-              <w:rPr>
-                <w:rStyle w:val="VerbatimChar"/>
-                <w:sz w:val="17"/>
-              </w:rPr>
-              <w:t xml:space="preserve">docs/architecture/usage-flow.md</w:t>
-            </w:r>
-            <w:r>
-              <w:rPr>
-                <w:sz w:val="17"/>
-              </w:rPr>
-              <w:t xml:space="preserve"> </w:t>
-            </w:r>
-            <w:r>
-              <w:rPr>
-                <w:sz w:val="17"/>
-              </w:rPr>
-              <w:t xml:space="preserve">§6</w:t>
-            </w:r>
-          </w:p>
-        </w:tc>
-      </w:tr>
-      <w:tr>
-        <w:tc>
-          <w:tcPr/>
-          <w:p>
-            <w:pPr>
-              <w:pStyle w:val="Compact"/>
-              <w:jc w:val="left"/>
-            </w:pPr>
-            <w:r>
-              <w:rPr>
-                <w:sz w:val="17"/>
-              </w:rPr>
-              <w:t xml:space="preserve">4.2 Sequence</w:t>
-            </w:r>
-          </w:p>
-        </w:tc>
-        <w:tc>
-          <w:tcPr/>
-          <w:p>
-            <w:pPr>
-              <w:pStyle w:val="Compact"/>
-              <w:jc w:val="left"/>
-            </w:pPr>
-            <w:r>
-              <w:rPr>
-                <w:sz w:val="17"/>
-              </w:rPr>
-              <w:t xml:space="preserve">SEQ-11 (Figure 14)</w:t>
-            </w:r>
-          </w:p>
-        </w:tc>
-        <w:tc>
-          <w:tcPr/>
-          <w:p>
-            <w:pPr>
-              <w:pStyle w:val="Compact"/>
-              <w:jc w:val="left"/>
-            </w:pPr>
-            <w:r>
-              <w:rPr>
-                <w:rStyle w:val="VerbatimChar"/>
-                <w:sz w:val="17"/>
-              </w:rPr>
-              <w:t xml:space="preserve">docs/architecture/sequence-diagrams.md</w:t>
-            </w:r>
-            <w:r>
-              <w:rPr>
-                <w:sz w:val="17"/>
-              </w:rPr>
-              <w:t xml:space="preserve"> </w:t>
-            </w:r>
-            <w:r>
-              <w:rPr>
-                <w:sz w:val="17"/>
-              </w:rPr>
-              <w:t xml:space="preserve">— SEQ-11</w:t>
-            </w:r>
-          </w:p>
-        </w:tc>
-      </w:tr>
-      <w:tr>
-        <w:tc>
-          <w:tcPr/>
-          <w:p>
-            <w:pPr>
-              <w:pStyle w:val="Compact"/>
-              <w:jc w:val="left"/>
-            </w:pPr>
-            <w:r>
-              <w:rPr>
-                <w:sz w:val="17"/>
-              </w:rPr>
-              <w:t xml:space="preserve">5. Functional requirements</w:t>
-            </w:r>
-          </w:p>
-        </w:tc>
-        <w:tc>
-          <w:tcPr/>
-          <w:p>
-            <w:pPr>
-              <w:pStyle w:val="Compact"/>
-              <w:jc w:val="left"/>
-            </w:pPr>
-            <w:r>
-              <w:rPr>
-                <w:sz w:val="17"/>
-              </w:rPr>
-              <w:t xml:space="preserve">Function List rows 89–95</w:t>
-            </w:r>
-          </w:p>
-        </w:tc>
-        <w:tc>
-          <w:tcPr/>
-          <w:p>
-            <w:pPr>
-              <w:pStyle w:val="Compact"/>
-              <w:jc w:val="left"/>
-            </w:pPr>
-            <w:r>
-              <w:rPr>
-                <w:rStyle w:val="VerbatimChar"/>
-                <w:sz w:val="17"/>
-              </w:rPr>
-              <w:t xml:space="preserve">docs/function-list.md</w:t>
-            </w:r>
-            <w:r>
-              <w:rPr>
-                <w:sz w:val="17"/>
-              </w:rPr>
-              <w:t xml:space="preserve"> </w:t>
-            </w:r>
-            <w:r>
-              <w:rPr>
-                <w:sz w:val="17"/>
-              </w:rPr>
-              <w:t xml:space="preserve">rows 89–95</w:t>
-            </w:r>
-          </w:p>
-        </w:tc>
-      </w:tr>
-      <w:tr>
-        <w:tc>
-          <w:tcPr/>
-          <w:p>
-            <w:pPr>
-              <w:pStyle w:val="Compact"/>
-              <w:jc w:val="left"/>
-            </w:pPr>
-            <w:r>
-              <w:rPr>
-                <w:sz w:val="17"/>
-              </w:rPr>
-              <w:t xml:space="preserve">7. Screens</w:t>
-            </w:r>
-          </w:p>
-        </w:tc>
-        <w:tc>
-          <w:tcPr/>
-          <w:p>
-            <w:pPr>
-              <w:pStyle w:val="Compact"/>
-              <w:jc w:val="left"/>
-            </w:pPr>
-            <w:r>
-              <w:rPr>
-                <w:sz w:val="17"/>
-              </w:rPr>
-              <w:t xml:space="preserve">Screen List SC-32, SC-33</w:t>
-            </w:r>
-          </w:p>
-        </w:tc>
-        <w:tc>
-          <w:tcPr/>
-          <w:p>
-            <w:pPr>
-              <w:pStyle w:val="Compact"/>
-              <w:jc w:val="left"/>
-            </w:pPr>
-            <w:r>
-              <w:rPr>
-                <w:rStyle w:val="VerbatimChar"/>
-                <w:sz w:val="17"/>
-              </w:rPr>
-              <w:t xml:space="preserve">docs/screen-list.md</w:t>
-            </w:r>
-            <w:r>
-              <w:rPr>
-                <w:sz w:val="17"/>
-              </w:rPr>
-              <w:t xml:space="preserve"> </w:t>
-            </w:r>
-            <w:r>
-              <w:rPr>
-                <w:sz w:val="17"/>
-              </w:rPr>
-              <w:t xml:space="preserve">§1</w:t>
-            </w:r>
-          </w:p>
-        </w:tc>
-      </w:tr>
-    </w:tbl>
-    <w:bookmarkStart w:id="38" w:name="X0ebe4ea0055657d0fde6dddb3c03c11905d0ce8"/>
-    <w:p>
-      <w:pPr>
-        <w:pStyle w:val="Heading3"/>
-      </w:pPr>
-      <w:r>
-        <w:t xml:space="preserve">11.1 Reconciliation with DBIZ2 (System Design v2.0)</w:t>
-      </w:r>
-    </w:p>
-    <w:p>
-      <w:pPr>
-        <w:pStyle w:val="FirstParagraph"/>
-      </w:pPr>
-      <w:r>
-        <w:t xml:space="preserve">Where the 20-screen design or this spec differs from the DBIZ2 Function List, the difference is written here instead of being silently changed.</w:t>
+        <w:t xml:space="preserve">7. Screens involved</w:t>
       </w:r>
     </w:p>
     <w:tbl>
@@ -6087,7 +5170,7 @@
                 <w:color w:val="1F2A5C"/>
                 <w:sz w:val="17"/>
               </w:rPr>
-              <w:t xml:space="preserve">Topic</w:t>
+              <w:t xml:space="preserve">Screen ID</w:t>
             </w:r>
           </w:p>
         </w:tc>
@@ -6106,7 +5189,7 @@
                 <w:color w:val="1F2A5C"/>
                 <w:sz w:val="17"/>
               </w:rPr>
-              <w:t xml:space="preserve">DBIZ2 / System Design v2.0</w:t>
+              <w:t xml:space="preserve">Screen name</w:t>
             </w:r>
           </w:p>
         </w:tc>
@@ -6125,7 +5208,7 @@
                 <w:color w:val="1F2A5C"/>
                 <w:sz w:val="17"/>
               </w:rPr>
-              <w:t xml:space="preserve">This spec</w:t>
+              <w:t xml:space="preserve">Priority</w:t>
             </w:r>
           </w:p>
         </w:tc>
@@ -6144,7 +5227,7 @@
                 <w:color w:val="1F2A5C"/>
                 <w:sz w:val="17"/>
               </w:rPr>
-              <w:t xml:space="preserve">Status</w:t>
+              <w:t xml:space="preserve">Screen Spec file</w:t>
             </w:r>
           </w:p>
         </w:tc>
@@ -6161,52 +5244,53 @@
               <w:rPr>
                 <w:sz w:val="17"/>
               </w:rPr>
-              <w:t xml:space="preserve">Notice dispatch</w:t>
-            </w:r>
-          </w:p>
-        </w:tc>
-        <w:tc>
-          <w:tcPr/>
-          <w:p>
-            <w:pPr>
-              <w:pStyle w:val="Compact"/>
-              <w:jc w:val="left"/>
-            </w:pPr>
-            <w:r>
-              <w:rPr>
-                <w:sz w:val="17"/>
-              </w:rPr>
-              <w:t xml:space="preserve">Sent automatically by a database webhook (SEQ-11)</w:t>
-            </w:r>
-          </w:p>
-        </w:tc>
-        <w:tc>
-          <w:tcPr/>
-          <w:p>
-            <w:pPr>
-              <w:pStyle w:val="Compact"/>
-              <w:jc w:val="left"/>
-            </w:pPr>
-            <w:r>
-              <w:rPr>
-                <w:sz w:val="17"/>
-              </w:rPr>
-              <w:t xml:space="preserve">Drafted automatically, reviewed and sent by VFDA staff (SC-32)</w:t>
-            </w:r>
-          </w:p>
-        </w:tc>
-        <w:tc>
-          <w:tcPr/>
-          <w:p>
-            <w:pPr>
-              <w:pStyle w:val="Compact"/>
-              <w:jc w:val="left"/>
-            </w:pPr>
-            <w:r>
-              <w:rPr>
-                <w:sz w:val="17"/>
-              </w:rPr>
-              <w:t xml:space="preserve">Open — see §10</w:t>
+              <w:t xml:space="preserve">SC-32</w:t>
+            </w:r>
+          </w:p>
+        </w:tc>
+        <w:tc>
+          <w:tcPr/>
+          <w:p>
+            <w:pPr>
+              <w:pStyle w:val="Compact"/>
+              <w:jc w:val="left"/>
+            </w:pPr>
+            <w:r>
+              <w:rPr>
+                <w:sz w:val="17"/>
+              </w:rPr>
+              <w:t xml:space="preserve">Provincial People's Committee notice</w:t>
+            </w:r>
+          </w:p>
+        </w:tc>
+        <w:tc>
+          <w:tcPr/>
+          <w:p>
+            <w:pPr>
+              <w:pStyle w:val="Compact"/>
+              <w:jc w:val="left"/>
+            </w:pPr>
+            <w:r>
+              <w:rPr>
+                <w:sz w:val="17"/>
+              </w:rPr>
+              <w:t xml:space="preserve">Should</w:t>
+            </w:r>
+          </w:p>
+        </w:tc>
+        <w:tc>
+          <w:tcPr/>
+          <w:p>
+            <w:pPr>
+              <w:pStyle w:val="Compact"/>
+              <w:jc w:val="left"/>
+            </w:pPr>
+            <w:r>
+              <w:rPr>
+                <w:rStyle w:val="VerbatimChar"/>
+                <w:sz w:val="17"/>
+              </w:rPr>
+              <w:t xml:space="preserve">docs/screens/screen-spec-SC-32.md</w:t>
             </w:r>
           </w:p>
         </w:tc>
@@ -6223,60 +5307,1679 @@
               <w:rPr>
                 <w:sz w:val="17"/>
               </w:rPr>
-              <w:t xml:space="preserve">Module priority</w:t>
-            </w:r>
-          </w:p>
-        </w:tc>
-        <w:tc>
-          <w:tcPr/>
-          <w:p>
-            <w:pPr>
-              <w:pStyle w:val="Compact"/>
-              <w:jc w:val="left"/>
-            </w:pPr>
-            <w:r>
-              <w:rPr>
-                <w:sz w:val="17"/>
-              </w:rPr>
-              <w:t xml:space="preserve">Must</w:t>
-            </w:r>
-          </w:p>
-        </w:tc>
-        <w:tc>
-          <w:tcPr/>
-          <w:p>
-            <w:pPr>
-              <w:pStyle w:val="Compact"/>
-              <w:jc w:val="left"/>
-            </w:pPr>
-            <w:r>
-              <w:rPr>
-                <w:sz w:val="17"/>
-              </w:rPr>
-              <w:t xml:space="preserve">Should — Tier 2 of the screen list file (#20)</w:t>
-            </w:r>
-          </w:p>
-        </w:tc>
-        <w:tc>
-          <w:tcPr/>
-          <w:p>
-            <w:pPr>
-              <w:pStyle w:val="Compact"/>
-              <w:jc w:val="left"/>
-            </w:pPr>
-            <w:r>
-              <w:rPr>
-                <w:sz w:val="17"/>
-              </w:rPr>
-              <w:t xml:space="preserve">Changed — Confirmed by the Client</w:t>
+              <w:t xml:space="preserve">SC-33</w:t>
+            </w:r>
+          </w:p>
+        </w:tc>
+        <w:tc>
+          <w:tcPr/>
+          <w:p>
+            <w:pPr>
+              <w:pStyle w:val="Compact"/>
+              <w:jc w:val="left"/>
+            </w:pPr>
+            <w:r>
+              <w:rPr>
+                <w:sz w:val="17"/>
+              </w:rPr>
+              <w:t xml:space="preserve">Book a VFDA consultation</w:t>
+            </w:r>
+          </w:p>
+        </w:tc>
+        <w:tc>
+          <w:tcPr/>
+          <w:p>
+            <w:pPr>
+              <w:pStyle w:val="Compact"/>
+              <w:jc w:val="left"/>
+            </w:pPr>
+            <w:r>
+              <w:rPr>
+                <w:sz w:val="17"/>
+              </w:rPr>
+              <w:t xml:space="preserve">Should</w:t>
+            </w:r>
+          </w:p>
+        </w:tc>
+        <w:tc>
+          <w:tcPr/>
+          <w:p>
+            <w:pPr>
+              <w:pStyle w:val="Compact"/>
+              <w:jc w:val="left"/>
+            </w:pPr>
+            <w:r>
+              <w:rPr>
+                <w:rStyle w:val="VerbatimChar"/>
+                <w:sz w:val="17"/>
+              </w:rPr>
+              <w:t xml:space="preserve">docs/screens/screen-spec-SC-33.md</w:t>
+            </w:r>
+          </w:p>
+        </w:tc>
+      </w:tr>
+    </w:tbl>
+    <w:bookmarkEnd w:id="35"/>
+    <w:bookmarkStart w:id="36" w:name="Xbe7985084ef4dfdbc7e9fba0a235022f75110b0"/>
+    <w:p>
+      <w:pPr>
+        <w:pStyle w:val="Heading2"/>
+      </w:pPr>
+      <w:r>
+        <w:t xml:space="preserve">8. Success criteria</w:t>
+      </w:r>
+    </w:p>
+    <w:tbl>
+      <w:tblPr>
+        <w:tblStyle w:val="Table"/>
+        <w:tblLook w:firstRow="1" w:lastRow="0" w:firstColumn="0" w:lastColumn="0" w:noHBand="0" w:noVBand="0" w:val="0020"/>
+        <w:jc w:val="start"/>
+        <w:tblBorders>
+          <w:top w:val="single" w:sz="4" w:color="C9CED6"/>
+          <w:left w:val="single" w:sz="4" w:color="C9CED6"/>
+          <w:bottom w:val="single" w:sz="4" w:color="C9CED6"/>
+          <w:right w:val="single" w:sz="4" w:color="C9CED6"/>
+          <w:insideH w:val="single" w:sz="4" w:color="C9CED6"/>
+          <w:insideV w:val="single" w:sz="4" w:color="C9CED6"/>
+        </w:tblBorders>
+        <w:tblW w:w="5000" w:type="pct"/>
+      </w:tblPr>
+      <w:tblGrid>
+        <w:gridCol w:w="3286"/>
+        <w:gridCol w:w="3286"/>
+        <w:gridCol w:w="3286"/>
+      </w:tblGrid>
+      <w:tr>
+        <w:trPr>
+          <w:tblHeader w:val="true"/>
+        </w:trPr>
+        <w:tc>
+          <w:tcPr>
+            <w:shd w:val="clear" w:color="auto" w:fill="E4ECF7"/>
+          </w:tcPr>
+          <w:p>
+            <w:pPr>
+              <w:pStyle w:val="Compact"/>
+              <w:jc w:val="left"/>
+            </w:pPr>
+            <w:r>
+              <w:rPr>
+                <w:b/>
+                <w:color w:val="1F2A5C"/>
+                <w:sz w:val="17"/>
+              </w:rPr>
+              <w:t xml:space="preserve">SC ID</w:t>
+            </w:r>
+          </w:p>
+        </w:tc>
+        <w:tc>
+          <w:tcPr>
+            <w:shd w:val="clear" w:color="auto" w:fill="E4ECF7"/>
+          </w:tcPr>
+          <w:p>
+            <w:pPr>
+              <w:pStyle w:val="Compact"/>
+              <w:jc w:val="left"/>
+            </w:pPr>
+            <w:r>
+              <w:rPr>
+                <w:b/>
+                <w:color w:val="1F2A5C"/>
+                <w:sz w:val="17"/>
+              </w:rPr>
+              <w:t xml:space="preserve">Criterion</w:t>
+            </w:r>
+          </w:p>
+        </w:tc>
+        <w:tc>
+          <w:tcPr>
+            <w:shd w:val="clear" w:color="auto" w:fill="E4ECF7"/>
+          </w:tcPr>
+          <w:p>
+            <w:pPr>
+              <w:pStyle w:val="Compact"/>
+              <w:jc w:val="left"/>
+            </w:pPr>
+            <w:r>
+              <w:rPr>
+                <w:b/>
+                <w:color w:val="1F2A5C"/>
+                <w:sz w:val="17"/>
+              </w:rPr>
+              <w:t xml:space="preserve">How it is measured</w:t>
+            </w:r>
+          </w:p>
+        </w:tc>
+      </w:tr>
+      <w:tr>
+        <w:tc>
+          <w:tcPr/>
+          <w:p>
+            <w:pPr>
+              <w:pStyle w:val="Compact"/>
+              <w:jc w:val="left"/>
+            </w:pPr>
+            <w:r>
+              <w:rPr>
+                <w:sz w:val="17"/>
+              </w:rPr>
+              <w:t xml:space="preserve">SC-001</w:t>
+            </w:r>
+          </w:p>
+        </w:tc>
+        <w:tc>
+          <w:tcPr/>
+          <w:p>
+            <w:pPr>
+              <w:pStyle w:val="Compact"/>
+              <w:jc w:val="left"/>
+            </w:pPr>
+            <w:r>
+              <w:rPr>
+                <w:sz w:val="17"/>
+              </w:rPr>
+              <w:t xml:space="preserve">A producer knows the reply status of every province on their shortlist without contacting anyone.</w:t>
+            </w:r>
+          </w:p>
+        </w:tc>
+        <w:tc>
+          <w:tcPr/>
+          <w:p>
+            <w:pPr>
+              <w:pStyle w:val="Compact"/>
+              <w:jc w:val="left"/>
+            </w:pPr>
+            <w:r>
+              <w:rPr>
+                <w:sz w:val="17"/>
+              </w:rPr>
+              <w:t xml:space="preserve">Walkthrough with 5 producers.</w:t>
+            </w:r>
+          </w:p>
+        </w:tc>
+      </w:tr>
+      <w:tr>
+        <w:tc>
+          <w:tcPr/>
+          <w:p>
+            <w:pPr>
+              <w:pStyle w:val="Compact"/>
+              <w:jc w:val="left"/>
+            </w:pPr>
+            <w:r>
+              <w:rPr>
+                <w:sz w:val="17"/>
+              </w:rPr>
+              <w:t xml:space="preserve">SC-002</w:t>
+            </w:r>
+          </w:p>
+        </w:tc>
+        <w:tc>
+          <w:tcPr/>
+          <w:p>
+            <w:pPr>
+              <w:pStyle w:val="Compact"/>
+              <w:jc w:val="left"/>
+            </w:pPr>
+            <w:r>
+              <w:rPr>
+                <w:sz w:val="17"/>
+              </w:rPr>
+              <w:t xml:space="preserve">Provinces reply to four in five notices within 7 working days.</w:t>
+            </w:r>
+          </w:p>
+        </w:tc>
+        <w:tc>
+          <w:tcPr/>
+          <w:p>
+            <w:pPr>
+              <w:pStyle w:val="Compact"/>
+              <w:jc w:val="left"/>
+            </w:pPr>
+            <w:r>
+              <w:rPr>
+                <w:sz w:val="17"/>
+              </w:rPr>
+              <w:t xml:space="preserve">Reply times over the first 30 notices.</w:t>
+            </w:r>
+          </w:p>
+        </w:tc>
+      </w:tr>
+      <w:tr>
+        <w:tc>
+          <w:tcPr/>
+          <w:p>
+            <w:pPr>
+              <w:pStyle w:val="Compact"/>
+              <w:jc w:val="left"/>
+            </w:pPr>
+            <w:r>
+              <w:rPr>
+                <w:sz w:val="17"/>
+              </w:rPr>
+              <w:t xml:space="preserve">SC-003</w:t>
+            </w:r>
+          </w:p>
+        </w:tc>
+        <w:tc>
+          <w:tcPr/>
+          <w:p>
+            <w:pPr>
+              <w:pStyle w:val="Compact"/>
+              <w:jc w:val="left"/>
+            </w:pPr>
+            <w:r>
+              <w:rPr>
+                <w:sz w:val="17"/>
+              </w:rPr>
+              <w:t xml:space="preserve">A producer abroad books a consultation in their own time zone in under 2 minutes.</w:t>
+            </w:r>
+          </w:p>
+        </w:tc>
+        <w:tc>
+          <w:tcPr/>
+          <w:p>
+            <w:pPr>
+              <w:pStyle w:val="Compact"/>
+              <w:jc w:val="left"/>
+            </w:pPr>
+            <w:r>
+              <w:rPr>
+                <w:sz w:val="17"/>
+              </w:rPr>
+              <w:t xml:space="preserve">Timed test with 3 producers in different time zones.</w:t>
+            </w:r>
+          </w:p>
+        </w:tc>
+      </w:tr>
+    </w:tbl>
+    <w:bookmarkEnd w:id="36"/>
+    <w:bookmarkStart w:id="37" w:name="Xf0e84fbc24061432f3671343bf60d40f0e14ddf"/>
+    <w:p>
+      <w:pPr>
+        <w:pStyle w:val="Heading2"/>
+      </w:pPr>
+      <w:r>
+        <w:t xml:space="preserve">9. Assumptions</w:t>
+      </w:r>
+    </w:p>
+    <w:p>
+      <w:pPr>
+        <w:numPr>
+          <w:ilvl w:val="0"/>
+          <w:numId w:val="1008"/>
+        </w:numPr>
+        <w:pStyle w:val="Compact"/>
+      </w:pPr>
+      <w:r>
+        <w:t xml:space="preserve">VFDA staff have capacity to review notices within 2 working days.</w:t>
+      </w:r>
+    </w:p>
+    <w:p>
+      <w:pPr>
+        <w:numPr>
+          <w:ilvl w:val="0"/>
+          <w:numId w:val="1008"/>
+        </w:numPr>
+        <w:pStyle w:val="Compact"/>
+      </w:pPr>
+      <w:r>
+        <w:t xml:space="preserve">One notice per province per project, even when several locations are in the same province.</w:t>
+      </w:r>
+    </w:p>
+    <w:p>
+      <w:pPr>
+        <w:numPr>
+          <w:ilvl w:val="0"/>
+          <w:numId w:val="1008"/>
+        </w:numPr>
+        <w:pStyle w:val="Compact"/>
+      </w:pPr>
+      <w:r>
+        <w:t xml:space="preserve">Test value used until VFDA confirms: VFDA staff are reminded to follow up a notice after 5 working days without reply.</w:t>
+      </w:r>
+    </w:p>
+    <w:bookmarkEnd w:id="37"/>
+    <w:bookmarkStart w:id="38" w:name="X55a6565c84ac464289a534278fc4074fe00819d"/>
+    <w:p>
+      <w:pPr>
+        <w:pStyle w:val="Heading2"/>
+      </w:pPr>
+      <w:r>
+        <w:t xml:space="preserve">10. Open questions</w:t>
+      </w:r>
+    </w:p>
+    <w:tbl>
+      <w:tblPr>
+        <w:tblStyle w:val="Table"/>
+        <w:tblLook w:firstRow="1" w:lastRow="0" w:firstColumn="0" w:lastColumn="0" w:noHBand="0" w:noVBand="0" w:val="0020"/>
+        <w:jc w:val="start"/>
+        <w:tblBorders>
+          <w:top w:val="single" w:sz="4" w:color="C9CED6"/>
+          <w:left w:val="single" w:sz="4" w:color="C9CED6"/>
+          <w:bottom w:val="single" w:sz="4" w:color="C9CED6"/>
+          <w:right w:val="single" w:sz="4" w:color="C9CED6"/>
+          <w:insideH w:val="single" w:sz="4" w:color="C9CED6"/>
+          <w:insideV w:val="single" w:sz="4" w:color="C9CED6"/>
+        </w:tblBorders>
+        <w:tblW w:w="5000" w:type="pct"/>
+      </w:tblPr>
+      <w:tblGrid>
+        <w:gridCol w:w="1972"/>
+        <w:gridCol w:w="1972"/>
+        <w:gridCol w:w="1972"/>
+        <w:gridCol w:w="1972"/>
+        <w:gridCol w:w="1972"/>
+      </w:tblGrid>
+      <w:tr>
+        <w:trPr>
+          <w:tblHeader w:val="true"/>
+        </w:trPr>
+        <w:tc>
+          <w:tcPr>
+            <w:shd w:val="clear" w:color="auto" w:fill="E4ECF7"/>
+          </w:tcPr>
+          <w:p>
+            <w:pPr>
+              <w:pStyle w:val="Compact"/>
+              <w:jc w:val="left"/>
+            </w:pPr>
+            <w:r>
+              <w:rPr>
+                <w:b/>
+                <w:color w:val="1F2A5C"/>
+                <w:sz w:val="17"/>
+              </w:rPr>
+              <w:t xml:space="preserve">#</w:t>
+            </w:r>
+          </w:p>
+        </w:tc>
+        <w:tc>
+          <w:tcPr>
+            <w:shd w:val="clear" w:color="auto" w:fill="E4ECF7"/>
+          </w:tcPr>
+          <w:p>
+            <w:pPr>
+              <w:pStyle w:val="Compact"/>
+              <w:jc w:val="left"/>
+            </w:pPr>
+            <w:r>
+              <w:rPr>
+                <w:b/>
+                <w:color w:val="1F2A5C"/>
+                <w:sz w:val="17"/>
+              </w:rPr>
+              <w:t xml:space="preserve">Question</w:t>
+            </w:r>
+          </w:p>
+        </w:tc>
+        <w:tc>
+          <w:tcPr>
+            <w:shd w:val="clear" w:color="auto" w:fill="E4ECF7"/>
+          </w:tcPr>
+          <w:p>
+            <w:pPr>
+              <w:pStyle w:val="Compact"/>
+              <w:jc w:val="left"/>
+            </w:pPr>
+            <w:r>
+              <w:rPr>
+                <w:b/>
+                <w:color w:val="1F2A5C"/>
+                <w:sz w:val="17"/>
+              </w:rPr>
+              <w:t xml:space="preserve">Blocking?</w:t>
+            </w:r>
+          </w:p>
+        </w:tc>
+        <w:tc>
+          <w:tcPr>
+            <w:shd w:val="clear" w:color="auto" w:fill="E4ECF7"/>
+          </w:tcPr>
+          <w:p>
+            <w:pPr>
+              <w:pStyle w:val="Compact"/>
+              <w:jc w:val="left"/>
+            </w:pPr>
+            <w:r>
+              <w:rPr>
+                <w:b/>
+                <w:color w:val="1F2A5C"/>
+                <w:sz w:val="17"/>
+              </w:rPr>
+              <w:t xml:space="preserve">Owner</w:t>
+            </w:r>
+          </w:p>
+        </w:tc>
+        <w:tc>
+          <w:tcPr>
+            <w:shd w:val="clear" w:color="auto" w:fill="E4ECF7"/>
+          </w:tcPr>
+          <w:p>
+            <w:pPr>
+              <w:pStyle w:val="Compact"/>
+              <w:jc w:val="left"/>
+            </w:pPr>
+            <w:r>
+              <w:rPr>
+                <w:b/>
+                <w:color w:val="1F2A5C"/>
+                <w:sz w:val="17"/>
+              </w:rPr>
+              <w:t xml:space="preserve">Status</w:t>
+            </w:r>
+          </w:p>
+        </w:tc>
+      </w:tr>
+      <w:tr>
+        <w:tc>
+          <w:tcPr/>
+          <w:p>
+            <w:pPr>
+              <w:pStyle w:val="Compact"/>
+              <w:jc w:val="left"/>
+            </w:pPr>
+            <w:r>
+              <w:rPr>
+                <w:sz w:val="17"/>
+              </w:rPr>
+              <w:t xml:space="preserve">1</w:t>
+            </w:r>
+          </w:p>
+        </w:tc>
+        <w:tc>
+          <w:tcPr/>
+          <w:p>
+            <w:pPr>
+              <w:pStyle w:val="Compact"/>
+              <w:jc w:val="left"/>
+            </w:pPr>
+            <w:r>
+              <w:rPr>
+                <w:sz w:val="17"/>
+              </w:rPr>
+              <w:t xml:space="preserve">[NEEDS CLARIFICATION: Does VFDA have the mandate / practice to send notices to Provincial People's Committees, and what is the official template?]</w:t>
+            </w:r>
+            <w:r>
+              <w:rPr>
+                <w:sz w:val="17"/>
+              </w:rPr>
+              <w:t xml:space="preserve"> </w:t>
+            </w:r>
+            <w:r>
+              <w:rPr>
+                <w:iCs/>
+                <w:i/>
+                <w:sz w:val="17"/>
+              </w:rPr>
+              <w:t xml:space="preserve">(also raised in SC-32)</w:t>
+            </w:r>
+          </w:p>
+        </w:tc>
+        <w:tc>
+          <w:tcPr/>
+          <w:p>
+            <w:pPr>
+              <w:pStyle w:val="Compact"/>
+              <w:jc w:val="left"/>
+            </w:pPr>
+            <w:r>
+              <w:rPr>
+                <w:sz w:val="17"/>
+              </w:rPr>
+              <w:t xml:space="preserve">Yes</w:t>
+            </w:r>
+          </w:p>
+        </w:tc>
+        <w:tc>
+          <w:tcPr/>
+          <w:p>
+            <w:pPr>
+              <w:pStyle w:val="Compact"/>
+              <w:jc w:val="left"/>
+            </w:pPr>
+            <w:r>
+              <w:rPr>
+                <w:sz w:val="17"/>
+              </w:rPr>
+              <w:t xml:space="preserve">Client (VFDA)</w:t>
+            </w:r>
+          </w:p>
+        </w:tc>
+        <w:tc>
+          <w:tcPr/>
+          <w:p>
+            <w:pPr>
+              <w:pStyle w:val="Compact"/>
+              <w:jc w:val="left"/>
+            </w:pPr>
+            <w:r>
+              <w:rPr>
+                <w:sz w:val="17"/>
+              </w:rPr>
+              <w:t xml:space="preserve">Open</w:t>
+            </w:r>
+          </w:p>
+        </w:tc>
+      </w:tr>
+      <w:tr>
+        <w:tc>
+          <w:tcPr/>
+          <w:p>
+            <w:pPr>
+              <w:pStyle w:val="Compact"/>
+              <w:jc w:val="left"/>
+            </w:pPr>
+            <w:r>
+              <w:rPr>
+                <w:sz w:val="17"/>
+              </w:rPr>
+              <w:t xml:space="preserve">2</w:t>
+            </w:r>
+          </w:p>
+        </w:tc>
+        <w:tc>
+          <w:tcPr/>
+          <w:p>
+            <w:pPr>
+              <w:pStyle w:val="Compact"/>
+              <w:jc w:val="left"/>
+            </w:pPr>
+            <w:r>
+              <w:rPr>
+                <w:sz w:val="17"/>
+              </w:rPr>
+              <w:t xml:space="preserve">[NEEDS CLARIFICATION: Is the notice addressed to the People's Committee or to the provincial Department of Culture?]</w:t>
+            </w:r>
+            <w:r>
+              <w:rPr>
+                <w:sz w:val="17"/>
+              </w:rPr>
+              <w:t xml:space="preserve"> </w:t>
+            </w:r>
+            <w:r>
+              <w:rPr>
+                <w:iCs/>
+                <w:i/>
+                <w:sz w:val="17"/>
+              </w:rPr>
+              <w:t xml:space="preserve">(also raised in SC-32)</w:t>
+            </w:r>
+          </w:p>
+        </w:tc>
+        <w:tc>
+          <w:tcPr/>
+          <w:p>
+            <w:pPr>
+              <w:pStyle w:val="Compact"/>
+              <w:jc w:val="left"/>
+            </w:pPr>
+            <w:r>
+              <w:rPr>
+                <w:sz w:val="17"/>
+              </w:rPr>
+              <w:t xml:space="preserve">Yes</w:t>
+            </w:r>
+          </w:p>
+        </w:tc>
+        <w:tc>
+          <w:tcPr/>
+          <w:p>
+            <w:pPr>
+              <w:pStyle w:val="Compact"/>
+              <w:jc w:val="left"/>
+            </w:pPr>
+            <w:r>
+              <w:rPr>
+                <w:sz w:val="17"/>
+              </w:rPr>
+              <w:t xml:space="preserve">Client (VFDA)</w:t>
+            </w:r>
+          </w:p>
+        </w:tc>
+        <w:tc>
+          <w:tcPr/>
+          <w:p>
+            <w:pPr>
+              <w:pStyle w:val="Compact"/>
+              <w:jc w:val="left"/>
+            </w:pPr>
+            <w:r>
+              <w:rPr>
+                <w:sz w:val="17"/>
+              </w:rPr>
+              <w:t xml:space="preserve">Open</w:t>
+            </w:r>
+          </w:p>
+        </w:tc>
+      </w:tr>
+      <w:tr>
+        <w:tc>
+          <w:tcPr/>
+          <w:p>
+            <w:pPr>
+              <w:pStyle w:val="Compact"/>
+              <w:jc w:val="left"/>
+            </w:pPr>
+            <w:r>
+              <w:rPr>
+                <w:sz w:val="17"/>
+              </w:rPr>
+              <w:t xml:space="preserve">3</w:t>
+            </w:r>
+          </w:p>
+        </w:tc>
+        <w:tc>
+          <w:tcPr/>
+          <w:p>
+            <w:pPr>
+              <w:pStyle w:val="Compact"/>
+              <w:jc w:val="left"/>
+            </w:pPr>
+            <w:r>
+              <w:rPr>
+                <w:sz w:val="17"/>
+              </w:rPr>
+              <w:t xml:space="preserve">[NEEDS CLARIFICATION: Automatic sending (DBIZ2 SEQ-11) or VFDA staff review before sending (SC-32)?]</w:t>
+            </w:r>
+          </w:p>
+        </w:tc>
+        <w:tc>
+          <w:tcPr/>
+          <w:p>
+            <w:pPr>
+              <w:pStyle w:val="Compact"/>
+              <w:jc w:val="left"/>
+            </w:pPr>
+            <w:r>
+              <w:rPr>
+                <w:sz w:val="17"/>
+              </w:rPr>
+              <w:t xml:space="preserve">Yes</w:t>
+            </w:r>
+          </w:p>
+        </w:tc>
+        <w:tc>
+          <w:tcPr/>
+          <w:p>
+            <w:pPr>
+              <w:pStyle w:val="Compact"/>
+              <w:jc w:val="left"/>
+            </w:pPr>
+            <w:r>
+              <w:rPr>
+                <w:sz w:val="17"/>
+              </w:rPr>
+              <w:t xml:space="preserve">Client (VFDA)</w:t>
+            </w:r>
+          </w:p>
+        </w:tc>
+        <w:tc>
+          <w:tcPr/>
+          <w:p>
+            <w:pPr>
+              <w:pStyle w:val="Compact"/>
+              <w:jc w:val="left"/>
+            </w:pPr>
+            <w:r>
+              <w:rPr>
+                <w:sz w:val="17"/>
+              </w:rPr>
+              <w:t xml:space="preserve">Open</w:t>
+            </w:r>
+          </w:p>
+        </w:tc>
+      </w:tr>
+      <w:tr>
+        <w:tc>
+          <w:tcPr/>
+          <w:p>
+            <w:pPr>
+              <w:pStyle w:val="Compact"/>
+              <w:jc w:val="left"/>
+            </w:pPr>
+            <w:r>
+              <w:rPr>
+                <w:sz w:val="17"/>
+              </w:rPr>
+              <w:t xml:space="preserve">4</w:t>
+            </w:r>
+          </w:p>
+        </w:tc>
+        <w:tc>
+          <w:tcPr/>
+          <w:p>
+            <w:pPr>
+              <w:pStyle w:val="Compact"/>
+              <w:jc w:val="left"/>
+            </w:pPr>
+            <w:r>
+              <w:rPr>
+                <w:sz w:val="17"/>
+              </w:rPr>
+              <w:t xml:space="preserve">[NEEDS CLARIFICATION: After how many working days without reply should VFDA follow up?]</w:t>
+            </w:r>
+          </w:p>
+        </w:tc>
+        <w:tc>
+          <w:tcPr/>
+          <w:p>
+            <w:pPr>
+              <w:pStyle w:val="Compact"/>
+              <w:jc w:val="left"/>
+            </w:pPr>
+            <w:r>
+              <w:rPr>
+                <w:sz w:val="17"/>
+              </w:rPr>
+              <w:t xml:space="preserve">No</w:t>
+            </w:r>
+          </w:p>
+        </w:tc>
+        <w:tc>
+          <w:tcPr/>
+          <w:p>
+            <w:pPr>
+              <w:pStyle w:val="Compact"/>
+              <w:jc w:val="left"/>
+            </w:pPr>
+            <w:r>
+              <w:rPr>
+                <w:sz w:val="17"/>
+              </w:rPr>
+              <w:t xml:space="preserve">Client (VFDA)</w:t>
+            </w:r>
+          </w:p>
+        </w:tc>
+        <w:tc>
+          <w:tcPr/>
+          <w:p>
+            <w:pPr>
+              <w:pStyle w:val="Compact"/>
+              <w:jc w:val="left"/>
+            </w:pPr>
+            <w:r>
+              <w:rPr>
+                <w:sz w:val="17"/>
+              </w:rPr>
+              <w:t xml:space="preserve">Open</w:t>
+            </w:r>
+          </w:p>
+        </w:tc>
+      </w:tr>
+      <w:tr>
+        <w:tc>
+          <w:tcPr/>
+          <w:p>
+            <w:pPr>
+              <w:pStyle w:val="Compact"/>
+              <w:jc w:val="left"/>
+            </w:pPr>
+            <w:r>
+              <w:rPr>
+                <w:sz w:val="17"/>
+              </w:rPr>
+              <w:t xml:space="preserve">5</w:t>
+            </w:r>
+          </w:p>
+        </w:tc>
+        <w:tc>
+          <w:tcPr/>
+          <w:p>
+            <w:pPr>
+              <w:pStyle w:val="Compact"/>
+              <w:jc w:val="left"/>
+            </w:pPr>
+            <w:r>
+              <w:rPr>
+                <w:sz w:val="17"/>
+              </w:rPr>
+              <w:t xml:space="preserve">[NEEDS CLARIFICATION: Which days and hours does VFDA offer for consultations, and how long is one slot?]</w:t>
+            </w:r>
+            <w:r>
+              <w:rPr>
+                <w:sz w:val="17"/>
+              </w:rPr>
+              <w:t xml:space="preserve"> </w:t>
+            </w:r>
+            <w:r>
+              <w:rPr>
+                <w:iCs/>
+                <w:i/>
+                <w:sz w:val="17"/>
+              </w:rPr>
+              <w:t xml:space="preserve">(from SC-33)</w:t>
+            </w:r>
+          </w:p>
+        </w:tc>
+        <w:tc>
+          <w:tcPr/>
+          <w:p>
+            <w:pPr>
+              <w:pStyle w:val="Compact"/>
+              <w:jc w:val="left"/>
+            </w:pPr>
+            <w:r>
+              <w:rPr>
+                <w:sz w:val="17"/>
+              </w:rPr>
+              <w:t xml:space="preserve">Yes</w:t>
+            </w:r>
+          </w:p>
+        </w:tc>
+        <w:tc>
+          <w:tcPr/>
+          <w:p>
+            <w:pPr>
+              <w:pStyle w:val="Compact"/>
+              <w:jc w:val="left"/>
+            </w:pPr>
+            <w:r>
+              <w:rPr>
+                <w:sz w:val="17"/>
+              </w:rPr>
+              <w:t xml:space="preserve">Client (VFDA)</w:t>
+            </w:r>
+          </w:p>
+        </w:tc>
+        <w:tc>
+          <w:tcPr/>
+          <w:p>
+            <w:pPr>
+              <w:pStyle w:val="Compact"/>
+              <w:jc w:val="left"/>
+            </w:pPr>
+            <w:r>
+              <w:rPr>
+                <w:sz w:val="17"/>
+              </w:rPr>
+              <w:t xml:space="preserve">Open</w:t>
+            </w:r>
+          </w:p>
+        </w:tc>
+      </w:tr>
+      <w:tr>
+        <w:tc>
+          <w:tcPr/>
+          <w:p>
+            <w:pPr>
+              <w:pStyle w:val="Compact"/>
+              <w:jc w:val="left"/>
+            </w:pPr>
+            <w:r>
+              <w:rPr>
+                <w:sz w:val="17"/>
+              </w:rPr>
+              <w:t xml:space="preserve">6</w:t>
+            </w:r>
+          </w:p>
+        </w:tc>
+        <w:tc>
+          <w:tcPr/>
+          <w:p>
+            <w:pPr>
+              <w:pStyle w:val="Compact"/>
+              <w:jc w:val="left"/>
+            </w:pPr>
+            <w:r>
+              <w:rPr>
+                <w:sz w:val="17"/>
+              </w:rPr>
+              <w:t xml:space="preserve">[NEEDS CLARIFICATION: How is the consultation held (video call, phone, at the VFDA office) and who sends the joining details?]</w:t>
+            </w:r>
+            <w:r>
+              <w:rPr>
+                <w:sz w:val="17"/>
+              </w:rPr>
+              <w:t xml:space="preserve"> </w:t>
+            </w:r>
+            <w:r>
+              <w:rPr>
+                <w:iCs/>
+                <w:i/>
+                <w:sz w:val="17"/>
+              </w:rPr>
+              <w:t xml:space="preserve">(from SC-33)</w:t>
+            </w:r>
+          </w:p>
+        </w:tc>
+        <w:tc>
+          <w:tcPr/>
+          <w:p>
+            <w:pPr>
+              <w:pStyle w:val="Compact"/>
+              <w:jc w:val="left"/>
+            </w:pPr>
+            <w:r>
+              <w:rPr>
+                <w:sz w:val="17"/>
+              </w:rPr>
+              <w:t xml:space="preserve">No</w:t>
+            </w:r>
+          </w:p>
+        </w:tc>
+        <w:tc>
+          <w:tcPr/>
+          <w:p>
+            <w:pPr>
+              <w:pStyle w:val="Compact"/>
+              <w:jc w:val="left"/>
+            </w:pPr>
+            <w:r>
+              <w:rPr>
+                <w:sz w:val="17"/>
+              </w:rPr>
+              <w:t xml:space="preserve">Client (VFDA)</w:t>
+            </w:r>
+          </w:p>
+        </w:tc>
+        <w:tc>
+          <w:tcPr/>
+          <w:p>
+            <w:pPr>
+              <w:pStyle w:val="Compact"/>
+              <w:jc w:val="left"/>
+            </w:pPr>
+            <w:r>
+              <w:rPr>
+                <w:sz w:val="17"/>
+              </w:rPr>
+              <w:t xml:space="preserve">Open</w:t>
             </w:r>
           </w:p>
         </w:tc>
       </w:tr>
     </w:tbl>
     <w:bookmarkEnd w:id="38"/>
+    <w:bookmarkStart w:id="40" w:name="Xfe89178ba2c1baf2da96240bc9850b678501375"/>
+    <w:p>
+      <w:pPr>
+        <w:pStyle w:val="Heading2"/>
+      </w:pPr>
+      <w:r>
+        <w:t xml:space="preserve">11. Traceability to DBIZ2</w:t>
+      </w:r>
+    </w:p>
+    <w:tbl>
+      <w:tblPr>
+        <w:tblStyle w:val="Table"/>
+        <w:tblLook w:firstRow="1" w:lastRow="0" w:firstColumn="0" w:lastColumn="0" w:noHBand="0" w:noVBand="0" w:val="0020"/>
+        <w:jc w:val="start"/>
+        <w:tblBorders>
+          <w:top w:val="single" w:sz="4" w:color="C9CED6"/>
+          <w:left w:val="single" w:sz="4" w:color="C9CED6"/>
+          <w:bottom w:val="single" w:sz="4" w:color="C9CED6"/>
+          <w:right w:val="single" w:sz="4" w:color="C9CED6"/>
+          <w:insideH w:val="single" w:sz="4" w:color="C9CED6"/>
+          <w:insideV w:val="single" w:sz="4" w:color="C9CED6"/>
+        </w:tblBorders>
+        <w:tblW w:w="5000" w:type="pct"/>
+      </w:tblPr>
+      <w:tblGrid>
+        <w:gridCol w:w="3286"/>
+        <w:gridCol w:w="3286"/>
+        <w:gridCol w:w="3286"/>
+      </w:tblGrid>
+      <w:tr>
+        <w:trPr>
+          <w:tblHeader w:val="true"/>
+        </w:trPr>
+        <w:tc>
+          <w:tcPr>
+            <w:shd w:val="clear" w:color="auto" w:fill="E4ECF7"/>
+          </w:tcPr>
+          <w:p>
+            <w:pPr>
+              <w:pStyle w:val="Compact"/>
+              <w:jc w:val="left"/>
+            </w:pPr>
+            <w:r>
+              <w:rPr>
+                <w:b/>
+                <w:color w:val="1F2A5C"/>
+                <w:sz w:val="17"/>
+              </w:rPr>
+              <w:t xml:space="preserve">Spec section</w:t>
+            </w:r>
+          </w:p>
+        </w:tc>
+        <w:tc>
+          <w:tcPr>
+            <w:shd w:val="clear" w:color="auto" w:fill="E4ECF7"/>
+          </w:tcPr>
+          <w:p>
+            <w:pPr>
+              <w:pStyle w:val="Compact"/>
+              <w:jc w:val="left"/>
+            </w:pPr>
+            <w:r>
+              <w:rPr>
+                <w:b/>
+                <w:color w:val="1F2A5C"/>
+                <w:sz w:val="17"/>
+              </w:rPr>
+              <w:t xml:space="preserve">DBIZ2 source</w:t>
+            </w:r>
+          </w:p>
+        </w:tc>
+        <w:tc>
+          <w:tcPr>
+            <w:shd w:val="clear" w:color="auto" w:fill="E4ECF7"/>
+          </w:tcPr>
+          <w:p>
+            <w:pPr>
+              <w:pStyle w:val="Compact"/>
+              <w:jc w:val="left"/>
+            </w:pPr>
+            <w:r>
+              <w:rPr>
+                <w:b/>
+                <w:color w:val="1F2A5C"/>
+                <w:sz w:val="17"/>
+              </w:rPr>
+              <w:t xml:space="preserve">Location</w:t>
+            </w:r>
+          </w:p>
+        </w:tc>
+      </w:tr>
+      <w:tr>
+        <w:tc>
+          <w:tcPr/>
+          <w:p>
+            <w:pPr>
+              <w:pStyle w:val="Compact"/>
+              <w:jc w:val="left"/>
+            </w:pPr>
+            <w:r>
+              <w:rPr>
+                <w:sz w:val="17"/>
+              </w:rPr>
+              <w:t xml:space="preserve">1. Purpose</w:t>
+            </w:r>
+          </w:p>
+        </w:tc>
+        <w:tc>
+          <w:tcPr/>
+          <w:p>
+            <w:pPr>
+              <w:pStyle w:val="Compact"/>
+              <w:jc w:val="left"/>
+            </w:pPr>
+            <w:r>
+              <w:rPr>
+                <w:sz w:val="17"/>
+              </w:rPr>
+              <w:t xml:space="preserve">System Design v2.0 — 1. Schematic, §1.2 (M7); BA Report executive summary</w:t>
+            </w:r>
+          </w:p>
+        </w:tc>
+        <w:tc>
+          <w:tcPr/>
+          <w:p>
+            <w:pPr>
+              <w:pStyle w:val="Compact"/>
+              <w:jc w:val="left"/>
+            </w:pPr>
+            <w:r>
+              <w:rPr>
+                <w:rStyle w:val="VerbatimChar"/>
+                <w:sz w:val="17"/>
+              </w:rPr>
+              <w:t xml:space="preserve">docs/architecture/context.md</w:t>
+            </w:r>
+          </w:p>
+        </w:tc>
+      </w:tr>
+      <w:tr>
+        <w:tc>
+          <w:tcPr/>
+          <w:p>
+            <w:pPr>
+              <w:pStyle w:val="Compact"/>
+              <w:jc w:val="left"/>
+            </w:pPr>
+            <w:r>
+              <w:rPr>
+                <w:sz w:val="17"/>
+              </w:rPr>
+              <w:t xml:space="preserve">4.1 Usage flow</w:t>
+            </w:r>
+          </w:p>
+        </w:tc>
+        <w:tc>
+          <w:tcPr/>
+          <w:p>
+            <w:pPr>
+              <w:pStyle w:val="Compact"/>
+              <w:jc w:val="left"/>
+            </w:pPr>
+            <w:r>
+              <w:rPr>
+                <w:sz w:val="17"/>
+              </w:rPr>
+              <w:t xml:space="preserve">FLOW-01 flow 6 (Figure 3) + Step 3 addition</w:t>
+            </w:r>
+          </w:p>
+        </w:tc>
+        <w:tc>
+          <w:tcPr/>
+          <w:p>
+            <w:pPr>
+              <w:pStyle w:val="Compact"/>
+              <w:jc w:val="left"/>
+            </w:pPr>
+            <w:r>
+              <w:rPr>
+                <w:rStyle w:val="VerbatimChar"/>
+                <w:sz w:val="17"/>
+              </w:rPr>
+              <w:t xml:space="preserve">docs/architecture/usage-flow.md</w:t>
+            </w:r>
+            <w:r>
+              <w:rPr>
+                <w:sz w:val="17"/>
+              </w:rPr>
+              <w:t xml:space="preserve"> </w:t>
+            </w:r>
+            <w:r>
+              <w:rPr>
+                <w:sz w:val="17"/>
+              </w:rPr>
+              <w:t xml:space="preserve">§6</w:t>
+            </w:r>
+          </w:p>
+        </w:tc>
+      </w:tr>
+      <w:tr>
+        <w:tc>
+          <w:tcPr/>
+          <w:p>
+            <w:pPr>
+              <w:pStyle w:val="Compact"/>
+              <w:jc w:val="left"/>
+            </w:pPr>
+            <w:r>
+              <w:rPr>
+                <w:sz w:val="17"/>
+              </w:rPr>
+              <w:t xml:space="preserve">4.2 Sequence</w:t>
+            </w:r>
+          </w:p>
+        </w:tc>
+        <w:tc>
+          <w:tcPr/>
+          <w:p>
+            <w:pPr>
+              <w:pStyle w:val="Compact"/>
+              <w:jc w:val="left"/>
+            </w:pPr>
+            <w:r>
+              <w:rPr>
+                <w:sz w:val="17"/>
+              </w:rPr>
+              <w:t xml:space="preserve">SEQ-11 (Figure 14)</w:t>
+            </w:r>
+          </w:p>
+        </w:tc>
+        <w:tc>
+          <w:tcPr/>
+          <w:p>
+            <w:pPr>
+              <w:pStyle w:val="Compact"/>
+              <w:jc w:val="left"/>
+            </w:pPr>
+            <w:r>
+              <w:rPr>
+                <w:rStyle w:val="VerbatimChar"/>
+                <w:sz w:val="17"/>
+              </w:rPr>
+              <w:t xml:space="preserve">docs/architecture/sequence-diagrams.md</w:t>
+            </w:r>
+            <w:r>
+              <w:rPr>
+                <w:sz w:val="17"/>
+              </w:rPr>
+              <w:t xml:space="preserve"> </w:t>
+            </w:r>
+            <w:r>
+              <w:rPr>
+                <w:sz w:val="17"/>
+              </w:rPr>
+              <w:t xml:space="preserve">— SEQ-11</w:t>
+            </w:r>
+          </w:p>
+        </w:tc>
+      </w:tr>
+      <w:tr>
+        <w:tc>
+          <w:tcPr/>
+          <w:p>
+            <w:pPr>
+              <w:pStyle w:val="Compact"/>
+              <w:jc w:val="left"/>
+            </w:pPr>
+            <w:r>
+              <w:rPr>
+                <w:sz w:val="17"/>
+              </w:rPr>
+              <w:t xml:space="preserve">5. Functional requirements</w:t>
+            </w:r>
+          </w:p>
+        </w:tc>
+        <w:tc>
+          <w:tcPr/>
+          <w:p>
+            <w:pPr>
+              <w:pStyle w:val="Compact"/>
+              <w:jc w:val="left"/>
+            </w:pPr>
+            <w:r>
+              <w:rPr>
+                <w:sz w:val="17"/>
+              </w:rPr>
+              <w:t xml:space="preserve">Function List rows 89–95</w:t>
+            </w:r>
+          </w:p>
+        </w:tc>
+        <w:tc>
+          <w:tcPr/>
+          <w:p>
+            <w:pPr>
+              <w:pStyle w:val="Compact"/>
+              <w:jc w:val="left"/>
+            </w:pPr>
+            <w:r>
+              <w:rPr>
+                <w:rStyle w:val="VerbatimChar"/>
+                <w:sz w:val="17"/>
+              </w:rPr>
+              <w:t xml:space="preserve">docs/function-list.md</w:t>
+            </w:r>
+            <w:r>
+              <w:rPr>
+                <w:sz w:val="17"/>
+              </w:rPr>
+              <w:t xml:space="preserve"> </w:t>
+            </w:r>
+            <w:r>
+              <w:rPr>
+                <w:sz w:val="17"/>
+              </w:rPr>
+              <w:t xml:space="preserve">rows 89–95</w:t>
+            </w:r>
+          </w:p>
+        </w:tc>
+      </w:tr>
+      <w:tr>
+        <w:tc>
+          <w:tcPr/>
+          <w:p>
+            <w:pPr>
+              <w:pStyle w:val="Compact"/>
+              <w:jc w:val="left"/>
+            </w:pPr>
+            <w:r>
+              <w:rPr>
+                <w:sz w:val="17"/>
+              </w:rPr>
+              <w:t xml:space="preserve">7. Screens</w:t>
+            </w:r>
+          </w:p>
+        </w:tc>
+        <w:tc>
+          <w:tcPr/>
+          <w:p>
+            <w:pPr>
+              <w:pStyle w:val="Compact"/>
+              <w:jc w:val="left"/>
+            </w:pPr>
+            <w:r>
+              <w:rPr>
+                <w:sz w:val="17"/>
+              </w:rPr>
+              <w:t xml:space="preserve">Screen List SC-32, SC-33</w:t>
+            </w:r>
+          </w:p>
+        </w:tc>
+        <w:tc>
+          <w:tcPr/>
+          <w:p>
+            <w:pPr>
+              <w:pStyle w:val="Compact"/>
+              <w:jc w:val="left"/>
+            </w:pPr>
+            <w:r>
+              <w:rPr>
+                <w:rStyle w:val="VerbatimChar"/>
+                <w:sz w:val="17"/>
+              </w:rPr>
+              <w:t xml:space="preserve">docs/screen-list.md</w:t>
+            </w:r>
+            <w:r>
+              <w:rPr>
+                <w:sz w:val="17"/>
+              </w:rPr>
+              <w:t xml:space="preserve"> </w:t>
+            </w:r>
+            <w:r>
+              <w:rPr>
+                <w:sz w:val="17"/>
+              </w:rPr>
+              <w:t xml:space="preserve">§1</w:t>
+            </w:r>
+          </w:p>
+        </w:tc>
+      </w:tr>
+    </w:tbl>
+    <w:bookmarkStart w:id="39" w:name="X0ebe4ea0055657d0fde6dddb3c03c11905d0ce8"/>
+    <w:p>
+      <w:pPr>
+        <w:pStyle w:val="Heading3"/>
+      </w:pPr>
+      <w:r>
+        <w:t xml:space="preserve">11.1 Reconciliation with DBIZ2 (System Design v2.0)</w:t>
+      </w:r>
+    </w:p>
+    <w:p>
+      <w:pPr>
+        <w:pStyle w:val="FirstParagraph"/>
+      </w:pPr>
+      <w:r>
+        <w:t xml:space="preserve">Where the 20-screen design or this spec differs from the DBIZ2 Function List, the difference is written here instead of being silently changed.</w:t>
+      </w:r>
+    </w:p>
+    <w:tbl>
+      <w:tblPr>
+        <w:tblStyle w:val="Table"/>
+        <w:tblLook w:firstRow="1" w:lastRow="0" w:firstColumn="0" w:lastColumn="0" w:noHBand="0" w:noVBand="0" w:val="0020"/>
+        <w:jc w:val="start"/>
+        <w:tblBorders>
+          <w:top w:val="single" w:sz="4" w:color="C9CED6"/>
+          <w:left w:val="single" w:sz="4" w:color="C9CED6"/>
+          <w:bottom w:val="single" w:sz="4" w:color="C9CED6"/>
+          <w:right w:val="single" w:sz="4" w:color="C9CED6"/>
+          <w:insideH w:val="single" w:sz="4" w:color="C9CED6"/>
+          <w:insideV w:val="single" w:sz="4" w:color="C9CED6"/>
+        </w:tblBorders>
+        <w:tblW w:w="5000" w:type="pct"/>
+      </w:tblPr>
+      <w:tblGrid>
+        <w:gridCol w:w="2465"/>
+        <w:gridCol w:w="2465"/>
+        <w:gridCol w:w="2465"/>
+        <w:gridCol w:w="2465"/>
+      </w:tblGrid>
+      <w:tr>
+        <w:trPr>
+          <w:tblHeader w:val="true"/>
+        </w:trPr>
+        <w:tc>
+          <w:tcPr>
+            <w:shd w:val="clear" w:color="auto" w:fill="E4ECF7"/>
+          </w:tcPr>
+          <w:p>
+            <w:pPr>
+              <w:pStyle w:val="Compact"/>
+              <w:jc w:val="left"/>
+            </w:pPr>
+            <w:r>
+              <w:rPr>
+                <w:b/>
+                <w:color w:val="1F2A5C"/>
+                <w:sz w:val="17"/>
+              </w:rPr>
+              <w:t xml:space="preserve">Topic</w:t>
+            </w:r>
+          </w:p>
+        </w:tc>
+        <w:tc>
+          <w:tcPr>
+            <w:shd w:val="clear" w:color="auto" w:fill="E4ECF7"/>
+          </w:tcPr>
+          <w:p>
+            <w:pPr>
+              <w:pStyle w:val="Compact"/>
+              <w:jc w:val="left"/>
+            </w:pPr>
+            <w:r>
+              <w:rPr>
+                <w:b/>
+                <w:color w:val="1F2A5C"/>
+                <w:sz w:val="17"/>
+              </w:rPr>
+              <w:t xml:space="preserve">DBIZ2 / System Design v2.0</w:t>
+            </w:r>
+          </w:p>
+        </w:tc>
+        <w:tc>
+          <w:tcPr>
+            <w:shd w:val="clear" w:color="auto" w:fill="E4ECF7"/>
+          </w:tcPr>
+          <w:p>
+            <w:pPr>
+              <w:pStyle w:val="Compact"/>
+              <w:jc w:val="left"/>
+            </w:pPr>
+            <w:r>
+              <w:rPr>
+                <w:b/>
+                <w:color w:val="1F2A5C"/>
+                <w:sz w:val="17"/>
+              </w:rPr>
+              <w:t xml:space="preserve">This spec</w:t>
+            </w:r>
+          </w:p>
+        </w:tc>
+        <w:tc>
+          <w:tcPr>
+            <w:shd w:val="clear" w:color="auto" w:fill="E4ECF7"/>
+          </w:tcPr>
+          <w:p>
+            <w:pPr>
+              <w:pStyle w:val="Compact"/>
+              <w:jc w:val="left"/>
+            </w:pPr>
+            <w:r>
+              <w:rPr>
+                <w:b/>
+                <w:color w:val="1F2A5C"/>
+                <w:sz w:val="17"/>
+              </w:rPr>
+              <w:t xml:space="preserve">Status</w:t>
+            </w:r>
+          </w:p>
+        </w:tc>
+      </w:tr>
+      <w:tr>
+        <w:tc>
+          <w:tcPr/>
+          <w:p>
+            <w:pPr>
+              <w:pStyle w:val="Compact"/>
+              <w:jc w:val="left"/>
+            </w:pPr>
+            <w:r>
+              <w:rPr>
+                <w:sz w:val="17"/>
+              </w:rPr>
+              <w:t xml:space="preserve">Notice dispatch</w:t>
+            </w:r>
+          </w:p>
+        </w:tc>
+        <w:tc>
+          <w:tcPr/>
+          <w:p>
+            <w:pPr>
+              <w:pStyle w:val="Compact"/>
+              <w:jc w:val="left"/>
+            </w:pPr>
+            <w:r>
+              <w:rPr>
+                <w:sz w:val="17"/>
+              </w:rPr>
+              <w:t xml:space="preserve">Sent automatically by a database webhook (SEQ-11)</w:t>
+            </w:r>
+          </w:p>
+        </w:tc>
+        <w:tc>
+          <w:tcPr/>
+          <w:p>
+            <w:pPr>
+              <w:pStyle w:val="Compact"/>
+              <w:jc w:val="left"/>
+            </w:pPr>
+            <w:r>
+              <w:rPr>
+                <w:sz w:val="17"/>
+              </w:rPr>
+              <w:t xml:space="preserve">Drafted automatically, reviewed and sent by VFDA staff (SC-32)</w:t>
+            </w:r>
+          </w:p>
+        </w:tc>
+        <w:tc>
+          <w:tcPr/>
+          <w:p>
+            <w:pPr>
+              <w:pStyle w:val="Compact"/>
+              <w:jc w:val="left"/>
+            </w:pPr>
+            <w:r>
+              <w:rPr>
+                <w:sz w:val="17"/>
+              </w:rPr>
+              <w:t xml:space="preserve">Open — see §10</w:t>
+            </w:r>
+          </w:p>
+        </w:tc>
+      </w:tr>
+      <w:tr>
+        <w:tc>
+          <w:tcPr/>
+          <w:p>
+            <w:pPr>
+              <w:pStyle w:val="Compact"/>
+              <w:jc w:val="left"/>
+            </w:pPr>
+            <w:r>
+              <w:rPr>
+                <w:sz w:val="17"/>
+              </w:rPr>
+              <w:t xml:space="preserve">Module priority</w:t>
+            </w:r>
+          </w:p>
+        </w:tc>
+        <w:tc>
+          <w:tcPr/>
+          <w:p>
+            <w:pPr>
+              <w:pStyle w:val="Compact"/>
+              <w:jc w:val="left"/>
+            </w:pPr>
+            <w:r>
+              <w:rPr>
+                <w:sz w:val="17"/>
+              </w:rPr>
+              <w:t xml:space="preserve">Must</w:t>
+            </w:r>
+          </w:p>
+        </w:tc>
+        <w:tc>
+          <w:tcPr/>
+          <w:p>
+            <w:pPr>
+              <w:pStyle w:val="Compact"/>
+              <w:jc w:val="left"/>
+            </w:pPr>
+            <w:r>
+              <w:rPr>
+                <w:sz w:val="17"/>
+              </w:rPr>
+              <w:t xml:space="preserve">Should — Tier 2 of the screen list file (#20)</w:t>
+            </w:r>
+          </w:p>
+        </w:tc>
+        <w:tc>
+          <w:tcPr/>
+          <w:p>
+            <w:pPr>
+              <w:pStyle w:val="Compact"/>
+              <w:jc w:val="left"/>
+            </w:pPr>
+            <w:r>
+              <w:rPr>
+                <w:sz w:val="17"/>
+              </w:rPr>
+              <w:t xml:space="preserve">Changed — Confirmed by the Client</w:t>
+            </w:r>
+          </w:p>
+        </w:tc>
+      </w:tr>
+      <w:tr>
+        <w:tc>
+          <w:tcPr/>
+          <w:p>
+            <w:pPr>
+              <w:pStyle w:val="Compact"/>
+              <w:jc w:val="left"/>
+            </w:pPr>
+            <w:r>
+              <w:rPr>
+                <w:sz w:val="17"/>
+              </w:rPr>
+              <w:t xml:space="preserve">Booking availability</w:t>
+            </w:r>
+          </w:p>
+        </w:tc>
+        <w:tc>
+          <w:tcPr/>
+          <w:p>
+            <w:pPr>
+              <w:pStyle w:val="Compact"/>
+              <w:jc w:val="left"/>
+            </w:pPr>
+            <w:r>
+              <w:rPr>
+                <w:sz w:val="17"/>
+              </w:rPr>
+              <w:t xml:space="preserve">Booking always open (F-M7-05)</w:t>
+            </w:r>
+          </w:p>
+        </w:tc>
+        <w:tc>
+          <w:tcPr/>
+          <w:p>
+            <w:pPr>
+              <w:pStyle w:val="Compact"/>
+              <w:jc w:val="left"/>
+            </w:pPr>
+            <w:r>
+              <w:rPr>
+                <w:sz w:val="17"/>
+              </w:rPr>
+              <w:t xml:space="preserve">Offered only once VFDA declares staffed hours (BR-005)</w:t>
+            </w:r>
+          </w:p>
+        </w:tc>
+        <w:tc>
+          <w:tcPr/>
+          <w:p>
+            <w:pPr>
+              <w:pStyle w:val="Compact"/>
+              <w:jc w:val="left"/>
+            </w:pPr>
+            <w:r>
+              <w:rPr>
+                <w:sz w:val="17"/>
+              </w:rPr>
+              <w:t xml:space="preserve">Added — Group C decision 01/10/2026</w:t>
+            </w:r>
+          </w:p>
+        </w:tc>
+      </w:tr>
+    </w:tbl>
     <w:bookmarkEnd w:id="39"/>
-    <w:bookmarkStart w:id="40" w:name="completion-checklist"/>
+    <w:bookmarkEnd w:id="40"/>
+    <w:bookmarkStart w:id="41" w:name="completion-checklist"/>
     <w:p>
       <w:pPr>
         <w:pStyle w:val="Heading2"/>
@@ -6465,8 +7168,8 @@
         <w:t xml:space="preserve">, mapped onto the DBIZ2 Product Design Package. DBIZ3, VJCBI College — FTU. Group C · CINEMATCH.</w:t>
       </w:r>
     </w:p>
-    <w:bookmarkEnd w:id="40"/>
     <w:bookmarkEnd w:id="41"/>
+    <w:bookmarkEnd w:id="42"/>
     <w:sectPr>
       <w:pgMar w:bottom="1020" w:left="1020" w:right="1020" w:top="1020"/>
     </w:sectPr>

--- a/docs/word/specs/spec-M7.docx
+++ b/docs/word/specs/spec-M7.docx
@@ -2,7 +2,7 @@
 <file path=word/document.xml><?xml version="1.0" encoding="utf-8"?>
 <w:document xmlns:w="http://schemas.openxmlformats.org/wordprocessingml/2006/main" xmlns:m="http://schemas.openxmlformats.org/officeDocument/2006/math" xmlns:r="http://schemas.openxmlformats.org/officeDocument/2006/relationships" xmlns:o="urn:schemas-microsoft-com:office:office" xmlns:v="urn:schemas-microsoft-com:vml" xmlns:w10="urn:schemas-microsoft-com:office:word" xmlns:a="http://schemas.openxmlformats.org/drawingml/2006/main" xmlns:pic="http://schemas.openxmlformats.org/drawingml/2006/picture" xmlns:wp="http://schemas.openxmlformats.org/drawingml/2006/wordprocessingDrawing">
   <w:body>
-    <w:bookmarkStart w:id="42" w:name="X9452e7ec7b62ff3a25991307391d2e063abc04e"/>
+    <w:bookmarkStart w:id="44" w:name="X9452e7ec7b62ff3a25991307391d2e063abc04e"/>
     <w:p>
       <w:pPr>
         <w:pStyle w:val="Heading1"/>
@@ -340,7 +340,75 @@
         </w:tc>
       </w:tr>
     </w:tbl>
-    <w:bookmarkStart w:id="20" w:name="X4666c8db187a468bd7c4d1efd69e1ca31a62544"/>
+    <w:bookmarkStart w:id="21" w:name="clarifications"/>
+    <w:p>
+      <w:pPr>
+        <w:pStyle w:val="Heading2"/>
+      </w:pPr>
+      <w:r>
+        <w:t xml:space="preserve">Clarifications</w:t>
+      </w:r>
+    </w:p>
+    <w:bookmarkStart w:id="20" w:name="Xf89618e9cb7f126f51da04256cab1648125083e"/>
+    <w:p>
+      <w:pPr>
+        <w:pStyle w:val="Heading3"/>
+      </w:pPr>
+      <w:r>
+        <w:t xml:space="preserve">Session 2026-10-28 (Group C, provisional — the owner in §10 confirms before launch)</w:t>
+      </w:r>
+    </w:p>
+    <w:p>
+      <w:pPr>
+        <w:numPr>
+          <w:ilvl w:val="0"/>
+          <w:numId w:val="1001"/>
+        </w:numPr>
+        <w:pStyle w:val="Compact"/>
+      </w:pPr>
+      <w:r>
+        <w:t xml:space="preserve">Q1: Does VFDA have the mandate / practice to send notices to Provincial People's Committees, and what is the official template? → A: The system does not send notices on VFDA's behalf. It produces a notice draft that the crew downloads and sends themselves.</w:t>
+      </w:r>
+    </w:p>
+    <w:p>
+      <w:pPr>
+        <w:numPr>
+          <w:ilvl w:val="0"/>
+          <w:numId w:val="1001"/>
+        </w:numPr>
+        <w:pStyle w:val="Compact"/>
+      </w:pPr>
+      <w:r>
+        <w:t xml:space="preserve">Q2: Is the notice addressed to the People's Committee or to the provincial Department of Culture? → A: Follows from question 1: the crew chooses the recipient (People's Committee or provincial Department of Culture) when downloading the draft.</w:t>
+      </w:r>
+    </w:p>
+    <w:p>
+      <w:pPr>
+        <w:numPr>
+          <w:ilvl w:val="0"/>
+          <w:numId w:val="1001"/>
+        </w:numPr>
+        <w:pStyle w:val="Compact"/>
+      </w:pPr>
+      <w:r>
+        <w:t xml:space="preserve">Q3: Automatic sending (DBIZ2 SEQ-11) or VFDA staff review before sending (SC-32)? → A: No automatic sending. A VFDA staff member reviews the draft in SC-32 before the crew can download the final version.</w:t>
+      </w:r>
+    </w:p>
+    <w:p>
+      <w:pPr>
+        <w:numPr>
+          <w:ilvl w:val="0"/>
+          <w:numId w:val="1001"/>
+        </w:numPr>
+        <w:pStyle w:val="Compact"/>
+      </w:pPr>
+      <w:r>
+        <w:t xml:space="preserve">Q5: Which days and hours does VFDA offer for consultations, and how long is one slot? → A: No slot calendar in the MVP. The crew sends a consultation request; VFDA staff reply with a proposed time by email.</w:t>
+      </w:r>
+    </w:p>
+    <w:bookmarkEnd w:id="20"/>
+    <w:bookmarkEnd w:id="21"/>
+    <w:bookmarkStart w:id="22" w:name="X4666c8db187a468bd7c4d1efd69e1ca31a62544"/>
     <w:p>
       <w:pPr>
         <w:pStyle w:val="Heading2"/>
@@ -373,7 +441,7 @@
       <w:pPr>
         <w:numPr>
           <w:ilvl w:val="0"/>
-          <w:numId w:val="1001"/>
+          <w:numId w:val="1002"/>
         </w:numPr>
         <w:pStyle w:val="Compact"/>
       </w:pPr>
@@ -385,7 +453,7 @@
       <w:pPr>
         <w:numPr>
           <w:ilvl w:val="0"/>
-          <w:numId w:val="1001"/>
+          <w:numId w:val="1002"/>
         </w:numPr>
         <w:pStyle w:val="Compact"/>
       </w:pPr>
@@ -409,7 +477,7 @@
       <w:pPr>
         <w:numPr>
           <w:ilvl w:val="0"/>
-          <w:numId w:val="1002"/>
+          <w:numId w:val="1003"/>
         </w:numPr>
         <w:pStyle w:val="Compact"/>
       </w:pPr>
@@ -421,7 +489,7 @@
       <w:pPr>
         <w:numPr>
           <w:ilvl w:val="0"/>
-          <w:numId w:val="1002"/>
+          <w:numId w:val="1003"/>
         </w:numPr>
         <w:pStyle w:val="Compact"/>
       </w:pPr>
@@ -445,7 +513,7 @@
       <w:pPr>
         <w:numPr>
           <w:ilvl w:val="0"/>
-          <w:numId w:val="1003"/>
+          <w:numId w:val="1004"/>
         </w:numPr>
         <w:pStyle w:val="Compact"/>
       </w:pPr>
@@ -457,7 +525,7 @@
       <w:pPr>
         <w:numPr>
           <w:ilvl w:val="0"/>
-          <w:numId w:val="1003"/>
+          <w:numId w:val="1004"/>
         </w:numPr>
         <w:pStyle w:val="Compact"/>
       </w:pPr>
@@ -469,7 +537,7 @@
       <w:pPr>
         <w:numPr>
           <w:ilvl w:val="0"/>
-          <w:numId w:val="1003"/>
+          <w:numId w:val="1004"/>
         </w:numPr>
         <w:pStyle w:val="Compact"/>
       </w:pPr>
@@ -481,7 +549,7 @@
       <w:pPr>
         <w:numPr>
           <w:ilvl w:val="0"/>
-          <w:numId w:val="1003"/>
+          <w:numId w:val="1004"/>
         </w:numPr>
         <w:pStyle w:val="Compact"/>
       </w:pPr>
@@ -489,8 +557,8 @@
         <w:t xml:space="preserve">SYS (email, notifications)</w:t>
       </w:r>
     </w:p>
-    <w:bookmarkEnd w:id="20"/>
-    <w:bookmarkStart w:id="21" w:name="X572f76d4414d525199501e7085f189788c65188"/>
+    <w:bookmarkEnd w:id="22"/>
+    <w:bookmarkStart w:id="23" w:name="X572f76d4414d525199501e7085f189788c65188"/>
     <w:p>
       <w:pPr>
         <w:pStyle w:val="Heading2"/>
@@ -770,8 +838,8 @@
         </w:tc>
       </w:tr>
     </w:tbl>
-    <w:bookmarkEnd w:id="21"/>
-    <w:bookmarkStart w:id="26" w:name="X6e9f8def7ab98f65fc162bbf7fd6dd9285f3897"/>
+    <w:bookmarkEnd w:id="23"/>
+    <w:bookmarkStart w:id="28" w:name="X6e9f8def7ab98f65fc162bbf7fd6dd9285f3897"/>
     <w:p>
       <w:pPr>
         <w:pStyle w:val="Heading2"/>
@@ -780,7 +848,7 @@
         <w:t xml:space="preserve">3. User scenarios and acceptance criteria</w:t>
       </w:r>
     </w:p>
-    <w:bookmarkStart w:id="22" w:name="X5c8b11bf14003780378183dbdf5fcaeef7ccfcd"/>
+    <w:bookmarkStart w:id="24" w:name="X5c8b11bf14003780378183dbdf5fcaeef7ccfcd"/>
     <w:p>
       <w:pPr>
         <w:pStyle w:val="Heading3"/>
@@ -823,7 +891,7 @@
       <w:pPr>
         <w:numPr>
           <w:ilvl w:val="0"/>
-          <w:numId w:val="1004"/>
+          <w:numId w:val="1005"/>
         </w:numPr>
         <w:pStyle w:val="Compact"/>
       </w:pPr>
@@ -893,7 +961,7 @@
       <w:pPr>
         <w:numPr>
           <w:ilvl w:val="0"/>
-          <w:numId w:val="1004"/>
+          <w:numId w:val="1005"/>
         </w:numPr>
         <w:pStyle w:val="Compact"/>
       </w:pPr>
@@ -956,8 +1024,8 @@
         <w:t xml:space="preserve">.</w:t>
       </w:r>
     </w:p>
-    <w:bookmarkEnd w:id="22"/>
-    <w:bookmarkStart w:id="23" w:name="us-2-p2-see-the-provinces-reply"/>
+    <w:bookmarkEnd w:id="24"/>
+    <w:bookmarkStart w:id="25" w:name="us-2-p2-see-the-provinces-reply"/>
     <w:p>
       <w:pPr>
         <w:pStyle w:val="Heading3"/>
@@ -1000,7 +1068,7 @@
       <w:pPr>
         <w:numPr>
           <w:ilvl w:val="0"/>
-          <w:numId w:val="1005"/>
+          <w:numId w:val="1006"/>
         </w:numPr>
         <w:pStyle w:val="Compact"/>
       </w:pPr>
@@ -1066,8 +1134,8 @@
         <w:t xml:space="preserve">the producer gets a notification and the card shows the status, the date and the note.</w:t>
       </w:r>
     </w:p>
-    <w:bookmarkEnd w:id="23"/>
-    <w:bookmarkStart w:id="24" w:name="us-3-p3-book-time-with-vfda"/>
+    <w:bookmarkEnd w:id="25"/>
+    <w:bookmarkStart w:id="26" w:name="us-3-p3-book-time-with-vfda"/>
     <w:p>
       <w:pPr>
         <w:pStyle w:val="Heading3"/>
@@ -1110,7 +1178,7 @@
       <w:pPr>
         <w:numPr>
           <w:ilvl w:val="0"/>
-          <w:numId w:val="1006"/>
+          <w:numId w:val="1007"/>
         </w:numPr>
         <w:pStyle w:val="Compact"/>
       </w:pPr>
@@ -1160,8 +1228,8 @@
         <w:t xml:space="preserve">both receive the time in their own time zone and a reminder 24 hours before.</w:t>
       </w:r>
     </w:p>
-    <w:bookmarkEnd w:id="24"/>
-    <w:bookmarkStart w:id="25" w:name="edge-cases"/>
+    <w:bookmarkEnd w:id="26"/>
+    <w:bookmarkStart w:id="27" w:name="edge-cases"/>
     <w:p>
       <w:pPr>
         <w:pStyle w:val="Heading3"/>
@@ -1174,7 +1242,7 @@
       <w:pPr>
         <w:numPr>
           <w:ilvl w:val="0"/>
-          <w:numId w:val="1007"/>
+          <w:numId w:val="1008"/>
         </w:numPr>
         <w:pStyle w:val="Compact"/>
       </w:pPr>
@@ -1202,7 +1270,7 @@
       <w:pPr>
         <w:numPr>
           <w:ilvl w:val="0"/>
-          <w:numId w:val="1007"/>
+          <w:numId w:val="1008"/>
         </w:numPr>
         <w:pStyle w:val="Compact"/>
       </w:pPr>
@@ -1214,7 +1282,7 @@
       <w:pPr>
         <w:numPr>
           <w:ilvl w:val="0"/>
-          <w:numId w:val="1007"/>
+          <w:numId w:val="1008"/>
         </w:numPr>
         <w:pStyle w:val="Compact"/>
       </w:pPr>
@@ -1222,9 +1290,9 @@
         <w:t xml:space="preserve">The producer removes the location from the shortlist after the notice was sent: the notice stays; VFDA may send a withdrawal.</w:t>
       </w:r>
     </w:p>
-    <w:bookmarkEnd w:id="25"/>
-    <w:bookmarkEnd w:id="26"/>
-    <w:bookmarkStart w:id="29" w:name="X642f26008f14b2e5af562a7ed56d7333412cc34"/>
+    <w:bookmarkEnd w:id="27"/>
+    <w:bookmarkEnd w:id="28"/>
+    <w:bookmarkStart w:id="31" w:name="X642f26008f14b2e5af562a7ed56d7333412cc34"/>
     <w:p>
       <w:pPr>
         <w:pStyle w:val="Heading2"/>
@@ -1233,7 +1301,7 @@
         <w:t xml:space="preserve">4. Flows</w:t>
       </w:r>
     </w:p>
-    <w:bookmarkStart w:id="27" w:name="X42ad61faad3c9be26cc871297adda37c1e3e565"/>
+    <w:bookmarkStart w:id="29" w:name="X42ad61faad3c9be26cc871297adda37c1e3e565"/>
     <w:p>
       <w:pPr>
         <w:pStyle w:val="Heading3"/>
@@ -1348,8 +1416,8 @@
         <w:t xml:space="preserve">    R3 --&gt; E</w:t>
       </w:r>
     </w:p>
-    <w:bookmarkEnd w:id="27"/>
-    <w:bookmarkStart w:id="28" w:name="X3ba678f2aa46d37dc0df1b8ae8f18a329c87874"/>
+    <w:bookmarkEnd w:id="29"/>
+    <w:bookmarkStart w:id="30" w:name="X3ba678f2aa46d37dc0df1b8ae8f18a329c87874"/>
     <w:p>
       <w:pPr>
         <w:pStyle w:val="Heading3"/>
@@ -1533,9 +1601,9 @@
         <w:t xml:space="preserve">    Note over DB: This came from the BA Report executive summary and was missed in MVP v1</w:t>
       </w:r>
     </w:p>
-    <w:bookmarkEnd w:id="28"/>
-    <w:bookmarkEnd w:id="29"/>
-    <w:bookmarkStart w:id="32" w:name="X052d9d50bef594c4dcaeeac6011093e4925597a"/>
+    <w:bookmarkEnd w:id="30"/>
+    <w:bookmarkEnd w:id="31"/>
+    <w:bookmarkStart w:id="34" w:name="X052d9d50bef594c4dcaeeac6011093e4925597a"/>
     <w:p>
       <w:pPr>
         <w:pStyle w:val="Heading2"/>
@@ -2206,7 +2274,7 @@
         </w:tc>
       </w:tr>
     </w:tbl>
-    <w:bookmarkStart w:id="30" w:name="X0b60481e9d94c018d9ee6d90566933e257614bf"/>
+    <w:bookmarkStart w:id="32" w:name="X0b60481e9d94c018d9ee6d90566933e257614bf"/>
     <w:p>
       <w:pPr>
         <w:pStyle w:val="Heading3"/>
@@ -3963,8 +4031,8 @@
         </w:tc>
       </w:tr>
     </w:tbl>
-    <w:bookmarkEnd w:id="30"/>
-    <w:bookmarkStart w:id="31" w:name="Xf08c5fac6d146dfbd969d3549b1b5c53dd98aa2"/>
+    <w:bookmarkEnd w:id="32"/>
+    <w:bookmarkStart w:id="33" w:name="Xf08c5fac6d146dfbd969d3549b1b5c53dd98aa2"/>
     <w:p>
       <w:pPr>
         <w:pStyle w:val="Heading3"/>
@@ -4291,9 +4359,9 @@
         </w:tc>
       </w:tr>
     </w:tbl>
-    <w:bookmarkEnd w:id="31"/>
-    <w:bookmarkEnd w:id="32"/>
-    <w:bookmarkStart w:id="34" w:name="Xd4a7e4930d01b3f2af150543fa31b412e6715be"/>
+    <w:bookmarkEnd w:id="33"/>
+    <w:bookmarkEnd w:id="34"/>
+    <w:bookmarkStart w:id="36" w:name="Xd4a7e4930d01b3f2af150543fa31b412e6715be"/>
     <w:p>
       <w:pPr>
         <w:pStyle w:val="Heading2"/>
@@ -4526,7 +4594,7 @@
         </w:tc>
       </w:tr>
     </w:tbl>
-    <w:bookmarkStart w:id="33" w:name="Xbecd423f5882972d65b0bceed9cc4371cda5552"/>
+    <w:bookmarkStart w:id="35" w:name="Xbecd423f5882972d65b0bceed9cc4371cda5552"/>
     <w:p>
       <w:pPr>
         <w:pStyle w:val="Heading3"/>
@@ -5119,9 +5187,9 @@
         </w:tc>
       </w:tr>
     </w:tbl>
-    <w:bookmarkEnd w:id="33"/>
-    <w:bookmarkEnd w:id="34"/>
-    <w:bookmarkStart w:id="35" w:name="Xd2a645a1673f9c3c0ba35362f9a4e8652055502"/>
+    <w:bookmarkEnd w:id="35"/>
+    <w:bookmarkEnd w:id="36"/>
+    <w:bookmarkStart w:id="37" w:name="Xd2a645a1673f9c3c0ba35362f9a4e8652055502"/>
     <w:p>
       <w:pPr>
         <w:pStyle w:val="Heading2"/>
@@ -5359,8 +5427,8 @@
         </w:tc>
       </w:tr>
     </w:tbl>
-    <w:bookmarkEnd w:id="35"/>
-    <w:bookmarkStart w:id="36" w:name="Xbe7985084ef4dfdbc7e9fba0a235022f75110b0"/>
+    <w:bookmarkEnd w:id="37"/>
+    <w:bookmarkStart w:id="38" w:name="Xbe7985084ef4dfdbc7e9fba0a235022f75110b0"/>
     <w:p>
       <w:pPr>
         <w:pStyle w:val="Heading2"/>
@@ -5593,8 +5661,8 @@
         </w:tc>
       </w:tr>
     </w:tbl>
-    <w:bookmarkEnd w:id="36"/>
-    <w:bookmarkStart w:id="37" w:name="Xf0e84fbc24061432f3671343bf60d40f0e14ddf"/>
+    <w:bookmarkEnd w:id="38"/>
+    <w:bookmarkStart w:id="39" w:name="Xf0e84fbc24061432f3671343bf60d40f0e14ddf"/>
     <w:p>
       <w:pPr>
         <w:pStyle w:val="Heading2"/>
@@ -5607,7 +5675,7 @@
       <w:pPr>
         <w:numPr>
           <w:ilvl w:val="0"/>
-          <w:numId w:val="1008"/>
+          <w:numId w:val="1009"/>
         </w:numPr>
         <w:pStyle w:val="Compact"/>
       </w:pPr>
@@ -5619,7 +5687,7 @@
       <w:pPr>
         <w:numPr>
           <w:ilvl w:val="0"/>
-          <w:numId w:val="1008"/>
+          <w:numId w:val="1009"/>
         </w:numPr>
         <w:pStyle w:val="Compact"/>
       </w:pPr>
@@ -5631,7 +5699,7 @@
       <w:pPr>
         <w:numPr>
           <w:ilvl w:val="0"/>
-          <w:numId w:val="1008"/>
+          <w:numId w:val="1009"/>
         </w:numPr>
         <w:pStyle w:val="Compact"/>
       </w:pPr>
@@ -5639,8 +5707,8 @@
         <w:t xml:space="preserve">Test value used until VFDA confirms: VFDA staff are reminded to follow up a notice after 5 working days without reply.</w:t>
       </w:r>
     </w:p>
-    <w:bookmarkEnd w:id="37"/>
-    <w:bookmarkStart w:id="38" w:name="X55a6565c84ac464289a534278fc4074fe00819d"/>
+    <w:bookmarkEnd w:id="39"/>
+    <w:bookmarkStart w:id="40" w:name="X55a6565c84ac464289a534278fc4074fe00819d"/>
     <w:p>
       <w:pPr>
         <w:pStyle w:val="Heading2"/>
@@ -5857,7 +5925,7 @@
               <w:rPr>
                 <w:sz w:val="17"/>
               </w:rPr>
-              <w:t xml:space="preserve">Open</w:t>
+              <w:t xml:space="preserve">Decided (provisional, VFDA to confirm) — see Clarifications</w:t>
             </w:r>
           </w:p>
         </w:tc>
@@ -5948,7 +6016,7 @@
               <w:rPr>
                 <w:sz w:val="17"/>
               </w:rPr>
-              <w:t xml:space="preserve">Open</w:t>
+              <w:t xml:space="preserve">Decided (provisional, VFDA to confirm) — see Clarifications</w:t>
             </w:r>
           </w:p>
         </w:tc>
@@ -6025,7 +6093,7 @@
               <w:rPr>
                 <w:sz w:val="17"/>
               </w:rPr>
-              <w:t xml:space="preserve">Open</w:t>
+              <w:t xml:space="preserve">Decided (provisional, VFDA to confirm) — see Clarifications</w:t>
             </w:r>
           </w:p>
         </w:tc>
@@ -6193,7 +6261,7 @@
               <w:rPr>
                 <w:sz w:val="17"/>
               </w:rPr>
-              <w:t xml:space="preserve">Open</w:t>
+              <w:t xml:space="preserve">Decided (provisional, VFDA to confirm) — see Clarifications</w:t>
             </w:r>
           </w:p>
         </w:tc>
@@ -6290,8 +6358,8 @@
         </w:tc>
       </w:tr>
     </w:tbl>
-    <w:bookmarkEnd w:id="38"/>
-    <w:bookmarkStart w:id="40" w:name="Xfe89178ba2c1baf2da96240bc9850b678501375"/>
+    <w:bookmarkEnd w:id="40"/>
+    <w:bookmarkStart w:id="42" w:name="Xfe89178ba2c1baf2da96240bc9850b678501375"/>
     <w:p>
       <w:pPr>
         <w:pStyle w:val="Heading2"/>
@@ -6671,7 +6739,7 @@
         </w:tc>
       </w:tr>
     </w:tbl>
-    <w:bookmarkStart w:id="39" w:name="X0ebe4ea0055657d0fde6dddb3c03c11905d0ce8"/>
+    <w:bookmarkStart w:id="41" w:name="X0ebe4ea0055657d0fde6dddb3c03c11905d0ce8"/>
     <w:p>
       <w:pPr>
         <w:pStyle w:val="Heading3"/>
@@ -6977,9 +7045,9 @@
         </w:tc>
       </w:tr>
     </w:tbl>
-    <w:bookmarkEnd w:id="39"/>
-    <w:bookmarkEnd w:id="40"/>
-    <w:bookmarkStart w:id="41" w:name="completion-checklist"/>
+    <w:bookmarkEnd w:id="41"/>
+    <w:bookmarkEnd w:id="42"/>
+    <w:bookmarkStart w:id="43" w:name="completion-checklist"/>
     <w:p>
       <w:pPr>
         <w:pStyle w:val="Heading2"/>
@@ -6992,7 +7060,7 @@
       <w:pPr>
         <w:numPr>
           <w:ilvl w:val="0"/>
-          <w:numId w:val="1009"/>
+          <w:numId w:val="1010"/>
         </w:numPr>
         <w:pStyle w:val="Compact"/>
       </w:pPr>
@@ -7004,7 +7072,7 @@
       <w:pPr>
         <w:numPr>
           <w:ilvl w:val="0"/>
-          <w:numId w:val="1009"/>
+          <w:numId w:val="1010"/>
         </w:numPr>
         <w:pStyle w:val="Compact"/>
       </w:pPr>
@@ -7016,7 +7084,7 @@
       <w:pPr>
         <w:numPr>
           <w:ilvl w:val="0"/>
-          <w:numId w:val="1009"/>
+          <w:numId w:val="1010"/>
         </w:numPr>
         <w:pStyle w:val="Compact"/>
       </w:pPr>
@@ -7028,7 +7096,7 @@
       <w:pPr>
         <w:numPr>
           <w:ilvl w:val="0"/>
-          <w:numId w:val="1009"/>
+          <w:numId w:val="1010"/>
         </w:numPr>
         <w:pStyle w:val="Compact"/>
       </w:pPr>
@@ -7056,7 +7124,7 @@
       <w:pPr>
         <w:numPr>
           <w:ilvl w:val="0"/>
-          <w:numId w:val="1009"/>
+          <w:numId w:val="1010"/>
         </w:numPr>
         <w:pStyle w:val="Compact"/>
       </w:pPr>
@@ -7068,7 +7136,7 @@
       <w:pPr>
         <w:numPr>
           <w:ilvl w:val="0"/>
-          <w:numId w:val="1009"/>
+          <w:numId w:val="1010"/>
         </w:numPr>
         <w:pStyle w:val="Compact"/>
       </w:pPr>
@@ -7080,7 +7148,7 @@
       <w:pPr>
         <w:numPr>
           <w:ilvl w:val="0"/>
-          <w:numId w:val="1009"/>
+          <w:numId w:val="1010"/>
         </w:numPr>
         <w:pStyle w:val="Compact"/>
       </w:pPr>
@@ -7092,7 +7160,7 @@
       <w:pPr>
         <w:numPr>
           <w:ilvl w:val="0"/>
-          <w:numId w:val="1009"/>
+          <w:numId w:val="1010"/>
         </w:numPr>
         <w:pStyle w:val="Compact"/>
       </w:pPr>
@@ -7119,7 +7187,7 @@
       <w:pPr>
         <w:numPr>
           <w:ilvl w:val="0"/>
-          <w:numId w:val="1009"/>
+          <w:numId w:val="1010"/>
         </w:numPr>
         <w:pStyle w:val="Compact"/>
       </w:pPr>
@@ -7168,8 +7236,8 @@
         <w:t xml:space="preserve">, mapped onto the DBIZ2 Product Design Package. DBIZ3, VJCBI College — FTU. Group C · CINEMATCH.</w:t>
       </w:r>
     </w:p>
-    <w:bookmarkEnd w:id="41"/>
-    <w:bookmarkEnd w:id="42"/>
+    <w:bookmarkEnd w:id="43"/>
+    <w:bookmarkEnd w:id="44"/>
     <w:sectPr>
       <w:pgMar w:bottom="1020" w:left="1020" w:right="1020" w:top="1020"/>
     </w:sectPr>
@@ -7452,34 +7520,7 @@
     <w:abstractNumId w:val="991"/>
   </w:num>
   <w:num w:numId="1004">
-    <w:abstractNumId w:val="99411"/>
-    <w:lvlOverride w:ilvl="0">
-      <w:startOverride w:val="1"/>
-    </w:lvlOverride>
-    <w:lvlOverride w:ilvl="1">
-      <w:startOverride w:val="1"/>
-    </w:lvlOverride>
-    <w:lvlOverride w:ilvl="2">
-      <w:startOverride w:val="1"/>
-    </w:lvlOverride>
-    <w:lvlOverride w:ilvl="3">
-      <w:startOverride w:val="1"/>
-    </w:lvlOverride>
-    <w:lvlOverride w:ilvl="4">
-      <w:startOverride w:val="1"/>
-    </w:lvlOverride>
-    <w:lvlOverride w:ilvl="5">
-      <w:startOverride w:val="1"/>
-    </w:lvlOverride>
-    <w:lvlOverride w:ilvl="6">
-      <w:startOverride w:val="1"/>
-    </w:lvlOverride>
-    <w:lvlOverride w:ilvl="7">
-      <w:startOverride w:val="1"/>
-    </w:lvlOverride>
-    <w:lvlOverride w:ilvl="8">
-      <w:startOverride w:val="1"/>
-    </w:lvlOverride>
+    <w:abstractNumId w:val="991"/>
   </w:num>
   <w:num w:numId="1005">
     <w:abstractNumId w:val="99411"/>
@@ -7542,12 +7583,42 @@
     </w:lvlOverride>
   </w:num>
   <w:num w:numId="1007">
-    <w:abstractNumId w:val="991"/>
+    <w:abstractNumId w:val="99411"/>
+    <w:lvlOverride w:ilvl="0">
+      <w:startOverride w:val="1"/>
+    </w:lvlOverride>
+    <w:lvlOverride w:ilvl="1">
+      <w:startOverride w:val="1"/>
+    </w:lvlOverride>
+    <w:lvlOverride w:ilvl="2">
+      <w:startOverride w:val="1"/>
+    </w:lvlOverride>
+    <w:lvlOverride w:ilvl="3">
+      <w:startOverride w:val="1"/>
+    </w:lvlOverride>
+    <w:lvlOverride w:ilvl="4">
+      <w:startOverride w:val="1"/>
+    </w:lvlOverride>
+    <w:lvlOverride w:ilvl="5">
+      <w:startOverride w:val="1"/>
+    </w:lvlOverride>
+    <w:lvlOverride w:ilvl="6">
+      <w:startOverride w:val="1"/>
+    </w:lvlOverride>
+    <w:lvlOverride w:ilvl="7">
+      <w:startOverride w:val="1"/>
+    </w:lvlOverride>
+    <w:lvlOverride w:ilvl="8">
+      <w:startOverride w:val="1"/>
+    </w:lvlOverride>
   </w:num>
   <w:num w:numId="1008">
     <w:abstractNumId w:val="991"/>
   </w:num>
   <w:num w:numId="1009">
+    <w:abstractNumId w:val="991"/>
+  </w:num>
+  <w:num w:numId="1010">
     <w:abstractNumId w:val="991"/>
   </w:num>
 </w:numbering>

--- a/docs/word/specs/spec-M7.docx
+++ b/docs/word/specs/spec-M7.docx
@@ -4150,22 +4150,22 @@
               <w:rPr>
                 <w:sz w:val="17"/>
               </w:rPr>
-              <w:t xml:space="preserve">Notices are sent in VFDA's name, never directly by the producer.</w:t>
-            </w:r>
-          </w:p>
-        </w:tc>
-        <w:tc>
-          <w:tcPr/>
-          <w:p>
-            <w:pPr>
-              <w:pStyle w:val="Compact"/>
-              <w:jc w:val="left"/>
-            </w:pPr>
-            <w:r>
-              <w:rPr>
-                <w:sz w:val="17"/>
-              </w:rPr>
-              <w:t xml:space="preserve">VFDA is the relationship holder with local government.</w:t>
+              <w:t xml:space="preserve">The system never sends a notice. It drafts the notice; a VFDA staff member reviews it (SC-32); only the approved version can be downloaded, and the producer sends it to the recipient they choose (Clarifications Q1–Q3, 28/10/2026).</w:t>
+            </w:r>
+          </w:p>
+        </w:tc>
+        <w:tc>
+          <w:tcPr/>
+          <w:p>
+            <w:pPr>
+              <w:pStyle w:val="Compact"/>
+              <w:jc w:val="left"/>
+            </w:pPr>
+            <w:r>
+              <w:rPr>
+                <w:sz w:val="17"/>
+              </w:rPr>
+              <w:t xml:space="preserve">VFDA's mandate to write to provinces is unconfirmed; a human still checks every notice.</w:t>
             </w:r>
           </w:p>
         </w:tc>
@@ -4338,7 +4338,7 @@
               <w:rPr>
                 <w:sz w:val="17"/>
               </w:rPr>
-              <w:t xml:space="preserve">Consultation booking (SC-33) is offered only after VFDA has declared its staffed hours and reply time; until then SC-33 shows VFDA's contact email instead of the booking form.</w:t>
+              <w:t xml:space="preserve">In the MVP, SC-33 is a consultation request, not a slot calendar: the member sends topic and preferred times, and VFDA staff reply with a proposed time by email (Clarifications Q5, 28/10/2026). A slot calendar is offered only after VFDA declares its staffed hours.</w:t>
             </w:r>
           </w:p>
         </w:tc>
@@ -6885,37 +6885,124 @@
               <w:rPr>
                 <w:sz w:val="17"/>
               </w:rPr>
-              <w:t xml:space="preserve">Sent automatically by a database webhook (SEQ-11)</w:t>
-            </w:r>
-          </w:p>
-        </w:tc>
-        <w:tc>
-          <w:tcPr/>
-          <w:p>
-            <w:pPr>
-              <w:pStyle w:val="Compact"/>
-              <w:jc w:val="left"/>
-            </w:pPr>
-            <w:r>
-              <w:rPr>
-                <w:sz w:val="17"/>
-              </w:rPr>
-              <w:t xml:space="preserve">Drafted automatically, reviewed and sent by VFDA staff (SC-32)</w:t>
-            </w:r>
-          </w:p>
-        </w:tc>
-        <w:tc>
-          <w:tcPr/>
-          <w:p>
-            <w:pPr>
-              <w:pStyle w:val="Compact"/>
-              <w:jc w:val="left"/>
-            </w:pPr>
-            <w:r>
-              <w:rPr>
-                <w:sz w:val="17"/>
-              </w:rPr>
-              <w:t xml:space="preserve">Open — see §10</w:t>
+              <w:t xml:space="preserve">Sent automatically by a database webhook (SEQ-11); F-M7-02 sends from VFDA's domain</w:t>
+            </w:r>
+          </w:p>
+        </w:tc>
+        <w:tc>
+          <w:tcPr/>
+          <w:p>
+            <w:pPr>
+              <w:pStyle w:val="Compact"/>
+              <w:jc w:val="left"/>
+            </w:pPr>
+            <w:r>
+              <w:rPr>
+                <w:sz w:val="17"/>
+              </w:rPr>
+              <w:t xml:space="preserve">Drafted automatically, reviewed by VFDA staff (SC-32), downloaded and sent by the producer;</w:t>
+            </w:r>
+            <w:r>
+              <w:rPr>
+                <w:sz w:val="17"/>
+              </w:rPr>
+              <w:t xml:space="preserve"> </w:t>
+            </w:r>
+            <w:r>
+              <w:rPr>
+                <w:rStyle w:val="VerbatimChar"/>
+                <w:sz w:val="17"/>
+              </w:rPr>
+              <w:t xml:space="preserve">delivery_status</w:t>
+            </w:r>
+            <w:r>
+              <w:rPr>
+                <w:sz w:val="17"/>
+              </w:rPr>
+              <w:t xml:space="preserve"> </w:t>
+            </w:r>
+            <w:r>
+              <w:rPr>
+                <w:sz w:val="17"/>
+              </w:rPr>
+              <w:t xml:space="preserve">records the download, not an email (BR-001)</w:t>
+            </w:r>
+          </w:p>
+        </w:tc>
+        <w:tc>
+          <w:tcPr/>
+          <w:p>
+            <w:pPr>
+              <w:pStyle w:val="Compact"/>
+              <w:jc w:val="left"/>
+            </w:pPr>
+            <w:r>
+              <w:rPr>
+                <w:sz w:val="17"/>
+              </w:rPr>
+              <w:t xml:space="preserve">Group C decision 28/10/2026 — VFDA to confirm</w:t>
+            </w:r>
+          </w:p>
+        </w:tc>
+      </w:tr>
+      <w:tr>
+        <w:tc>
+          <w:tcPr/>
+          <w:p>
+            <w:pPr>
+              <w:pStyle w:val="Compact"/>
+              <w:jc w:val="left"/>
+            </w:pPr>
+            <w:r>
+              <w:rPr>
+                <w:sz w:val="17"/>
+              </w:rPr>
+              <w:t xml:space="preserve">Consultation booking</w:t>
+            </w:r>
+          </w:p>
+        </w:tc>
+        <w:tc>
+          <w:tcPr/>
+          <w:p>
+            <w:pPr>
+              <w:pStyle w:val="Compact"/>
+              <w:jc w:val="left"/>
+            </w:pPr>
+            <w:r>
+              <w:rPr>
+                <w:sz w:val="17"/>
+              </w:rPr>
+              <w:t xml:space="preserve">F-M7-05..07: slot booking with time zones, confirmation and reminders</w:t>
+            </w:r>
+          </w:p>
+        </w:tc>
+        <w:tc>
+          <w:tcPr/>
+          <w:p>
+            <w:pPr>
+              <w:pStyle w:val="Compact"/>
+              <w:jc w:val="left"/>
+            </w:pPr>
+            <w:r>
+              <w:rPr>
+                <w:sz w:val="17"/>
+              </w:rPr>
+              <w:t xml:space="preserve">Request + email reply in the MVP (BR-005); F-M7-05..07 kept for a later phase</w:t>
+            </w:r>
+          </w:p>
+        </w:tc>
+        <w:tc>
+          <w:tcPr/>
+          <w:p>
+            <w:pPr>
+              <w:pStyle w:val="Compact"/>
+              <w:jc w:val="left"/>
+            </w:pPr>
+            <w:r>
+              <w:rPr>
+                <w:sz w:val="17"/>
+              </w:rPr>
+              <w:t xml:space="preserve">Group C decision 28/10/2026 — VFDA to confirm</w:t>
             </w:r>
           </w:p>
         </w:tc>
